--- a/mode_docx_gen/pmi_mtz/template.docx
+++ b/mode_docx_gen/pmi_mtz/template.docx
@@ -150,7 +150,25 @@
               <w:rPr>
                 <w:sz w:val="22"/>
               </w:rPr>
-              <w:t>Микропроцессорное устройство защиты и автоматики отходящего присоединения «ЮНИТ-М300-Т2»</w:t>
+              <w:t xml:space="preserve">Микропроцессорное устройство защиты и автоматики </w:t>
+            </w:r>
+            <w:r>
+              <w:rPr>
+                <w:sz w:val="22"/>
+              </w:rPr>
+              <w:t>трансформатора</w:t>
+            </w:r>
+            <w:r>
+              <w:rPr>
+                <w:sz w:val="22"/>
+              </w:rPr>
+              <w:t xml:space="preserve"> «ЮНИТ-М300-Т</w:t>
+            </w:r>
+            <w:r>
+              <w:rPr>
+                <w:sz w:val="22"/>
+              </w:rPr>
+              <w:t>»</w:t>
             </w:r>
           </w:p>
         </w:tc>
@@ -205,23 +223,20 @@
             <w:r>
               <w:rPr>
                 <w:sz w:val="22"/>
-                <w:highlight w:val="yellow"/>
               </w:rPr>
               <w:t>ЮНИТ-М319-</w:t>
             </w:r>
             <w:r>
               <w:rPr>
                 <w:sz w:val="22"/>
-                <w:highlight w:val="red"/>
-              </w:rPr>
-              <w:t>ОЛ</w:t>
+              </w:rPr>
+              <w:t>Т</w:t>
             </w:r>
             <w:r>
               <w:rPr>
                 <w:sz w:val="22"/>
-                <w:highlight w:val="yellow"/>
-              </w:rPr>
-              <w:t>-Р02с-B021-В021-В001-К001-К003-M046-5400-x-C02.00</w:t>
+              </w:rPr>
+              <w:t>-Р02с_________________________________________</w:t>
             </w:r>
           </w:p>
         </w:tc>
@@ -451,7 +466,7 @@
       <w:r>
         <w:fldChar w:fldCharType="separate"/>
       </w:r>
-      <w:hyperlink w:anchor="_Toc192675546" w:history="1">
+      <w:hyperlink w:anchor="_Toc202270349" w:history="1">
         <w:r>
           <w:rPr>
             <w:rStyle w:val="af4"/>
@@ -495,7 +510,7 @@
             <w:noProof/>
             <w:webHidden/>
           </w:rPr>
-          <w:instrText xml:space="preserve"> PAGEREF _Toc192675546 \h </w:instrText>
+          <w:instrText xml:space="preserve"> PAGEREF _Toc202270349 \h </w:instrText>
         </w:r>
         <w:r>
           <w:rPr>
@@ -529,9 +544,6 @@
     <w:p>
       <w:pPr>
         <w:pStyle w:val="22"/>
-        <w:tabs>
-          <w:tab w:val="left" w:pos="1100"/>
-        </w:tabs>
         <w:rPr>
           <w:rFonts w:asciiTheme="minorHAnsi" w:eastAsiaTheme="minorEastAsia" w:hAnsiTheme="minorHAnsi"/>
           <w:noProof/>
@@ -540,30 +552,13 @@
           <w:lang w:val="en-US"/>
         </w:rPr>
       </w:pPr>
-      <w:hyperlink w:anchor="_Toc192675547" w:history="1">
+      <w:hyperlink w:anchor="_Toc202270350" w:history="1">
         <w:r>
           <w:rPr>
             <w:rStyle w:val="af4"/>
             <w:noProof/>
           </w:rPr>
-          <w:t>1.1</w:t>
-        </w:r>
-        <w:r>
-          <w:rPr>
-            <w:rFonts w:asciiTheme="minorHAnsi" w:eastAsiaTheme="minorEastAsia" w:hAnsiTheme="minorHAnsi"/>
-            <w:noProof/>
-            <w:color w:val="auto"/>
-            <w:sz w:val="22"/>
-            <w:lang w:val="en-US"/>
-          </w:rPr>
-          <w:tab/>
-        </w:r>
-        <w:r>
-          <w:rPr>
-            <w:rStyle w:val="af4"/>
-            <w:noProof/>
-          </w:rPr>
-          <w:t>Цель проведения испытаний</w:t>
+          <w:t>1.1 Цель проведения испытаний</w:t>
         </w:r>
         <w:r>
           <w:rPr>
@@ -584,7 +579,7 @@
             <w:noProof/>
             <w:webHidden/>
           </w:rPr>
-          <w:instrText xml:space="preserve"> PAGEREF _Toc192675547 \h </w:instrText>
+          <w:instrText xml:space="preserve"> PAGEREF _Toc202270350 \h </w:instrText>
         </w:r>
         <w:r>
           <w:rPr>
@@ -618,9 +613,6 @@
     <w:p>
       <w:pPr>
         <w:pStyle w:val="22"/>
-        <w:tabs>
-          <w:tab w:val="left" w:pos="1100"/>
-        </w:tabs>
         <w:rPr>
           <w:rFonts w:asciiTheme="minorHAnsi" w:eastAsiaTheme="minorEastAsia" w:hAnsiTheme="minorHAnsi"/>
           <w:noProof/>
@@ -629,30 +621,13 @@
           <w:lang w:val="en-US"/>
         </w:rPr>
       </w:pPr>
-      <w:hyperlink w:anchor="_Toc192675548" w:history="1">
+      <w:hyperlink w:anchor="_Toc202270351" w:history="1">
         <w:r>
           <w:rPr>
             <w:rStyle w:val="af4"/>
             <w:noProof/>
           </w:rPr>
-          <w:t>1.2</w:t>
-        </w:r>
-        <w:r>
-          <w:rPr>
-            <w:rFonts w:asciiTheme="minorHAnsi" w:eastAsiaTheme="minorEastAsia" w:hAnsiTheme="minorHAnsi"/>
-            <w:noProof/>
-            <w:color w:val="auto"/>
-            <w:sz w:val="22"/>
-            <w:lang w:val="en-US"/>
-          </w:rPr>
-          <w:tab/>
-        </w:r>
-        <w:r>
-          <w:rPr>
-            <w:rStyle w:val="af4"/>
-            <w:noProof/>
-          </w:rPr>
-          <w:t>Место проведения испытаний</w:t>
+          <w:t>1.2 Место проведения испытаний</w:t>
         </w:r>
         <w:r>
           <w:rPr>
@@ -673,7 +648,7 @@
             <w:noProof/>
             <w:webHidden/>
           </w:rPr>
-          <w:instrText xml:space="preserve"> PAGEREF _Toc192675548 \h </w:instrText>
+          <w:instrText xml:space="preserve"> PAGEREF _Toc202270351 \h </w:instrText>
         </w:r>
         <w:r>
           <w:rPr>
@@ -707,9 +682,6 @@
     <w:p>
       <w:pPr>
         <w:pStyle w:val="22"/>
-        <w:tabs>
-          <w:tab w:val="left" w:pos="1100"/>
-        </w:tabs>
         <w:rPr>
           <w:rFonts w:asciiTheme="minorHAnsi" w:eastAsiaTheme="minorEastAsia" w:hAnsiTheme="minorHAnsi"/>
           <w:noProof/>
@@ -718,30 +690,13 @@
           <w:lang w:val="en-US"/>
         </w:rPr>
       </w:pPr>
-      <w:hyperlink w:anchor="_Toc192675549" w:history="1">
+      <w:hyperlink w:anchor="_Toc202270352" w:history="1">
         <w:r>
           <w:rPr>
             <w:rStyle w:val="af4"/>
             <w:noProof/>
           </w:rPr>
-          <w:t>1.3</w:t>
-        </w:r>
-        <w:r>
-          <w:rPr>
-            <w:rFonts w:asciiTheme="minorHAnsi" w:eastAsiaTheme="minorEastAsia" w:hAnsiTheme="minorHAnsi"/>
-            <w:noProof/>
-            <w:color w:val="auto"/>
-            <w:sz w:val="22"/>
-            <w:lang w:val="en-US"/>
-          </w:rPr>
-          <w:tab/>
-        </w:r>
-        <w:r>
-          <w:rPr>
-            <w:rStyle w:val="af4"/>
-            <w:noProof/>
-          </w:rPr>
-          <w:t>Информация об объекте испытаний</w:t>
+          <w:t>1.3 Информация об объекте испытаний</w:t>
         </w:r>
         <w:r>
           <w:rPr>
@@ -762,7 +717,7 @@
             <w:noProof/>
             <w:webHidden/>
           </w:rPr>
-          <w:instrText xml:space="preserve"> PAGEREF _Toc192675549 \h </w:instrText>
+          <w:instrText xml:space="preserve"> PAGEREF _Toc202270352 \h </w:instrText>
         </w:r>
         <w:r>
           <w:rPr>
@@ -796,9 +751,6 @@
     <w:p>
       <w:pPr>
         <w:pStyle w:val="22"/>
-        <w:tabs>
-          <w:tab w:val="left" w:pos="1100"/>
-        </w:tabs>
         <w:rPr>
           <w:rFonts w:asciiTheme="minorHAnsi" w:eastAsiaTheme="minorEastAsia" w:hAnsiTheme="minorHAnsi"/>
           <w:noProof/>
@@ -807,30 +759,13 @@
           <w:lang w:val="en-US"/>
         </w:rPr>
       </w:pPr>
-      <w:hyperlink w:anchor="_Toc192675550" w:history="1">
+      <w:hyperlink w:anchor="_Toc202270353" w:history="1">
         <w:r>
           <w:rPr>
             <w:rStyle w:val="af4"/>
             <w:noProof/>
           </w:rPr>
-          <w:t>1.4</w:t>
-        </w:r>
-        <w:r>
-          <w:rPr>
-            <w:rFonts w:asciiTheme="minorHAnsi" w:eastAsiaTheme="minorEastAsia" w:hAnsiTheme="minorHAnsi"/>
-            <w:noProof/>
-            <w:color w:val="auto"/>
-            <w:sz w:val="22"/>
-            <w:lang w:val="en-US"/>
-          </w:rPr>
-          <w:tab/>
-        </w:r>
-        <w:r>
-          <w:rPr>
-            <w:rStyle w:val="af4"/>
-            <w:noProof/>
-          </w:rPr>
-          <w:t>Период проведения испытаний</w:t>
+          <w:t>1.4 Период проведения испытаний</w:t>
         </w:r>
         <w:r>
           <w:rPr>
@@ -851,7 +786,7 @@
             <w:noProof/>
             <w:webHidden/>
           </w:rPr>
-          <w:instrText xml:space="preserve"> PAGEREF _Toc192675550 \h </w:instrText>
+          <w:instrText xml:space="preserve"> PAGEREF _Toc202270353 \h </w:instrText>
         </w:r>
         <w:r>
           <w:rPr>
@@ -885,9 +820,6 @@
     <w:p>
       <w:pPr>
         <w:pStyle w:val="22"/>
-        <w:tabs>
-          <w:tab w:val="left" w:pos="1100"/>
-        </w:tabs>
         <w:rPr>
           <w:rFonts w:asciiTheme="minorHAnsi" w:eastAsiaTheme="minorEastAsia" w:hAnsiTheme="minorHAnsi"/>
           <w:noProof/>
@@ -896,30 +828,13 @@
           <w:lang w:val="en-US"/>
         </w:rPr>
       </w:pPr>
-      <w:hyperlink w:anchor="_Toc192675551" w:history="1">
+      <w:hyperlink w:anchor="_Toc202270354" w:history="1">
         <w:r>
           <w:rPr>
             <w:rStyle w:val="af4"/>
             <w:noProof/>
           </w:rPr>
-          <w:t>1.5</w:t>
-        </w:r>
-        <w:r>
-          <w:rPr>
-            <w:rFonts w:asciiTheme="minorHAnsi" w:eastAsiaTheme="minorEastAsia" w:hAnsiTheme="minorHAnsi"/>
-            <w:noProof/>
-            <w:color w:val="auto"/>
-            <w:sz w:val="22"/>
-            <w:lang w:val="en-US"/>
-          </w:rPr>
-          <w:tab/>
-        </w:r>
-        <w:r>
-          <w:rPr>
-            <w:rStyle w:val="af4"/>
-            <w:noProof/>
-          </w:rPr>
-          <w:t>Условия проведения испытаний и измерений</w:t>
+          <w:t>1.5 Условия проведения испытаний и измерений</w:t>
         </w:r>
         <w:r>
           <w:rPr>
@@ -940,7 +855,7 @@
             <w:noProof/>
             <w:webHidden/>
           </w:rPr>
-          <w:instrText xml:space="preserve"> PAGEREF _Toc192675551 \h </w:instrText>
+          <w:instrText xml:space="preserve"> PAGEREF _Toc202270354 \h </w:instrText>
         </w:r>
         <w:r>
           <w:rPr>
@@ -974,9 +889,6 @@
     <w:p>
       <w:pPr>
         <w:pStyle w:val="22"/>
-        <w:tabs>
-          <w:tab w:val="left" w:pos="1100"/>
-        </w:tabs>
         <w:rPr>
           <w:rFonts w:asciiTheme="minorHAnsi" w:eastAsiaTheme="minorEastAsia" w:hAnsiTheme="minorHAnsi"/>
           <w:noProof/>
@@ -985,30 +897,13 @@
           <w:lang w:val="en-US"/>
         </w:rPr>
       </w:pPr>
-      <w:hyperlink w:anchor="_Toc192675552" w:history="1">
+      <w:hyperlink w:anchor="_Toc202270355" w:history="1">
         <w:r>
           <w:rPr>
             <w:rStyle w:val="af4"/>
             <w:noProof/>
           </w:rPr>
-          <w:t>1.6</w:t>
-        </w:r>
-        <w:r>
-          <w:rPr>
-            <w:rFonts w:asciiTheme="minorHAnsi" w:eastAsiaTheme="minorEastAsia" w:hAnsiTheme="minorHAnsi"/>
-            <w:noProof/>
-            <w:color w:val="auto"/>
-            <w:sz w:val="22"/>
-            <w:lang w:val="en-US"/>
-          </w:rPr>
-          <w:tab/>
-        </w:r>
-        <w:r>
-          <w:rPr>
-            <w:rStyle w:val="af4"/>
-            <w:noProof/>
-          </w:rPr>
-          <w:t>Нормативная документация</w:t>
+          <w:t>1.6 Нормативная документация</w:t>
         </w:r>
         <w:r>
           <w:rPr>
@@ -1029,7 +924,7 @@
             <w:noProof/>
             <w:webHidden/>
           </w:rPr>
-          <w:instrText xml:space="preserve"> PAGEREF _Toc192675552 \h </w:instrText>
+          <w:instrText xml:space="preserve"> PAGEREF _Toc202270355 \h </w:instrText>
         </w:r>
         <w:r>
           <w:rPr>
@@ -1063,9 +958,6 @@
     <w:p>
       <w:pPr>
         <w:pStyle w:val="22"/>
-        <w:tabs>
-          <w:tab w:val="left" w:pos="1100"/>
-        </w:tabs>
         <w:rPr>
           <w:rFonts w:asciiTheme="minorHAnsi" w:eastAsiaTheme="minorEastAsia" w:hAnsiTheme="minorHAnsi"/>
           <w:noProof/>
@@ -1074,30 +966,13 @@
           <w:lang w:val="en-US"/>
         </w:rPr>
       </w:pPr>
-      <w:hyperlink w:anchor="_Toc192675553" w:history="1">
+      <w:hyperlink w:anchor="_Toc202270356" w:history="1">
         <w:r>
           <w:rPr>
             <w:rStyle w:val="af4"/>
             <w:noProof/>
           </w:rPr>
-          <w:t>1.7</w:t>
-        </w:r>
-        <w:r>
-          <w:rPr>
-            <w:rFonts w:asciiTheme="minorHAnsi" w:eastAsiaTheme="minorEastAsia" w:hAnsiTheme="minorHAnsi"/>
-            <w:noProof/>
-            <w:color w:val="auto"/>
-            <w:sz w:val="22"/>
-            <w:lang w:val="en-US"/>
-          </w:rPr>
-          <w:tab/>
-        </w:r>
-        <w:r>
-          <w:rPr>
-            <w:rStyle w:val="af4"/>
-            <w:noProof/>
-          </w:rPr>
-          <w:t>Перечень используемых средств измерений (СИ), испытательного оборудования (ИО) и вспомогательного оборудования (ВО)</w:t>
+          <w:t>1.7 Перечень используемых средств измерений (СИ), испытательного оборудования (ИО) и вспомогательного оборудования (ВО)</w:t>
         </w:r>
         <w:r>
           <w:rPr>
@@ -1118,7 +993,7 @@
             <w:noProof/>
             <w:webHidden/>
           </w:rPr>
-          <w:instrText xml:space="preserve"> PAGEREF _Toc192675553 \h </w:instrText>
+          <w:instrText xml:space="preserve"> PAGEREF _Toc202270356 \h </w:instrText>
         </w:r>
         <w:r>
           <w:rPr>
@@ -1164,7 +1039,7 @@
           <w:lang w:val="en-US"/>
         </w:rPr>
       </w:pPr>
-      <w:hyperlink w:anchor="_Toc192675554" w:history="1">
+      <w:hyperlink w:anchor="_Toc202270357" w:history="1">
         <w:r>
           <w:rPr>
             <w:rStyle w:val="af4"/>
@@ -1208,7 +1083,7 @@
             <w:noProof/>
             <w:webHidden/>
           </w:rPr>
-          <w:instrText xml:space="preserve"> PAGEREF _Toc192675554 \h </w:instrText>
+          <w:instrText xml:space="preserve"> PAGEREF _Toc202270357 \h </w:instrText>
         </w:r>
         <w:r>
           <w:rPr>
@@ -1242,9 +1117,6 @@
     <w:p>
       <w:pPr>
         <w:pStyle w:val="22"/>
-        <w:tabs>
-          <w:tab w:val="left" w:pos="1100"/>
-        </w:tabs>
         <w:rPr>
           <w:rFonts w:asciiTheme="minorHAnsi" w:eastAsiaTheme="minorEastAsia" w:hAnsiTheme="minorHAnsi"/>
           <w:noProof/>
@@ -1253,30 +1125,13 @@
           <w:lang w:val="en-US"/>
         </w:rPr>
       </w:pPr>
-      <w:hyperlink w:anchor="_Toc192675555" w:history="1">
+      <w:hyperlink w:anchor="_Toc202270358" w:history="1">
         <w:r>
           <w:rPr>
             <w:rStyle w:val="af4"/>
             <w:noProof/>
           </w:rPr>
-          <w:t>2.1</w:t>
-        </w:r>
-        <w:r>
-          <w:rPr>
-            <w:rFonts w:asciiTheme="minorHAnsi" w:eastAsiaTheme="minorEastAsia" w:hAnsiTheme="minorHAnsi"/>
-            <w:noProof/>
-            <w:color w:val="auto"/>
-            <w:sz w:val="22"/>
-            <w:lang w:val="en-US"/>
-          </w:rPr>
-          <w:tab/>
-        </w:r>
-        <w:r>
-          <w:rPr>
-            <w:rStyle w:val="af4"/>
-            <w:noProof/>
-          </w:rPr>
-          <w:t>Подключение аналоговых цепей к устройству</w:t>
+          <w:t>2.1 Цель испытаний</w:t>
         </w:r>
         <w:r>
           <w:rPr>
@@ -1297,7 +1152,7 @@
             <w:noProof/>
             <w:webHidden/>
           </w:rPr>
-          <w:instrText xml:space="preserve"> PAGEREF _Toc192675555 \h </w:instrText>
+          <w:instrText xml:space="preserve"> PAGEREF _Toc202270358 \h </w:instrText>
         </w:r>
         <w:r>
           <w:rPr>
@@ -1331,9 +1186,6 @@
     <w:p>
       <w:pPr>
         <w:pStyle w:val="22"/>
-        <w:tabs>
-          <w:tab w:val="left" w:pos="1100"/>
-        </w:tabs>
         <w:rPr>
           <w:rFonts w:asciiTheme="minorHAnsi" w:eastAsiaTheme="minorEastAsia" w:hAnsiTheme="minorHAnsi"/>
           <w:noProof/>
@@ -1342,30 +1194,13 @@
           <w:lang w:val="en-US"/>
         </w:rPr>
       </w:pPr>
-      <w:hyperlink w:anchor="_Toc192675556" w:history="1">
+      <w:hyperlink w:anchor="_Toc202270359" w:history="1">
         <w:r>
           <w:rPr>
             <w:rStyle w:val="af4"/>
             <w:noProof/>
           </w:rPr>
-          <w:t>2.2</w:t>
-        </w:r>
-        <w:r>
-          <w:rPr>
-            <w:rFonts w:asciiTheme="minorHAnsi" w:eastAsiaTheme="minorEastAsia" w:hAnsiTheme="minorHAnsi"/>
-            <w:noProof/>
-            <w:color w:val="auto"/>
-            <w:sz w:val="22"/>
-            <w:lang w:val="en-US"/>
-          </w:rPr>
-          <w:tab/>
-        </w:r>
-        <w:r>
-          <w:rPr>
-            <w:rStyle w:val="af4"/>
-            <w:noProof/>
-          </w:rPr>
-          <w:t>Подключение дискретных входных и выходных цепей устройства</w:t>
+          <w:t>2.2 Подключение испытательной установки к устройству</w:t>
         </w:r>
         <w:r>
           <w:rPr>
@@ -1386,7 +1221,7 @@
             <w:noProof/>
             <w:webHidden/>
           </w:rPr>
-          <w:instrText xml:space="preserve"> PAGEREF _Toc192675556 \h </w:instrText>
+          <w:instrText xml:space="preserve"> PAGEREF _Toc202270359 \h </w:instrText>
         </w:r>
         <w:r>
           <w:rPr>
@@ -1420,9 +1255,6 @@
     <w:p>
       <w:pPr>
         <w:pStyle w:val="22"/>
-        <w:tabs>
-          <w:tab w:val="left" w:pos="1100"/>
-        </w:tabs>
         <w:rPr>
           <w:rFonts w:asciiTheme="minorHAnsi" w:eastAsiaTheme="minorEastAsia" w:hAnsiTheme="minorHAnsi"/>
           <w:noProof/>
@@ -1431,30 +1263,27 @@
           <w:lang w:val="en-US"/>
         </w:rPr>
       </w:pPr>
-      <w:hyperlink w:anchor="_Toc192675557" w:history="1">
+      <w:hyperlink w:anchor="_Toc202270360" w:history="1">
         <w:r>
           <w:rPr>
             <w:rStyle w:val="af4"/>
             <w:noProof/>
           </w:rPr>
-          <w:t>2.3</w:t>
-        </w:r>
-        <w:r>
-          <w:rPr>
-            <w:rFonts w:asciiTheme="minorHAnsi" w:eastAsiaTheme="minorEastAsia" w:hAnsiTheme="minorHAnsi"/>
-            <w:noProof/>
-            <w:color w:val="auto"/>
-            <w:sz w:val="22"/>
-            <w:lang w:val="en-US"/>
-          </w:rPr>
-          <w:tab/>
+          <w:t>2.3 Назначение дискретных вхо</w:t>
         </w:r>
         <w:r>
           <w:rPr>
             <w:rStyle w:val="af4"/>
             <w:noProof/>
           </w:rPr>
-          <w:t>Проверка функциональных клавиш и светодиодов</w:t>
+          <w:t>д</w:t>
+        </w:r>
+        <w:r>
+          <w:rPr>
+            <w:rStyle w:val="af4"/>
+            <w:noProof/>
+          </w:rPr>
+          <w:t>ов устройства ЮНИТ-М300</w:t>
         </w:r>
         <w:r>
           <w:rPr>
@@ -1475,7 +1304,7 @@
             <w:noProof/>
             <w:webHidden/>
           </w:rPr>
-          <w:instrText xml:space="preserve"> PAGEREF _Toc192675557 \h </w:instrText>
+          <w:instrText xml:space="preserve"> PAGEREF _Toc202270360 \h </w:instrText>
         </w:r>
         <w:r>
           <w:rPr>
@@ -1495,7 +1324,7 @@
             <w:noProof/>
             <w:webHidden/>
           </w:rPr>
-          <w:t>6</w:t>
+          <w:t>7</w:t>
         </w:r>
         <w:r>
           <w:rPr>
@@ -1509,9 +1338,6 @@
     <w:p>
       <w:pPr>
         <w:pStyle w:val="22"/>
-        <w:tabs>
-          <w:tab w:val="left" w:pos="1100"/>
-        </w:tabs>
         <w:rPr>
           <w:rFonts w:asciiTheme="minorHAnsi" w:eastAsiaTheme="minorEastAsia" w:hAnsiTheme="minorHAnsi"/>
           <w:noProof/>
@@ -1520,30 +1346,13 @@
           <w:lang w:val="en-US"/>
         </w:rPr>
       </w:pPr>
-      <w:hyperlink w:anchor="_Toc192675558" w:history="1">
+      <w:hyperlink w:anchor="_Toc202270361" w:history="1">
         <w:r>
           <w:rPr>
             <w:rStyle w:val="af4"/>
             <w:noProof/>
           </w:rPr>
-          <w:t>2.4</w:t>
-        </w:r>
-        <w:r>
-          <w:rPr>
-            <w:rFonts w:asciiTheme="minorHAnsi" w:eastAsiaTheme="minorEastAsia" w:hAnsiTheme="minorHAnsi"/>
-            <w:noProof/>
-            <w:color w:val="auto"/>
-            <w:sz w:val="22"/>
-            <w:lang w:val="en-US"/>
-          </w:rPr>
-          <w:tab/>
-        </w:r>
-        <w:r>
-          <w:rPr>
-            <w:rStyle w:val="af4"/>
-            <w:noProof/>
-          </w:rPr>
-          <w:t>Проверка взаимодействия функций блоков МТЗ, КЦН НН1, КЦН НН2,</w:t>
+          <w:t>2.4 Назначение выходных реле устройств ЮНИТ-М300</w:t>
         </w:r>
         <w:r>
           <w:rPr>
@@ -1564,7 +1373,7 @@
             <w:noProof/>
             <w:webHidden/>
           </w:rPr>
-          <w:instrText xml:space="preserve"> PAGEREF _Toc192675558 \h </w:instrText>
+          <w:instrText xml:space="preserve"> PAGEREF _Toc202270361 \h </w:instrText>
         </w:r>
         <w:r>
           <w:rPr>
@@ -1584,7 +1393,7 @@
             <w:noProof/>
             <w:webHidden/>
           </w:rPr>
-          <w:t>8</w:t>
+          <w:t>9</w:t>
         </w:r>
         <w:r>
           <w:rPr>
@@ -1645,7 +1454,7 @@
         <w:lastRenderedPageBreak/>
         <w:tab/>
       </w:r>
-      <w:bookmarkStart w:id="0" w:name="_Toc192675546"/>
+      <w:bookmarkStart w:id="0" w:name="_Toc202270349"/>
       <w:r>
         <w:t>ОБЩИЕ СВЕДЕНИЯ</w:t>
       </w:r>
@@ -1655,7 +1464,7 @@
       <w:pPr>
         <w:pStyle w:val="2"/>
       </w:pPr>
-      <w:bookmarkStart w:id="1" w:name="_Toc192675547"/>
+      <w:bookmarkStart w:id="1" w:name="_Toc202270350"/>
       <w:r>
         <w:t>Цель проведения испытаний</w:t>
       </w:r>
@@ -1666,14 +1475,35 @@
         <w:pStyle w:val="a5"/>
       </w:pPr>
       <w:r>
-        <w:t>Проверка функциональной схемы устройства ЮНИТ-М300-Т2 в части функции МТЗ.</w:t>
+        <w:t>Проверка и подтверждение соответствия взаимосвязей функциональны</w:t>
+      </w:r>
+      <w:r>
+        <w:t>х блоков устройства ЮНИТ-М300-Т</w:t>
+      </w:r>
+      <w:r>
+        <w:t xml:space="preserve"> согласованной функциональной схеме устройства (далее ФСУ) </w:t>
+      </w:r>
+      <w:r>
+        <w:rPr>
+          <w:highlight w:val="yellow"/>
+        </w:rPr>
+        <w:t>версии 2.1</w:t>
+      </w:r>
+      <w:r>
+        <w:t xml:space="preserve"> в части ФБ </w:t>
+      </w:r>
+      <w:r>
+        <w:t>МТЗ</w:t>
+      </w:r>
+      <w:r>
+        <w:t>.</w:t>
       </w:r>
     </w:p>
     <w:p>
       <w:pPr>
         <w:pStyle w:val="2"/>
       </w:pPr>
-      <w:bookmarkStart w:id="2" w:name="_Toc192675548"/>
+      <w:bookmarkStart w:id="2" w:name="_Toc202270351"/>
       <w:r>
         <w:t>Место</w:t>
       </w:r>
@@ -1820,7 +1650,7 @@
       <w:pPr>
         <w:pStyle w:val="2"/>
       </w:pPr>
-      <w:bookmarkStart w:id="3" w:name="_Toc192675549"/>
+      <w:bookmarkStart w:id="3" w:name="_Toc202270352"/>
       <w:r>
         <w:t>Информация об объекте испытаний</w:t>
       </w:r>
@@ -1945,7 +1775,13 @@
               <w:jc w:val="left"/>
             </w:pPr>
             <w:r>
-              <w:t>Микропроцессорное устройство защиты отходящей линии «ЮНИТ-М300-Т2»,</w:t>
+              <w:t>Микропроцессорное устройство защи</w:t>
+            </w:r>
+            <w:r>
+              <w:t>ты отходящей линии «ЮНИТ-М300-Т</w:t>
+            </w:r>
+            <w:r>
+              <w:t>»,</w:t>
             </w:r>
           </w:p>
           <w:p>
@@ -1956,7 +1792,13 @@
               <w:rPr>
                 <w:highlight w:val="yellow"/>
               </w:rPr>
-              <w:t>Модель ЮНИТ-М314-Т2-Р02с-B021-В021-В001-К001-К003-M046-5400-x-C02.00,</w:t>
+              <w:t>Модель ЮНИТ-М314-Т</w:t>
+            </w:r>
+            <w:r>
+              <w:rPr>
+                <w:highlight w:val="yellow"/>
+              </w:rPr>
+              <w:t>-Р02с-B021-В021-В001-К001-К003-M046-5400-x-C02.00,</w:t>
             </w:r>
           </w:p>
           <w:p>
@@ -2158,7 +2000,7 @@
       <w:pPr>
         <w:pStyle w:val="2"/>
       </w:pPr>
-      <w:bookmarkStart w:id="4" w:name="_Toc192675550"/>
+      <w:bookmarkStart w:id="4" w:name="_Toc202270353"/>
       <w:r>
         <w:t>Период проведения испытаний</w:t>
       </w:r>
@@ -2185,7 +2027,7 @@
       <w:pPr>
         <w:pStyle w:val="2"/>
       </w:pPr>
-      <w:bookmarkStart w:id="5" w:name="_Toc192675551"/>
+      <w:bookmarkStart w:id="5" w:name="_Toc202270354"/>
       <w:r>
         <w:t>Условия проведения испытаний и измерений</w:t>
       </w:r>
@@ -2203,7 +2045,7 @@
       <w:pPr>
         <w:pStyle w:val="2"/>
       </w:pPr>
-      <w:bookmarkStart w:id="6" w:name="_Toc192675552"/>
+      <w:bookmarkStart w:id="6" w:name="_Toc202270355"/>
       <w:r>
         <w:t>Нормативная документация</w:t>
       </w:r>
@@ -2214,19 +2056,45 @@
         <w:pStyle w:val="a5"/>
       </w:pPr>
       <w:r>
+        <w:t xml:space="preserve">1. СТО 56947007-33.040.20.296-2019 </w:t>
+      </w:r>
+      <w:r>
+        <w:t>Типовые шкафы ШЭТ и ОЭТ 6-35 кВ. Архитектура I типа</w:t>
+      </w:r>
+      <w:r>
+        <w:t>, ПАО «ФСК ЕЭС».</w:t>
+      </w:r>
+    </w:p>
+    <w:p>
+      <w:pPr>
+        <w:pStyle w:val="a5"/>
+      </w:pPr>
+      <w:r>
+        <w:lastRenderedPageBreak/>
+        <w:t xml:space="preserve">2. СТО 56947007-33.040.20.297-2019 </w:t>
+      </w:r>
+      <w:r>
+        <w:t>Типовые шкафы ШЭТ и ОЭТ 6-35 кВ. Архитектура I</w:t>
+      </w:r>
+      <w:r>
         <w:rPr>
-          <w:highlight w:val="yellow"/>
+          <w:lang w:val="en-US"/>
         </w:rPr>
-        <w:t>(указать НТД и др. документы, на соответствие требованиям которых проводились испытания)</w:t>
+        <w:t>I</w:t>
+      </w:r>
+      <w:r>
+        <w:t xml:space="preserve"> типа</w:t>
+      </w:r>
+      <w:r>
+        <w:t>, ПАО «ФСК ЕЭС».</w:t>
       </w:r>
     </w:p>
     <w:p>
       <w:pPr>
         <w:pStyle w:val="2"/>
       </w:pPr>
-      <w:bookmarkStart w:id="7" w:name="_Toc192675553"/>
+      <w:bookmarkStart w:id="7" w:name="_Toc202270356"/>
       <w:r>
-        <w:lastRenderedPageBreak/>
         <w:t>Перечень используемых средств измерений (СИ), испытательного оборудования (ИО) и вспомогательного оборудования (ВО)</w:t>
       </w:r>
       <w:bookmarkEnd w:id="7"/>
@@ -2593,58 +2461,6 @@
           <w:p/>
         </w:tc>
       </w:tr>
-      <w:tr>
-        <w:tc>
-          <w:tcPr>
-            <w:tcW w:w="3681" w:type="dxa"/>
-          </w:tcPr>
-          <w:p/>
-        </w:tc>
-        <w:tc>
-          <w:tcPr>
-            <w:tcW w:w="2835" w:type="dxa"/>
-          </w:tcPr>
-          <w:p/>
-        </w:tc>
-        <w:tc>
-          <w:tcPr>
-            <w:tcW w:w="1559" w:type="dxa"/>
-          </w:tcPr>
-          <w:p/>
-        </w:tc>
-        <w:tc>
-          <w:tcPr>
-            <w:tcW w:w="1559" w:type="dxa"/>
-          </w:tcPr>
-          <w:p/>
-        </w:tc>
-      </w:tr>
-      <w:tr>
-        <w:tc>
-          <w:tcPr>
-            <w:tcW w:w="3681" w:type="dxa"/>
-          </w:tcPr>
-          <w:p/>
-        </w:tc>
-        <w:tc>
-          <w:tcPr>
-            <w:tcW w:w="2835" w:type="dxa"/>
-          </w:tcPr>
-          <w:p/>
-        </w:tc>
-        <w:tc>
-          <w:tcPr>
-            <w:tcW w:w="1559" w:type="dxa"/>
-          </w:tcPr>
-          <w:p/>
-        </w:tc>
-        <w:tc>
-          <w:tcPr>
-            <w:tcW w:w="1559" w:type="dxa"/>
-          </w:tcPr>
-          <w:p/>
-        </w:tc>
-      </w:tr>
     </w:tbl>
     <w:p>
       <w:pPr>
@@ -2746,58 +2562,6 @@
               <w:t>Дата очередной поверки</w:t>
             </w:r>
           </w:p>
-        </w:tc>
-      </w:tr>
-      <w:tr>
-        <w:tc>
-          <w:tcPr>
-            <w:tcW w:w="3681" w:type="dxa"/>
-          </w:tcPr>
-          <w:p/>
-        </w:tc>
-        <w:tc>
-          <w:tcPr>
-            <w:tcW w:w="2835" w:type="dxa"/>
-          </w:tcPr>
-          <w:p/>
-        </w:tc>
-        <w:tc>
-          <w:tcPr>
-            <w:tcW w:w="1559" w:type="dxa"/>
-          </w:tcPr>
-          <w:p/>
-        </w:tc>
-        <w:tc>
-          <w:tcPr>
-            <w:tcW w:w="1559" w:type="dxa"/>
-          </w:tcPr>
-          <w:p/>
-        </w:tc>
-      </w:tr>
-      <w:tr>
-        <w:tc>
-          <w:tcPr>
-            <w:tcW w:w="3681" w:type="dxa"/>
-          </w:tcPr>
-          <w:p/>
-        </w:tc>
-        <w:tc>
-          <w:tcPr>
-            <w:tcW w:w="2835" w:type="dxa"/>
-          </w:tcPr>
-          <w:p/>
-        </w:tc>
-        <w:tc>
-          <w:tcPr>
-            <w:tcW w:w="1559" w:type="dxa"/>
-          </w:tcPr>
-          <w:p/>
-        </w:tc>
-        <w:tc>
-          <w:tcPr>
-            <w:tcW w:w="1559" w:type="dxa"/>
-          </w:tcPr>
-          <w:p/>
         </w:tc>
       </w:tr>
       <w:tr>
@@ -3735,7 +3499,7 @@
       <w:pPr>
         <w:pStyle w:val="1"/>
       </w:pPr>
-      <w:bookmarkStart w:id="8" w:name="_Toc192675554"/>
+      <w:bookmarkStart w:id="8" w:name="_Toc202270357"/>
       <w:r>
         <w:lastRenderedPageBreak/>
         <w:t>ПРОГРАММА И МЕТОДИКИ ПРОВЕДЕНИЯ ИСПЫТАНИЙ</w:t>
@@ -3746,54 +3510,97 @@
       <w:pPr>
         <w:pStyle w:val="2"/>
       </w:pPr>
-      <w:bookmarkStart w:id="9" w:name="_Toc192675555"/>
+      <w:bookmarkStart w:id="9" w:name="_Toc202270358"/>
       <w:r>
-        <w:t>Подключение аналоговых цепей к устройству</w:t>
+        <w:t>Цель испытаний</w:t>
       </w:r>
       <w:bookmarkEnd w:id="9"/>
     </w:p>
     <w:p>
       <w:pPr>
-        <w:pStyle w:val="a5"/>
+        <w:pStyle w:val="3"/>
       </w:pPr>
       <w:r>
-        <w:t xml:space="preserve">Подключение аналоговых цепей производится в соответствии с рисунком  </w:t>
+        <w:t xml:space="preserve">  Оценка корректности реализации логических взаимосвязей между функциональными блоками (МТЗ, КЦН НН, СС, ПС), а также внутри этих блоков, в объеме, достаточном для проверки правильности их взаимодействия. Проверки в составе данного подраздела проводятся с использованием ИО типа «РЕТОМ-71».</w:t>
+      </w:r>
+    </w:p>
+    <w:p>
+      <w:pPr>
+        <w:pStyle w:val="2"/>
+      </w:pPr>
+      <w:bookmarkStart w:id="10" w:name="_Toc198633114"/>
+      <w:bookmarkStart w:id="11" w:name="_Toc202270359"/>
+      <w:r>
+        <w:t>Подключение испытатель</w:t>
       </w:r>
       <w:r>
-        <w:rPr>
-          <w:highlight w:val="yellow"/>
-        </w:rPr>
+        <w:t>ной установки к устройству</w:t>
+      </w:r>
+      <w:bookmarkEnd w:id="10"/>
+      <w:bookmarkEnd w:id="11"/>
+    </w:p>
+    <w:p>
+      <w:pPr>
+        <w:pStyle w:val="3"/>
+      </w:pPr>
+      <w:r>
+        <w:t>Перед началом испытаний необходимо подключить аналоговые</w:t>
+      </w:r>
+      <w:r>
+        <w:t>,</w:t>
+      </w:r>
+      <w:r>
+        <w:t xml:space="preserve"> дискретные цепи терминала и испытательной установки в соответствии со </w:t>
+      </w:r>
+      <w:r>
+        <w:t xml:space="preserve">схемами на рисунках </w:t>
+      </w:r>
+      <w:r>
         <w:fldChar w:fldCharType="begin"/>
       </w:r>
       <w:r>
-        <w:rPr>
-          <w:highlight w:val="yellow"/>
-        </w:rPr>
-        <w:instrText xml:space="preserve"> REF _Ref191625740 \r \h  \* MERGEFORMAT </w:instrText>
+        <w:instrText xml:space="preserve"> REF _Ref198628607 \r \h  \* MERGEFORMAT </w:instrText>
       </w:r>
       <w:r>
-        <w:rPr>
-          <w:highlight w:val="yellow"/>
-        </w:rPr>
-      </w:r>
-      <w:r>
-        <w:rPr>
-          <w:highlight w:val="yellow"/>
-        </w:rPr>
         <w:fldChar w:fldCharType="separate"/>
       </w:r>
       <w:r>
         <w:rPr>
-          <w:b/>
-          <w:bCs/>
-          <w:highlight w:val="yellow"/>
+          <w:vanish/>
         </w:rPr>
-        <w:t>Ошибка! Источник ссылки не найден.</w:t>
+        <w:t xml:space="preserve">Рисунок </w:t>
+      </w:r>
+      <w:r>
+        <w:t xml:space="preserve">2.1 - </w:t>
+      </w:r>
+      <w:r>
+        <w:fldChar w:fldCharType="end"/>
+      </w:r>
+      <w:r>
+        <w:fldChar w:fldCharType="begin"/>
+      </w:r>
+      <w:r>
+        <w:instrText xml:space="preserve"> REF _Ref198628610 \r \h  \* MERGEFORMAT </w:instrText>
+      </w:r>
+      <w:r>
+        <w:fldChar w:fldCharType="separate"/>
       </w:r>
       <w:r>
         <w:rPr>
-          <w:highlight w:val="yellow"/>
+          <w:vanish/>
         </w:rPr>
+        <w:t xml:space="preserve">Рисунок </w:t>
+      </w:r>
+      <w:r>
+        <w:t>2.3</w:t>
+      </w:r>
+      <w:r>
+        <w:rPr>
+          <w:vanish/>
+        </w:rPr>
+        <w:t xml:space="preserve"> - </w:t>
+      </w:r>
+      <w:r>
         <w:fldChar w:fldCharType="end"/>
       </w:r>
       <w:r>
@@ -3808,7 +3615,10 @@
         </w:rPr>
       </w:pPr>
       <w:r>
-        <w:object w:dxaOrig="9375" w:dyaOrig="9465">
+        <w:rPr>
+          <w:lang w:val="ru-RU"/>
+        </w:rPr>
+        <w:object w:dxaOrig="8700" w:dyaOrig="6675">
           <v:shapetype id="_x0000_t75" coordsize="21600,21600" o:spt="75" o:preferrelative="t" path="m@4@5l@4@11@9@11@9@5xe" filled="f" stroked="f">
             <v:stroke joinstyle="miter"/>
             <v:formulas>
@@ -3828,10 +3638,10 @@
             <v:path o:extrusionok="f" gradientshapeok="t" o:connecttype="rect"/>
             <o:lock v:ext="edit" aspectratio="t"/>
           </v:shapetype>
-          <v:shape id="_x0000_i1025" type="#_x0000_t75" style="width:199.85pt;height:200.45pt" o:ole="">
+          <v:shape id="_x0000_i1025" type="#_x0000_t75" style="width:352.5pt;height:270.5pt" o:ole="">
             <v:imagedata r:id="rId10" o:title=""/>
           </v:shape>
-          <o:OLEObject Type="Embed" ProgID="Acrobat.Document.DC" ShapeID="_x0000_i1025" DrawAspect="Content" ObjectID="_1803382577" r:id="rId11"/>
+          <o:OLEObject Type="Embed" ProgID="Acrobat.Document.DC" ShapeID="_x0000_i1025" DrawAspect="Content" ObjectID="_1812883774" r:id="rId11"/>
         </w:object>
       </w:r>
     </w:p>
@@ -3839,27 +3649,32 @@
       <w:pPr>
         <w:pStyle w:val="a1"/>
       </w:pPr>
+      <w:bookmarkStart w:id="12" w:name="_Ref198628607"/>
       <w:r>
-        <w:t>Схема подключения аналоговых цепей для проверки устройства ЮНИТ-М300</w:t>
+        <w:t xml:space="preserve">Схема подключения </w:t>
       </w:r>
-    </w:p>
-    <w:p>
-      <w:pPr>
-        <w:pStyle w:val="2"/>
-      </w:pPr>
-      <w:bookmarkStart w:id="10" w:name="_Toc192675556"/>
       <w:r>
-        <w:t>Подключение дискретных входных и выходных цепей устройства</w:t>
+        <w:t xml:space="preserve">к </w:t>
       </w:r>
-      <w:bookmarkEnd w:id="10"/>
-    </w:p>
-    <w:p>
-      <w:pPr>
-        <w:pStyle w:val="a5"/>
-      </w:pPr>
       <w:r>
-        <w:t>Подключение дискретных входных и выходных цепей производится в соответствии с рисунком 2.2.</w:t>
+        <w:t>аналоговы</w:t>
       </w:r>
+      <w:r>
+        <w:t>м</w:t>
+      </w:r>
+      <w:r>
+        <w:t xml:space="preserve"> цеп</w:t>
+      </w:r>
+      <w:r>
+        <w:t>ям</w:t>
+      </w:r>
+      <w:r>
+        <w:t xml:space="preserve"> </w:t>
+      </w:r>
+      <w:r>
+        <w:t>устройства</w:t>
+      </w:r>
+      <w:bookmarkEnd w:id="12"/>
     </w:p>
     <w:p>
       <w:pPr>
@@ -3869,11 +3684,11 @@
         </w:rPr>
       </w:pPr>
       <w:r>
-        <w:object w:dxaOrig="19650" w:dyaOrig="13425">
-          <v:shape id="_x0000_i1026" type="#_x0000_t75" style="width:411.85pt;height:283.4pt" o:ole="">
+        <w:object w:dxaOrig="14400" w:dyaOrig="18285">
+          <v:shape id="_x0000_i1026" type="#_x0000_t75" style="width:395.5pt;height:502pt" o:ole="">
             <v:imagedata r:id="rId12" o:title=""/>
           </v:shape>
-          <o:OLEObject Type="Embed" ProgID="Acrobat.Document.DC" ShapeID="_x0000_i1026" DrawAspect="Content" ObjectID="_1803382578" r:id="rId13"/>
+          <o:OLEObject Type="Embed" ProgID="Acrobat.Document.DC" ShapeID="_x0000_i1026" DrawAspect="Content" ObjectID="_1812883775" r:id="rId13"/>
         </w:object>
       </w:r>
     </w:p>
@@ -3882,64 +3697,106 @@
         <w:pStyle w:val="a1"/>
       </w:pPr>
       <w:r>
-        <w:t>Схема подключения дискретных входных и выходных цепей для проверки устройства ЮНИТ-М300</w:t>
+        <w:t xml:space="preserve">Схема подключения </w:t>
       </w:r>
+      <w:r>
+        <w:t xml:space="preserve">к </w:t>
+      </w:r>
+      <w:r>
+        <w:t>дискретны</w:t>
+      </w:r>
+      <w:r>
+        <w:t>м</w:t>
+      </w:r>
+      <w:r>
+        <w:t xml:space="preserve"> входны</w:t>
+      </w:r>
+      <w:r>
+        <w:t xml:space="preserve">м </w:t>
+      </w:r>
+      <w:r>
+        <w:t>цеп</w:t>
+      </w:r>
+      <w:r>
+        <w:t>ям</w:t>
+      </w:r>
+      <w:r>
+        <w:t xml:space="preserve"> </w:t>
+      </w:r>
+      <w:r>
+        <w:t>устройства</w:t>
+      </w:r>
+    </w:p>
+    <w:p>
+      <w:pPr>
+        <w:pStyle w:val="aa"/>
+      </w:pPr>
+      <w:r>
+        <w:object w:dxaOrig="14235" w:dyaOrig="16485">
+          <v:shape id="_x0000_i1027" type="#_x0000_t75" style="width:396.5pt;height:459pt" o:ole="">
+            <v:imagedata r:id="rId14" o:title=""/>
+          </v:shape>
+          <o:OLEObject Type="Embed" ProgID="Acrobat.Document.DC" ShapeID="_x0000_i1027" DrawAspect="Content" ObjectID="_1812883776" r:id="rId15"/>
+        </w:object>
+      </w:r>
+    </w:p>
+    <w:p>
+      <w:pPr>
+        <w:pStyle w:val="a1"/>
+      </w:pPr>
+      <w:bookmarkStart w:id="13" w:name="_Ref198628610"/>
+      <w:r>
+        <w:t xml:space="preserve">Схема подключения </w:t>
+      </w:r>
+      <w:r>
+        <w:t xml:space="preserve">к </w:t>
+      </w:r>
+      <w:r>
+        <w:t>дискретны</w:t>
+      </w:r>
+      <w:r>
+        <w:t>м</w:t>
+      </w:r>
+      <w:r>
+        <w:t xml:space="preserve"> в</w:t>
+      </w:r>
+      <w:r>
+        <w:t>ы</w:t>
+      </w:r>
+      <w:r>
+        <w:t>ходны</w:t>
+      </w:r>
+      <w:r>
+        <w:t xml:space="preserve">м </w:t>
+      </w:r>
+      <w:r>
+        <w:t>цеп</w:t>
+      </w:r>
+      <w:r>
+        <w:t>ям</w:t>
+      </w:r>
+      <w:r>
+        <w:t xml:space="preserve"> </w:t>
+      </w:r>
+      <w:r>
+        <w:t>устройства</w:t>
+      </w:r>
+      <w:bookmarkEnd w:id="13"/>
     </w:p>
     <w:p>
       <w:pPr>
         <w:pStyle w:val="2"/>
       </w:pPr>
-      <w:bookmarkStart w:id="11" w:name="_Toc192675557"/>
+      <w:bookmarkStart w:id="14" w:name="_Toc202270360"/>
       <w:r>
-        <w:lastRenderedPageBreak/>
-        <w:t>Проверка функциональных клавиш и светодиодов</w:t>
+        <w:t>Назначение дискрет</w:t>
       </w:r>
-      <w:bookmarkEnd w:id="11"/>
-    </w:p>
-    <w:p>
-      <w:pPr>
-        <w:pStyle w:val="3"/>
-      </w:pPr>
       <w:r>
-        <w:t>Цель испытаний</w:t>
+        <w:t>ных входов устройства ЮНИТ-М300</w:t>
       </w:r>
-    </w:p>
-    <w:p>
-      <w:pPr>
-        <w:pStyle w:val="4"/>
-      </w:pPr>
+      <w:bookmarkEnd w:id="14"/>
       <w:r>
         <w:t xml:space="preserve">  </w:t>
-      </w:r>
-      <w:r>
-        <w:t>Контроль правильности подключения виртуальных ключей и кнопок, а также физических функциональных клавиш и светодиодов в логике ФСУ. Проверки</w:t>
-      </w:r>
-      <w:r>
-        <w:t xml:space="preserve"> в составе данного подраздела</w:t>
-      </w:r>
-      <w:r>
-        <w:t xml:space="preserve"> могут быть проведены с </w:t>
-      </w:r>
-      <w:r>
-        <w:t>и</w:t>
-      </w:r>
-      <w:r>
-        <w:t>с</w:t>
-      </w:r>
-      <w:r>
-        <w:t xml:space="preserve">пользованием </w:t>
-      </w:r>
-      <w:r>
-        <w:t>ИО типа «</w:t>
-      </w:r>
-      <w:r>
-        <w:t>РЕТОМ-51</w:t>
-      </w:r>
-      <w:r>
-        <w:t>»</w:t>
-      </w:r>
-      <w:r>
-        <w:t>.</w:t>
       </w:r>
     </w:p>
     <w:p>
@@ -3947,45 +3804,28 @@
         <w:pStyle w:val="3"/>
       </w:pPr>
       <w:r>
-        <w:t>Назначение функциональных клавиш</w:t>
-      </w:r>
-    </w:p>
-    <w:p>
-      <w:pPr>
-        <w:pStyle w:val="4"/>
-      </w:pPr>
-      <w:r>
-        <w:t xml:space="preserve">Назначение ФК на внутренние сигналы </w:t>
+        <w:t xml:space="preserve">Назначение дискретных входов на внутренние сигналы функциональной логики </w:t>
       </w:r>
       <w:r>
-        <w:rPr>
-          <w:highlight w:val="yellow"/>
-        </w:rPr>
-        <w:t>виртуальных ключей (ВКл)</w:t>
+        <w:t xml:space="preserve">устройства ЮНИТ-М300 производится при помощи подключенного ПК с установленным ПО «ЮНИТ-СЕРВИС» в инструменте «Матрица входов и выходных реле». </w:t>
+      </w:r>
+      <w:r>
+        <w:t>Назначение дискретных входов должно соответствовать</w:t>
+      </w:r>
+      <w:r>
+        <w:t xml:space="preserve"> таблиц</w:t>
+      </w:r>
+      <w:r>
+        <w:t>ам</w:t>
       </w:r>
       <w:r>
         <w:t xml:space="preserve"> </w:t>
       </w:r>
       <w:r>
-        <w:t>устройства ЮНИТ-М300 производит</w:t>
-      </w:r>
-      <w:r>
-        <w:t xml:space="preserve">ся при помощи подключенного ПК с установленным ПО «ЮНИТ-СЕРВИС» в инструменте «Настройка светодиодов и ФК». Режим работы виртуального ключа в местном управлении настраивается в </w:t>
-      </w:r>
-      <w:r>
-        <w:rPr>
-          <w:highlight w:val="red"/>
-        </w:rPr>
-        <w:t>адрес настройки</w:t>
-      </w:r>
-      <w:r>
-        <w:t xml:space="preserve">. Назначение и настойка режима работы производится в соответствии с таблицей </w:t>
-      </w:r>
-      <w:r>
         <w:fldChar w:fldCharType="begin"/>
       </w:r>
       <w:r>
-        <w:instrText xml:space="preserve"> REF _Ref191627316 \r \h  \* MERGEFORMAT </w:instrText>
+        <w:instrText xml:space="preserve"> REF _Ref195516551 \r \h  \* MERGEFORMAT </w:instrText>
       </w:r>
       <w:r>
         <w:fldChar w:fldCharType="separate"/>
@@ -3997,3130 +3837,19 @@
         <w:t xml:space="preserve">Таблица </w:t>
       </w:r>
       <w:r>
-        <w:t>2.1</w:t>
-      </w:r>
-      <w:r>
-        <w:rPr>
-          <w:vanish/>
-        </w:rPr>
-        <w:t xml:space="preserve"> -</w:t>
+        <w:t>2.1 -</w:t>
       </w:r>
       <w:r>
         <w:fldChar w:fldCharType="end"/>
       </w:r>
       <w:r>
-        <w:t>. Где, ВК – виртуальный ключ, МУ – местное управление.</w:t>
-      </w:r>
-    </w:p>
-    <w:p>
-      <w:pPr>
-        <w:pStyle w:val="a"/>
-      </w:pPr>
-      <w:bookmarkStart w:id="12" w:name="_Ref191627316"/>
-      <w:r>
-        <w:t>Назначение функциональных клавиш устройства ЮНИТ-ИЧМ</w:t>
-      </w:r>
-      <w:bookmarkEnd w:id="12"/>
-    </w:p>
-    <w:tbl>
-      <w:tblPr>
-        <w:tblStyle w:val="21"/>
-        <w:tblW w:w="0" w:type="auto"/>
-        <w:tblLook w:val="04A0" w:firstRow="1" w:lastRow="0" w:firstColumn="1" w:lastColumn="0" w:noHBand="0" w:noVBand="1"/>
-      </w:tblPr>
-      <w:tblGrid>
-        <w:gridCol w:w="1373"/>
-        <w:gridCol w:w="1663"/>
-        <w:gridCol w:w="6569"/>
-      </w:tblGrid>
-      <w:tr>
-        <w:trPr>
-          <w:cnfStyle w:val="100000000000" w:firstRow="1" w:lastRow="0" w:firstColumn="0" w:lastColumn="0" w:oddVBand="0" w:evenVBand="0" w:oddHBand="0" w:evenHBand="0" w:firstRowFirstColumn="0" w:firstRowLastColumn="0" w:lastRowFirstColumn="0" w:lastRowLastColumn="0"/>
-        </w:trPr>
-        <w:tc>
-          <w:tcPr>
-            <w:tcW w:w="1373" w:type="dxa"/>
-            <w:vAlign w:val="top"/>
-          </w:tcPr>
-          <w:p>
-            <w:pPr>
-              <w:rPr>
-                <w:b w:val="0"/>
-              </w:rPr>
-            </w:pPr>
-            <w:r>
-              <w:rPr>
-                <w:b w:val="0"/>
-              </w:rPr>
-              <w:t>ФК</w:t>
-            </w:r>
-          </w:p>
-        </w:tc>
-        <w:tc>
-          <w:tcPr>
-            <w:tcW w:w="1663" w:type="dxa"/>
-            <w:vAlign w:val="top"/>
-          </w:tcPr>
-          <w:p>
-            <w:pPr>
-              <w:rPr>
-                <w:b w:val="0"/>
-              </w:rPr>
-            </w:pPr>
-            <w:r>
-              <w:rPr>
-                <w:b w:val="0"/>
-              </w:rPr>
-              <w:t>Режим МУ ВК</w:t>
-            </w:r>
-          </w:p>
-        </w:tc>
-        <w:tc>
-          <w:tcPr>
-            <w:tcW w:w="6569" w:type="dxa"/>
-            <w:vAlign w:val="top"/>
-          </w:tcPr>
-          <w:p>
-            <w:pPr>
-              <w:rPr>
-                <w:b w:val="0"/>
-              </w:rPr>
-            </w:pPr>
-            <w:r>
-              <w:rPr>
-                <w:b w:val="0"/>
-              </w:rPr>
-              <w:t>Наименование сигнала на ФСУ</w:t>
-            </w:r>
-          </w:p>
-        </w:tc>
-      </w:tr>
-      <w:tr>
-        <w:tc>
-          <w:tcPr>
-            <w:tcW w:w="1373" w:type="dxa"/>
-          </w:tcPr>
-          <w:p>
-            <w:pPr>
-              <w:pStyle w:val="af0"/>
-            </w:pPr>
-            <w:r>
-              <w:t>1</w:t>
-            </w:r>
-          </w:p>
-        </w:tc>
-        <w:tc>
-          <w:tcPr>
-            <w:tcW w:w="1663" w:type="dxa"/>
-          </w:tcPr>
-          <w:p>
-            <w:pPr>
-              <w:rPr>
-                <w:sz w:val="22"/>
-              </w:rPr>
-            </w:pPr>
-            <w:r>
-              <w:rPr>
-                <w:sz w:val="22"/>
-              </w:rPr>
-              <w:t>От ИЧМ</w:t>
-            </w:r>
-          </w:p>
-        </w:tc>
-        <w:tc>
-          <w:tcPr>
-            <w:tcW w:w="6569" w:type="dxa"/>
-            <w:shd w:val="clear" w:color="auto" w:fill="auto"/>
-          </w:tcPr>
-          <w:p>
-            <w:pPr>
-              <w:jc w:val="left"/>
-              <w:rPr>
-                <w:sz w:val="22"/>
-                <w:highlight w:val="red"/>
-              </w:rPr>
-            </w:pPr>
-            <w:r>
-              <w:rPr>
-                <w:sz w:val="22"/>
-                <w:highlight w:val="red"/>
-              </w:rPr>
-              <w:t>Режим управления устройством М/Д</w:t>
-            </w:r>
-          </w:p>
-        </w:tc>
-      </w:tr>
-      <w:tr>
-        <w:tc>
-          <w:tcPr>
-            <w:tcW w:w="1373" w:type="dxa"/>
-          </w:tcPr>
-          <w:p>
-            <w:pPr>
-              <w:pStyle w:val="af0"/>
-            </w:pPr>
-            <w:r>
-              <w:t>2</w:t>
-            </w:r>
-          </w:p>
-        </w:tc>
-        <w:tc>
-          <w:tcPr>
-            <w:tcW w:w="1663" w:type="dxa"/>
-          </w:tcPr>
-          <w:p>
-            <w:pPr>
-              <w:rPr>
-                <w:sz w:val="22"/>
-              </w:rPr>
-            </w:pPr>
-            <w:r>
-              <w:rPr>
-                <w:sz w:val="22"/>
-              </w:rPr>
-              <w:t>От ИЧМ</w:t>
-            </w:r>
-          </w:p>
-        </w:tc>
-        <w:tc>
-          <w:tcPr>
-            <w:tcW w:w="6569" w:type="dxa"/>
-            <w:shd w:val="clear" w:color="auto" w:fill="auto"/>
-          </w:tcPr>
-          <w:p>
-            <w:pPr>
-              <w:jc w:val="left"/>
-              <w:rPr>
-                <w:sz w:val="22"/>
-              </w:rPr>
-            </w:pPr>
-            <w:r>
-              <w:rPr>
-                <w:sz w:val="22"/>
-              </w:rPr>
-              <w:t>Вывод терминала</w:t>
-            </w:r>
-          </w:p>
-        </w:tc>
-      </w:tr>
-      <w:tr>
-        <w:tc>
-          <w:tcPr>
-            <w:tcW w:w="1373" w:type="dxa"/>
-          </w:tcPr>
-          <w:p>
-            <w:pPr>
-              <w:pStyle w:val="af0"/>
-            </w:pPr>
-            <w:r>
-              <w:t>3</w:t>
-            </w:r>
-          </w:p>
-        </w:tc>
-        <w:tc>
-          <w:tcPr>
-            <w:tcW w:w="1663" w:type="dxa"/>
-          </w:tcPr>
-          <w:p>
-            <w:pPr>
-              <w:rPr>
-                <w:sz w:val="22"/>
-              </w:rPr>
-            </w:pPr>
-            <w:r>
-              <w:rPr>
-                <w:sz w:val="22"/>
-              </w:rPr>
-              <w:t>От ИЧМ</w:t>
-            </w:r>
-          </w:p>
-        </w:tc>
-        <w:tc>
-          <w:tcPr>
-            <w:tcW w:w="6569" w:type="dxa"/>
-            <w:shd w:val="clear" w:color="auto" w:fill="auto"/>
-          </w:tcPr>
-          <w:p>
-            <w:pPr>
-              <w:jc w:val="left"/>
-              <w:rPr>
-                <w:sz w:val="22"/>
-              </w:rPr>
-            </w:pPr>
-            <w:r>
-              <w:rPr>
-                <w:sz w:val="22"/>
-              </w:rPr>
-              <w:t>ОВ МТЗ</w:t>
-            </w:r>
-          </w:p>
-        </w:tc>
-      </w:tr>
-      <w:tr>
-        <w:tc>
-          <w:tcPr>
-            <w:tcW w:w="1373" w:type="dxa"/>
-          </w:tcPr>
-          <w:p>
-            <w:pPr>
-              <w:pStyle w:val="af0"/>
-            </w:pPr>
-            <w:r>
-              <w:t>4</w:t>
-            </w:r>
-          </w:p>
-        </w:tc>
-        <w:tc>
-          <w:tcPr>
-            <w:tcW w:w="1663" w:type="dxa"/>
-          </w:tcPr>
-          <w:p>
-            <w:pPr>
-              <w:rPr>
-                <w:sz w:val="22"/>
-              </w:rPr>
-            </w:pPr>
-            <w:r>
-              <w:rPr>
-                <w:sz w:val="22"/>
-              </w:rPr>
-              <w:t>От ИЧМ</w:t>
-            </w:r>
-          </w:p>
-        </w:tc>
-        <w:tc>
-          <w:tcPr>
-            <w:tcW w:w="6569" w:type="dxa"/>
-            <w:shd w:val="clear" w:color="auto" w:fill="auto"/>
-          </w:tcPr>
-          <w:p>
-            <w:pPr>
-              <w:jc w:val="left"/>
-              <w:rPr>
-                <w:sz w:val="22"/>
-              </w:rPr>
-            </w:pPr>
-            <w:r>
-              <w:rPr>
-                <w:sz w:val="22"/>
-              </w:rPr>
-              <w:t>ОВ МТЗ 1</w:t>
-            </w:r>
-            <w:r>
-              <w:rPr>
-                <w:sz w:val="22"/>
-              </w:rPr>
-              <w:t xml:space="preserve"> ст</w:t>
-            </w:r>
-          </w:p>
-        </w:tc>
-      </w:tr>
-      <w:tr>
-        <w:tc>
-          <w:tcPr>
-            <w:tcW w:w="1373" w:type="dxa"/>
-          </w:tcPr>
-          <w:p>
-            <w:pPr>
-              <w:pStyle w:val="af0"/>
-            </w:pPr>
-            <w:r>
-              <w:t>5</w:t>
-            </w:r>
-          </w:p>
-        </w:tc>
-        <w:tc>
-          <w:tcPr>
-            <w:tcW w:w="1663" w:type="dxa"/>
-          </w:tcPr>
-          <w:p>
-            <w:pPr>
-              <w:rPr>
-                <w:sz w:val="22"/>
-              </w:rPr>
-            </w:pPr>
-            <w:r>
-              <w:rPr>
-                <w:sz w:val="22"/>
-              </w:rPr>
-              <w:t>От ИЧМ</w:t>
-            </w:r>
-          </w:p>
-        </w:tc>
-        <w:tc>
-          <w:tcPr>
-            <w:tcW w:w="6569" w:type="dxa"/>
-            <w:shd w:val="clear" w:color="auto" w:fill="auto"/>
-          </w:tcPr>
-          <w:p>
-            <w:pPr>
-              <w:jc w:val="left"/>
-              <w:rPr>
-                <w:sz w:val="22"/>
-              </w:rPr>
-            </w:pPr>
-            <w:r>
-              <w:rPr>
-                <w:sz w:val="22"/>
-              </w:rPr>
-              <w:t>МТЗ 1</w:t>
-            </w:r>
-            <w:r>
-              <w:rPr>
-                <w:sz w:val="22"/>
-              </w:rPr>
-              <w:t xml:space="preserve"> ст</w:t>
-            </w:r>
-            <w:r>
-              <w:rPr>
-                <w:sz w:val="22"/>
-              </w:rPr>
-              <w:t xml:space="preserve"> на сигн</w:t>
-            </w:r>
-          </w:p>
-        </w:tc>
-      </w:tr>
-      <w:tr>
-        <w:tc>
-          <w:tcPr>
-            <w:tcW w:w="1373" w:type="dxa"/>
-          </w:tcPr>
-          <w:p>
-            <w:pPr>
-              <w:pStyle w:val="af0"/>
-            </w:pPr>
-            <w:r>
-              <w:t>6</w:t>
-            </w:r>
-          </w:p>
-        </w:tc>
-        <w:tc>
-          <w:tcPr>
-            <w:tcW w:w="1663" w:type="dxa"/>
-          </w:tcPr>
-          <w:p>
-            <w:pPr>
-              <w:rPr>
-                <w:sz w:val="22"/>
-              </w:rPr>
-            </w:pPr>
-            <w:r>
-              <w:rPr>
-                <w:sz w:val="22"/>
-              </w:rPr>
-              <w:t>От ИЧМ</w:t>
-            </w:r>
-          </w:p>
-        </w:tc>
-        <w:tc>
-          <w:tcPr>
-            <w:tcW w:w="6569" w:type="dxa"/>
-          </w:tcPr>
-          <w:p>
-            <w:pPr>
-              <w:jc w:val="left"/>
-              <w:rPr>
-                <w:sz w:val="22"/>
-              </w:rPr>
-            </w:pPr>
-            <w:r>
-              <w:rPr>
-                <w:sz w:val="22"/>
-              </w:rPr>
-              <w:t>ОВ МТЗ 2</w:t>
-            </w:r>
-            <w:r>
-              <w:rPr>
-                <w:sz w:val="22"/>
-              </w:rPr>
-              <w:t xml:space="preserve"> ст</w:t>
-            </w:r>
-          </w:p>
-        </w:tc>
-      </w:tr>
-      <w:tr>
-        <w:tc>
-          <w:tcPr>
-            <w:tcW w:w="1373" w:type="dxa"/>
-          </w:tcPr>
-          <w:p>
-            <w:pPr>
-              <w:pStyle w:val="af0"/>
-            </w:pPr>
-            <w:r>
-              <w:t>7</w:t>
-            </w:r>
-          </w:p>
-        </w:tc>
-        <w:tc>
-          <w:tcPr>
-            <w:tcW w:w="1663" w:type="dxa"/>
-          </w:tcPr>
-          <w:p>
-            <w:pPr>
-              <w:rPr>
-                <w:sz w:val="22"/>
-              </w:rPr>
-            </w:pPr>
-            <w:r>
-              <w:rPr>
-                <w:sz w:val="22"/>
-              </w:rPr>
-              <w:t>От ИЧМ</w:t>
-            </w:r>
-          </w:p>
-        </w:tc>
-        <w:tc>
-          <w:tcPr>
-            <w:tcW w:w="6569" w:type="dxa"/>
-          </w:tcPr>
-          <w:p>
-            <w:pPr>
-              <w:jc w:val="left"/>
-              <w:rPr>
-                <w:sz w:val="22"/>
-              </w:rPr>
-            </w:pPr>
-            <w:r>
-              <w:rPr>
-                <w:sz w:val="22"/>
-              </w:rPr>
-              <w:t>МТЗ 2 ст</w:t>
-            </w:r>
-            <w:r>
-              <w:rPr>
-                <w:sz w:val="22"/>
-              </w:rPr>
-              <w:t xml:space="preserve"> на сигн</w:t>
-            </w:r>
-          </w:p>
-        </w:tc>
-      </w:tr>
-      <w:tr>
-        <w:tc>
-          <w:tcPr>
-            <w:tcW w:w="1373" w:type="dxa"/>
-          </w:tcPr>
-          <w:p>
-            <w:pPr>
-              <w:pStyle w:val="af0"/>
-            </w:pPr>
-            <w:r>
-              <w:t>8</w:t>
-            </w:r>
-          </w:p>
-        </w:tc>
-        <w:tc>
-          <w:tcPr>
-            <w:tcW w:w="1663" w:type="dxa"/>
-          </w:tcPr>
-          <w:p>
-            <w:pPr>
-              <w:rPr>
-                <w:sz w:val="22"/>
-              </w:rPr>
-            </w:pPr>
-            <w:r>
-              <w:rPr>
-                <w:sz w:val="22"/>
-              </w:rPr>
-              <w:t>От ИЧМ</w:t>
-            </w:r>
-          </w:p>
-        </w:tc>
-        <w:tc>
-          <w:tcPr>
-            <w:tcW w:w="6569" w:type="dxa"/>
-          </w:tcPr>
-          <w:p>
-            <w:pPr>
-              <w:jc w:val="left"/>
-              <w:rPr>
-                <w:sz w:val="22"/>
-              </w:rPr>
-            </w:pPr>
-            <w:r>
-              <w:rPr>
-                <w:sz w:val="22"/>
-              </w:rPr>
-              <w:t>ОВ МТЗ 3 ст</w:t>
-            </w:r>
-          </w:p>
-        </w:tc>
-      </w:tr>
-      <w:tr>
-        <w:tc>
-          <w:tcPr>
-            <w:tcW w:w="1373" w:type="dxa"/>
-          </w:tcPr>
-          <w:p>
-            <w:pPr>
-              <w:pStyle w:val="af0"/>
-            </w:pPr>
-            <w:r>
-              <w:t>9</w:t>
-            </w:r>
-          </w:p>
-        </w:tc>
-        <w:tc>
-          <w:tcPr>
-            <w:tcW w:w="1663" w:type="dxa"/>
-          </w:tcPr>
-          <w:p>
-            <w:pPr>
-              <w:rPr>
-                <w:sz w:val="22"/>
-              </w:rPr>
-            </w:pPr>
-            <w:r>
-              <w:rPr>
-                <w:sz w:val="22"/>
-              </w:rPr>
-              <w:t>От ИЧМ</w:t>
-            </w:r>
-          </w:p>
-        </w:tc>
-        <w:tc>
-          <w:tcPr>
-            <w:tcW w:w="6569" w:type="dxa"/>
-          </w:tcPr>
-          <w:p>
-            <w:pPr>
-              <w:jc w:val="left"/>
-              <w:rPr>
-                <w:sz w:val="22"/>
-              </w:rPr>
-            </w:pPr>
-            <w:r>
-              <w:rPr>
-                <w:sz w:val="22"/>
-              </w:rPr>
-              <w:t>МТЗ 3</w:t>
-            </w:r>
-            <w:r>
-              <w:rPr>
-                <w:sz w:val="22"/>
-              </w:rPr>
-              <w:t xml:space="preserve"> ст</w:t>
-            </w:r>
-            <w:r>
-              <w:rPr>
-                <w:sz w:val="22"/>
-              </w:rPr>
-              <w:t xml:space="preserve"> на сигн</w:t>
-            </w:r>
-          </w:p>
-        </w:tc>
-      </w:tr>
-      <w:tr>
-        <w:tc>
-          <w:tcPr>
-            <w:tcW w:w="1373" w:type="dxa"/>
-          </w:tcPr>
-          <w:p>
-            <w:pPr>
-              <w:pStyle w:val="af0"/>
-            </w:pPr>
-            <w:r>
-              <w:t>10</w:t>
-            </w:r>
-          </w:p>
-        </w:tc>
-        <w:tc>
-          <w:tcPr>
-            <w:tcW w:w="1663" w:type="dxa"/>
-          </w:tcPr>
-          <w:p>
-            <w:pPr>
-              <w:rPr>
-                <w:sz w:val="22"/>
-              </w:rPr>
-            </w:pPr>
-            <w:r>
-              <w:rPr>
-                <w:sz w:val="22"/>
-              </w:rPr>
-              <w:t>От ИЧМ</w:t>
-            </w:r>
-          </w:p>
-        </w:tc>
-        <w:tc>
-          <w:tcPr>
-            <w:tcW w:w="6569" w:type="dxa"/>
-          </w:tcPr>
-          <w:p>
-            <w:pPr>
-              <w:jc w:val="left"/>
-              <w:rPr>
-                <w:sz w:val="22"/>
-              </w:rPr>
-            </w:pPr>
-            <w:r>
-              <w:rPr>
-                <w:sz w:val="22"/>
-              </w:rPr>
-              <w:t>ОВ КЦН1</w:t>
-            </w:r>
-          </w:p>
-        </w:tc>
-      </w:tr>
-      <w:tr>
-        <w:tc>
-          <w:tcPr>
-            <w:tcW w:w="1373" w:type="dxa"/>
-          </w:tcPr>
-          <w:p>
-            <w:pPr>
-              <w:pStyle w:val="af0"/>
-            </w:pPr>
-            <w:r>
-              <w:t>11</w:t>
-            </w:r>
-          </w:p>
-        </w:tc>
-        <w:tc>
-          <w:tcPr>
-            <w:tcW w:w="1663" w:type="dxa"/>
-          </w:tcPr>
-          <w:p>
-            <w:pPr>
-              <w:rPr>
-                <w:sz w:val="22"/>
-              </w:rPr>
-            </w:pPr>
-            <w:r>
-              <w:rPr>
-                <w:sz w:val="22"/>
-              </w:rPr>
-              <w:t>От ИЧМ</w:t>
-            </w:r>
-          </w:p>
-        </w:tc>
-        <w:tc>
-          <w:tcPr>
-            <w:tcW w:w="6569" w:type="dxa"/>
-          </w:tcPr>
-          <w:p>
-            <w:pPr>
-              <w:jc w:val="left"/>
-              <w:rPr>
-                <w:sz w:val="22"/>
-              </w:rPr>
-            </w:pPr>
-            <w:r>
-              <w:rPr>
-                <w:sz w:val="22"/>
-              </w:rPr>
-              <w:t>ОВ КЦН2</w:t>
-            </w:r>
-          </w:p>
-        </w:tc>
-      </w:tr>
-      <w:tr>
-        <w:tc>
-          <w:tcPr>
-            <w:tcW w:w="1373" w:type="dxa"/>
-          </w:tcPr>
-          <w:p>
-            <w:pPr>
-              <w:pStyle w:val="af0"/>
-            </w:pPr>
-            <w:r>
-              <w:t>12</w:t>
-            </w:r>
-          </w:p>
-        </w:tc>
-        <w:tc>
-          <w:tcPr>
-            <w:tcW w:w="1663" w:type="dxa"/>
-          </w:tcPr>
-          <w:p>
-            <w:pPr>
-              <w:rPr>
-                <w:sz w:val="22"/>
-              </w:rPr>
-            </w:pPr>
-            <w:r>
-              <w:rPr>
-                <w:sz w:val="22"/>
-              </w:rPr>
-              <w:t>От ИЧМ</w:t>
-            </w:r>
-          </w:p>
-        </w:tc>
-        <w:tc>
-          <w:tcPr>
-            <w:tcW w:w="6569" w:type="dxa"/>
-          </w:tcPr>
-          <w:p>
-            <w:pPr>
-              <w:jc w:val="left"/>
-              <w:rPr>
-                <w:sz w:val="22"/>
-              </w:rPr>
-            </w:pPr>
-            <w:r>
-              <w:rPr>
-                <w:sz w:val="22"/>
-              </w:rPr>
-              <w:t>ОВ ЛО Т</w:t>
-            </w:r>
-          </w:p>
-        </w:tc>
-      </w:tr>
-      <w:tr>
-        <w:tc>
-          <w:tcPr>
-            <w:tcW w:w="1373" w:type="dxa"/>
-          </w:tcPr>
-          <w:p>
-            <w:pPr>
-              <w:pStyle w:val="af0"/>
-            </w:pPr>
-            <w:r>
-              <w:t>13</w:t>
-            </w:r>
-          </w:p>
-        </w:tc>
-        <w:tc>
-          <w:tcPr>
-            <w:tcW w:w="1663" w:type="dxa"/>
-          </w:tcPr>
-          <w:p>
-            <w:pPr>
-              <w:rPr>
-                <w:sz w:val="22"/>
-              </w:rPr>
-            </w:pPr>
-            <w:r>
-              <w:rPr>
-                <w:sz w:val="22"/>
-              </w:rPr>
-              <w:t>От ИЧМ</w:t>
-            </w:r>
-          </w:p>
-        </w:tc>
-        <w:tc>
-          <w:tcPr>
-            <w:tcW w:w="6569" w:type="dxa"/>
-          </w:tcPr>
-          <w:p>
-            <w:pPr>
-              <w:jc w:val="left"/>
-              <w:rPr>
-                <w:sz w:val="22"/>
-              </w:rPr>
-            </w:pPr>
-            <w:r>
-              <w:rPr>
-                <w:sz w:val="22"/>
-              </w:rPr>
-              <w:t>ОВ ЛО Т / ЛО</w:t>
-            </w:r>
-          </w:p>
-        </w:tc>
-      </w:tr>
-      <w:tr>
-        <w:tc>
-          <w:tcPr>
-            <w:tcW w:w="1373" w:type="dxa"/>
-          </w:tcPr>
-          <w:p>
-            <w:pPr>
-              <w:pStyle w:val="af0"/>
-            </w:pPr>
-            <w:r>
-              <w:t>14</w:t>
-            </w:r>
-          </w:p>
-        </w:tc>
-        <w:tc>
-          <w:tcPr>
-            <w:tcW w:w="1663" w:type="dxa"/>
-          </w:tcPr>
-          <w:p>
-            <w:pPr>
-              <w:rPr>
-                <w:sz w:val="22"/>
-              </w:rPr>
-            </w:pPr>
-            <w:r>
-              <w:rPr>
-                <w:sz w:val="22"/>
-              </w:rPr>
-              <w:t>От ИЧМ</w:t>
-            </w:r>
-          </w:p>
-        </w:tc>
-        <w:tc>
-          <w:tcPr>
-            <w:tcW w:w="6569" w:type="dxa"/>
-          </w:tcPr>
-          <w:p>
-            <w:pPr>
-              <w:jc w:val="left"/>
-              <w:rPr>
-                <w:sz w:val="22"/>
-              </w:rPr>
-            </w:pPr>
-            <w:r>
-              <w:rPr>
-                <w:sz w:val="22"/>
-              </w:rPr>
-              <w:t>ОВ ЛО Т / ЗАПВ</w:t>
-            </w:r>
-          </w:p>
-        </w:tc>
-      </w:tr>
-      <w:tr>
-        <w:tc>
-          <w:tcPr>
-            <w:tcW w:w="1373" w:type="dxa"/>
-          </w:tcPr>
-          <w:p>
-            <w:pPr>
-              <w:pStyle w:val="af0"/>
-            </w:pPr>
-            <w:r>
-              <w:t>15</w:t>
-            </w:r>
-          </w:p>
-        </w:tc>
-        <w:tc>
-          <w:tcPr>
-            <w:tcW w:w="1663" w:type="dxa"/>
-          </w:tcPr>
-          <w:p>
-            <w:pPr>
-              <w:rPr>
-                <w:sz w:val="22"/>
-              </w:rPr>
-            </w:pPr>
-            <w:r>
-              <w:rPr>
-                <w:sz w:val="22"/>
-              </w:rPr>
-              <w:t>От ИЧМ</w:t>
-            </w:r>
-          </w:p>
-        </w:tc>
-        <w:tc>
-          <w:tcPr>
-            <w:tcW w:w="6569" w:type="dxa"/>
-          </w:tcPr>
-          <w:p>
-            <w:pPr>
-              <w:jc w:val="left"/>
-              <w:rPr>
-                <w:sz w:val="22"/>
-              </w:rPr>
-            </w:pPr>
-            <w:r>
-              <w:rPr>
-                <w:sz w:val="22"/>
-              </w:rPr>
-              <w:t>ОВ ЛО Т / ЗАВР</w:t>
-            </w:r>
-          </w:p>
-        </w:tc>
-      </w:tr>
-      <w:tr>
-        <w:tc>
-          <w:tcPr>
-            <w:tcW w:w="1373" w:type="dxa"/>
-          </w:tcPr>
-          <w:p>
-            <w:pPr>
-              <w:pStyle w:val="af0"/>
-            </w:pPr>
-            <w:r>
-              <w:t>16</w:t>
-            </w:r>
-          </w:p>
-        </w:tc>
-        <w:tc>
-          <w:tcPr>
-            <w:tcW w:w="1663" w:type="dxa"/>
-          </w:tcPr>
-          <w:p>
-            <w:pPr>
-              <w:rPr>
-                <w:sz w:val="22"/>
-              </w:rPr>
-            </w:pPr>
-            <w:r>
-              <w:rPr>
-                <w:sz w:val="22"/>
-              </w:rPr>
-              <w:t>От ИЧМ</w:t>
-            </w:r>
-          </w:p>
-        </w:tc>
-        <w:tc>
-          <w:tcPr>
-            <w:tcW w:w="6569" w:type="dxa"/>
-          </w:tcPr>
-          <w:p>
-            <w:pPr>
-              <w:jc w:val="left"/>
-              <w:rPr>
-                <w:sz w:val="22"/>
-              </w:rPr>
-            </w:pPr>
-            <w:r>
-              <w:rPr>
-                <w:sz w:val="22"/>
-              </w:rPr>
-              <w:t>-</w:t>
-            </w:r>
-          </w:p>
-        </w:tc>
-      </w:tr>
-    </w:tbl>
-    <w:p>
-      <w:pPr>
-        <w:pStyle w:val="3"/>
-      </w:pPr>
-      <w:r>
-        <w:t>Назначение светодиодов</w:t>
-      </w:r>
-    </w:p>
-    <w:p>
-      <w:pPr>
-        <w:pStyle w:val="4"/>
-      </w:pPr>
-      <w:r>
-        <w:t xml:space="preserve">Назначение светодиодов на внутренние сигналы логики устройства ЮНИТ-М300 производится при помощи подключенного ПК с установленным ПО «ЮНИТ-СЕРВИС» в инструменте «Настройка светодиодов и ФК». Назначение и настойка режима работы производится в соответствии с </w:t>
-      </w:r>
-      <w:r>
-        <w:rPr>
-          <w:highlight w:val="red"/>
-        </w:rPr>
-        <w:t xml:space="preserve">таблицей </w:t>
-      </w:r>
-      <w:r>
-        <w:rPr>
-          <w:highlight w:val="red"/>
-        </w:rPr>
-        <w:fldChar w:fldCharType="begin"/>
-      </w:r>
-      <w:r>
-        <w:rPr>
-          <w:highlight w:val="red"/>
-        </w:rPr>
-        <w:instrText xml:space="preserve"> REF _Ref191627316 \r \h  \* MERGEFORMAT </w:instrText>
-      </w:r>
-      <w:r>
-        <w:rPr>
-          <w:highlight w:val="red"/>
-        </w:rPr>
-      </w:r>
-      <w:r>
-        <w:rPr>
-          <w:highlight w:val="red"/>
-        </w:rPr>
-        <w:fldChar w:fldCharType="separate"/>
-      </w:r>
-      <w:r>
-        <w:rPr>
-          <w:vanish/>
-          <w:highlight w:val="red"/>
-        </w:rPr>
-        <w:t xml:space="preserve">Таблица </w:t>
-      </w:r>
-      <w:r>
-        <w:rPr>
-          <w:highlight w:val="red"/>
-        </w:rPr>
-        <w:t>2.1</w:t>
-      </w:r>
-      <w:r>
-        <w:rPr>
-          <w:vanish/>
-          <w:highlight w:val="red"/>
-        </w:rPr>
-        <w:t xml:space="preserve"> -</w:t>
-      </w:r>
-      <w:r>
-        <w:rPr>
-          <w:highlight w:val="red"/>
-        </w:rPr>
-        <w:fldChar w:fldCharType="end"/>
-      </w:r>
-      <w:r>
-        <w:t xml:space="preserve">. </w:t>
-      </w:r>
-    </w:p>
-    <w:p>
-      <w:pPr>
-        <w:pStyle w:val="a"/>
-      </w:pPr>
-      <w:r>
-        <w:t xml:space="preserve">Назначение </w:t>
-      </w:r>
-      <w:r>
-        <w:t>светодиодов</w:t>
-      </w:r>
-      <w:r>
-        <w:t xml:space="preserve"> устройства ЮНИТ-ИЧМ</w:t>
-      </w:r>
-      <w:r>
-        <w:t xml:space="preserve"> для проверки ступеней МТЗ</w:t>
-      </w:r>
-    </w:p>
-    <w:tbl>
-      <w:tblPr>
-        <w:tblStyle w:val="21"/>
-        <w:tblW w:w="0" w:type="auto"/>
-        <w:tblLook w:val="04A0" w:firstRow="1" w:lastRow="0" w:firstColumn="1" w:lastColumn="0" w:noHBand="0" w:noVBand="1"/>
-      </w:tblPr>
-      <w:tblGrid>
-        <w:gridCol w:w="1413"/>
-        <w:gridCol w:w="1559"/>
-        <w:gridCol w:w="6633"/>
-      </w:tblGrid>
-      <w:tr>
-        <w:trPr>
-          <w:cnfStyle w:val="100000000000" w:firstRow="1" w:lastRow="0" w:firstColumn="0" w:lastColumn="0" w:oddVBand="0" w:evenVBand="0" w:oddHBand="0" w:evenHBand="0" w:firstRowFirstColumn="0" w:firstRowLastColumn="0" w:lastRowFirstColumn="0" w:lastRowLastColumn="0"/>
-        </w:trPr>
-        <w:tc>
-          <w:tcPr>
-            <w:tcW w:w="1413" w:type="dxa"/>
-          </w:tcPr>
-          <w:p>
-            <w:pPr>
-              <w:rPr>
-                <w:b w:val="0"/>
-              </w:rPr>
-            </w:pPr>
-            <w:r>
-              <w:rPr>
-                <w:b w:val="0"/>
-              </w:rPr>
-              <w:t>СД</w:t>
-            </w:r>
-          </w:p>
-        </w:tc>
-        <w:tc>
-          <w:tcPr>
-            <w:tcW w:w="1559" w:type="dxa"/>
-          </w:tcPr>
-          <w:p>
-            <w:pPr>
-              <w:rPr>
-                <w:b w:val="0"/>
-              </w:rPr>
-            </w:pPr>
-            <w:r>
-              <w:rPr>
-                <w:b w:val="0"/>
-              </w:rPr>
-              <w:t xml:space="preserve">Режим </w:t>
-            </w:r>
-            <w:r>
-              <w:rPr>
-                <w:b w:val="0"/>
-              </w:rPr>
-              <w:t xml:space="preserve">работы </w:t>
-            </w:r>
-            <w:r>
-              <w:rPr>
-                <w:b w:val="0"/>
-              </w:rPr>
-              <w:t>СД</w:t>
-            </w:r>
-          </w:p>
-        </w:tc>
-        <w:tc>
-          <w:tcPr>
-            <w:tcW w:w="6633" w:type="dxa"/>
-          </w:tcPr>
-          <w:p>
-            <w:pPr>
-              <w:rPr>
-                <w:b w:val="0"/>
-              </w:rPr>
-            </w:pPr>
-            <w:r>
-              <w:rPr>
-                <w:b w:val="0"/>
-              </w:rPr>
-              <w:t>Наименование сигнала на ФСУ</w:t>
-            </w:r>
-          </w:p>
-        </w:tc>
-      </w:tr>
-      <w:tr>
-        <w:tc>
-          <w:tcPr>
-            <w:tcW w:w="1413" w:type="dxa"/>
-          </w:tcPr>
-          <w:p>
-            <w:pPr>
-              <w:pStyle w:val="af0"/>
-            </w:pPr>
-            <w:r>
-              <w:t>1</w:t>
-            </w:r>
-          </w:p>
-        </w:tc>
-        <w:tc>
-          <w:tcPr>
-            <w:tcW w:w="1559" w:type="dxa"/>
-          </w:tcPr>
-          <w:p>
-            <w:pPr>
-              <w:rPr>
-                <w:sz w:val="22"/>
-              </w:rPr>
-            </w:pPr>
-            <w:r>
-              <w:rPr>
-                <w:sz w:val="22"/>
-              </w:rPr>
-              <w:t>БФ</w:t>
-            </w:r>
-          </w:p>
-        </w:tc>
-        <w:tc>
-          <w:tcPr>
-            <w:tcW w:w="6633" w:type="dxa"/>
-            <w:shd w:val="clear" w:color="auto" w:fill="auto"/>
-          </w:tcPr>
-          <w:p>
-            <w:pPr>
-              <w:jc w:val="left"/>
-              <w:rPr>
-                <w:sz w:val="22"/>
-                <w:highlight w:val="red"/>
-              </w:rPr>
-            </w:pPr>
-            <w:r>
-              <w:rPr>
-                <w:sz w:val="22"/>
-              </w:rPr>
-              <w:t>МТЗ 1 ст: Ввод</w:t>
-            </w:r>
-          </w:p>
-        </w:tc>
-      </w:tr>
-      <w:tr>
-        <w:tc>
-          <w:tcPr>
-            <w:tcW w:w="1413" w:type="dxa"/>
-          </w:tcPr>
-          <w:p>
-            <w:pPr>
-              <w:pStyle w:val="af0"/>
-            </w:pPr>
-            <w:r>
-              <w:t>2</w:t>
-            </w:r>
-          </w:p>
-        </w:tc>
-        <w:tc>
-          <w:tcPr>
-            <w:tcW w:w="1559" w:type="dxa"/>
-          </w:tcPr>
-          <w:p>
-            <w:pPr>
-              <w:rPr>
-                <w:sz w:val="22"/>
-              </w:rPr>
-            </w:pPr>
-            <w:r>
-              <w:rPr>
-                <w:sz w:val="22"/>
-              </w:rPr>
-              <w:t>БФ</w:t>
-            </w:r>
-          </w:p>
-        </w:tc>
-        <w:tc>
-          <w:tcPr>
-            <w:tcW w:w="6633" w:type="dxa"/>
-            <w:shd w:val="clear" w:color="auto" w:fill="auto"/>
-          </w:tcPr>
-          <w:p>
-            <w:pPr>
-              <w:jc w:val="left"/>
-              <w:rPr>
-                <w:sz w:val="22"/>
-              </w:rPr>
-            </w:pPr>
-            <w:r>
-              <w:rPr>
-                <w:sz w:val="22"/>
-              </w:rPr>
-              <w:t>МТЗ 1 ст: Оперативный вывод</w:t>
-            </w:r>
-          </w:p>
-        </w:tc>
-      </w:tr>
-      <w:tr>
-        <w:tc>
-          <w:tcPr>
-            <w:tcW w:w="1413" w:type="dxa"/>
-          </w:tcPr>
-          <w:p>
-            <w:pPr>
-              <w:pStyle w:val="af0"/>
-            </w:pPr>
-            <w:r>
-              <w:t>3</w:t>
-            </w:r>
-          </w:p>
-        </w:tc>
-        <w:tc>
-          <w:tcPr>
-            <w:tcW w:w="1559" w:type="dxa"/>
-          </w:tcPr>
-          <w:p>
-            <w:pPr>
-              <w:rPr>
-                <w:sz w:val="22"/>
-              </w:rPr>
-            </w:pPr>
-            <w:r>
-              <w:rPr>
-                <w:sz w:val="22"/>
-              </w:rPr>
-              <w:t>БФ</w:t>
-            </w:r>
-          </w:p>
-        </w:tc>
-        <w:tc>
-          <w:tcPr>
-            <w:tcW w:w="6633" w:type="dxa"/>
-            <w:shd w:val="clear" w:color="auto" w:fill="auto"/>
-          </w:tcPr>
-          <w:p>
-            <w:pPr>
-              <w:jc w:val="left"/>
-              <w:rPr>
-                <w:sz w:val="22"/>
-              </w:rPr>
-            </w:pPr>
-            <w:r>
-              <w:rPr>
-                <w:sz w:val="22"/>
-              </w:rPr>
-              <w:t>МТЗ 1 ст: Пуск</w:t>
-            </w:r>
-          </w:p>
-        </w:tc>
-      </w:tr>
-      <w:tr>
-        <w:tc>
-          <w:tcPr>
-            <w:tcW w:w="1413" w:type="dxa"/>
-          </w:tcPr>
-          <w:p>
-            <w:pPr>
-              <w:pStyle w:val="af0"/>
-            </w:pPr>
-            <w:r>
-              <w:t>4</w:t>
-            </w:r>
-          </w:p>
-        </w:tc>
-        <w:tc>
-          <w:tcPr>
-            <w:tcW w:w="1559" w:type="dxa"/>
-          </w:tcPr>
-          <w:p>
-            <w:pPr>
-              <w:rPr>
-                <w:sz w:val="22"/>
-              </w:rPr>
-            </w:pPr>
-            <w:r>
-              <w:rPr>
-                <w:sz w:val="22"/>
-              </w:rPr>
-              <w:t>СФ</w:t>
-            </w:r>
-          </w:p>
-        </w:tc>
-        <w:tc>
-          <w:tcPr>
-            <w:tcW w:w="6633" w:type="dxa"/>
-            <w:shd w:val="clear" w:color="auto" w:fill="auto"/>
-          </w:tcPr>
-          <w:p>
-            <w:pPr>
-              <w:jc w:val="left"/>
-              <w:rPr>
-                <w:sz w:val="22"/>
-              </w:rPr>
-            </w:pPr>
-            <w:r>
-              <w:rPr>
-                <w:sz w:val="22"/>
-              </w:rPr>
-              <w:t xml:space="preserve">МТЗ 1 ст: Срабатывание </w:t>
-            </w:r>
-          </w:p>
-        </w:tc>
-      </w:tr>
-      <w:tr>
-        <w:tc>
-          <w:tcPr>
-            <w:tcW w:w="1413" w:type="dxa"/>
-          </w:tcPr>
-          <w:p>
-            <w:pPr>
-              <w:pStyle w:val="af0"/>
-            </w:pPr>
-            <w:r>
-              <w:t>5</w:t>
-            </w:r>
-          </w:p>
-        </w:tc>
-        <w:tc>
-          <w:tcPr>
-            <w:tcW w:w="1559" w:type="dxa"/>
-          </w:tcPr>
-          <w:p>
-            <w:pPr>
-              <w:rPr>
-                <w:sz w:val="22"/>
-              </w:rPr>
-            </w:pPr>
-            <w:r>
-              <w:rPr>
-                <w:sz w:val="22"/>
-              </w:rPr>
-              <w:t>СФ</w:t>
-            </w:r>
-          </w:p>
-        </w:tc>
-        <w:tc>
-          <w:tcPr>
-            <w:tcW w:w="6633" w:type="dxa"/>
-            <w:shd w:val="clear" w:color="auto" w:fill="auto"/>
-          </w:tcPr>
-          <w:p>
-            <w:pPr>
-              <w:jc w:val="left"/>
-              <w:rPr>
-                <w:sz w:val="22"/>
-              </w:rPr>
-            </w:pPr>
-            <w:r>
-              <w:rPr>
-                <w:sz w:val="22"/>
-              </w:rPr>
-              <w:t>МТЗ 1 ст: Срабатывание сигн</w:t>
-            </w:r>
-          </w:p>
-        </w:tc>
-      </w:tr>
-      <w:tr>
-        <w:tc>
-          <w:tcPr>
-            <w:tcW w:w="1413" w:type="dxa"/>
-          </w:tcPr>
-          <w:p>
-            <w:pPr>
-              <w:pStyle w:val="af0"/>
-            </w:pPr>
-            <w:r>
-              <w:t>6</w:t>
-            </w:r>
-          </w:p>
-        </w:tc>
-        <w:tc>
-          <w:tcPr>
-            <w:tcW w:w="1559" w:type="dxa"/>
-          </w:tcPr>
-          <w:p>
-            <w:pPr>
-              <w:rPr>
-                <w:sz w:val="22"/>
-              </w:rPr>
-            </w:pPr>
-            <w:r>
-              <w:rPr>
-                <w:sz w:val="22"/>
-              </w:rPr>
-              <w:t>БФ</w:t>
-            </w:r>
-          </w:p>
-        </w:tc>
-        <w:tc>
-          <w:tcPr>
-            <w:tcW w:w="6633" w:type="dxa"/>
-          </w:tcPr>
-          <w:p>
-            <w:pPr>
-              <w:jc w:val="left"/>
-              <w:rPr>
-                <w:sz w:val="22"/>
-                <w:highlight w:val="red"/>
-              </w:rPr>
-            </w:pPr>
-            <w:r>
-              <w:rPr>
-                <w:sz w:val="22"/>
-              </w:rPr>
-              <w:t xml:space="preserve">МТЗ </w:t>
-            </w:r>
-            <w:r>
-              <w:rPr>
-                <w:sz w:val="22"/>
-              </w:rPr>
-              <w:t>2</w:t>
-            </w:r>
-            <w:r>
-              <w:rPr>
-                <w:sz w:val="22"/>
-              </w:rPr>
-              <w:t xml:space="preserve"> ст: Ввод</w:t>
-            </w:r>
-          </w:p>
-        </w:tc>
-      </w:tr>
-      <w:tr>
-        <w:tc>
-          <w:tcPr>
-            <w:tcW w:w="1413" w:type="dxa"/>
-          </w:tcPr>
-          <w:p>
-            <w:pPr>
-              <w:pStyle w:val="af0"/>
-            </w:pPr>
-            <w:r>
-              <w:t>7</w:t>
-            </w:r>
-          </w:p>
-        </w:tc>
-        <w:tc>
-          <w:tcPr>
-            <w:tcW w:w="1559" w:type="dxa"/>
-          </w:tcPr>
-          <w:p>
-            <w:pPr>
-              <w:rPr>
-                <w:sz w:val="22"/>
-              </w:rPr>
-            </w:pPr>
-            <w:r>
-              <w:rPr>
-                <w:sz w:val="22"/>
-              </w:rPr>
-              <w:t>БФ</w:t>
-            </w:r>
-          </w:p>
-        </w:tc>
-        <w:tc>
-          <w:tcPr>
-            <w:tcW w:w="6633" w:type="dxa"/>
-          </w:tcPr>
-          <w:p>
-            <w:pPr>
-              <w:jc w:val="left"/>
-              <w:rPr>
-                <w:sz w:val="22"/>
-              </w:rPr>
-            </w:pPr>
-            <w:r>
-              <w:rPr>
-                <w:sz w:val="22"/>
-              </w:rPr>
-              <w:t xml:space="preserve">МТЗ </w:t>
-            </w:r>
-            <w:r>
-              <w:rPr>
-                <w:sz w:val="22"/>
-              </w:rPr>
-              <w:t>2</w:t>
-            </w:r>
-            <w:r>
-              <w:rPr>
-                <w:sz w:val="22"/>
-              </w:rPr>
-              <w:t xml:space="preserve"> ст: Оперативный вывод</w:t>
-            </w:r>
-          </w:p>
-        </w:tc>
-      </w:tr>
-      <w:tr>
-        <w:tc>
-          <w:tcPr>
-            <w:tcW w:w="1413" w:type="dxa"/>
-          </w:tcPr>
-          <w:p>
-            <w:pPr>
-              <w:pStyle w:val="af0"/>
-            </w:pPr>
-            <w:r>
-              <w:t>8</w:t>
-            </w:r>
-          </w:p>
-        </w:tc>
-        <w:tc>
-          <w:tcPr>
-            <w:tcW w:w="1559" w:type="dxa"/>
-          </w:tcPr>
-          <w:p>
-            <w:pPr>
-              <w:rPr>
-                <w:sz w:val="22"/>
-              </w:rPr>
-            </w:pPr>
-            <w:r>
-              <w:rPr>
-                <w:sz w:val="22"/>
-              </w:rPr>
-              <w:t>БФ</w:t>
-            </w:r>
-          </w:p>
-        </w:tc>
-        <w:tc>
-          <w:tcPr>
-            <w:tcW w:w="6633" w:type="dxa"/>
-          </w:tcPr>
-          <w:p>
-            <w:pPr>
-              <w:jc w:val="left"/>
-              <w:rPr>
-                <w:sz w:val="22"/>
-              </w:rPr>
-            </w:pPr>
-            <w:r>
-              <w:rPr>
-                <w:sz w:val="22"/>
-              </w:rPr>
-              <w:t>МТЗ 2 ст: Пуск</w:t>
-            </w:r>
-          </w:p>
-        </w:tc>
-      </w:tr>
-      <w:tr>
-        <w:tc>
-          <w:tcPr>
-            <w:tcW w:w="1413" w:type="dxa"/>
-          </w:tcPr>
-          <w:p>
-            <w:pPr>
-              <w:pStyle w:val="af0"/>
-            </w:pPr>
-            <w:r>
-              <w:lastRenderedPageBreak/>
-              <w:t>9</w:t>
-            </w:r>
-          </w:p>
-        </w:tc>
-        <w:tc>
-          <w:tcPr>
-            <w:tcW w:w="1559" w:type="dxa"/>
-          </w:tcPr>
-          <w:p>
-            <w:pPr>
-              <w:rPr>
-                <w:sz w:val="22"/>
-              </w:rPr>
-            </w:pPr>
-            <w:r>
-              <w:rPr>
-                <w:sz w:val="22"/>
-              </w:rPr>
-              <w:t>СФ</w:t>
-            </w:r>
-          </w:p>
-        </w:tc>
-        <w:tc>
-          <w:tcPr>
-            <w:tcW w:w="6633" w:type="dxa"/>
-          </w:tcPr>
-          <w:p>
-            <w:pPr>
-              <w:jc w:val="left"/>
-              <w:rPr>
-                <w:sz w:val="22"/>
-              </w:rPr>
-            </w:pPr>
-            <w:r>
-              <w:rPr>
-                <w:sz w:val="22"/>
-              </w:rPr>
-              <w:t xml:space="preserve">МТЗ </w:t>
-            </w:r>
-            <w:r>
-              <w:rPr>
-                <w:sz w:val="22"/>
-              </w:rPr>
-              <w:t>2</w:t>
-            </w:r>
-            <w:r>
-              <w:rPr>
-                <w:sz w:val="22"/>
-              </w:rPr>
-              <w:t xml:space="preserve"> ст: Срабатывание </w:t>
-            </w:r>
-          </w:p>
-        </w:tc>
-      </w:tr>
-      <w:tr>
-        <w:tc>
-          <w:tcPr>
-            <w:tcW w:w="1413" w:type="dxa"/>
-          </w:tcPr>
-          <w:p>
-            <w:pPr>
-              <w:pStyle w:val="af0"/>
-            </w:pPr>
-            <w:r>
-              <w:t>10</w:t>
-            </w:r>
-          </w:p>
-        </w:tc>
-        <w:tc>
-          <w:tcPr>
-            <w:tcW w:w="1559" w:type="dxa"/>
-          </w:tcPr>
-          <w:p>
-            <w:pPr>
-              <w:rPr>
-                <w:sz w:val="22"/>
-              </w:rPr>
-            </w:pPr>
-            <w:r>
-              <w:rPr>
-                <w:sz w:val="22"/>
-              </w:rPr>
-              <w:t>СФ</w:t>
-            </w:r>
-          </w:p>
-        </w:tc>
-        <w:tc>
-          <w:tcPr>
-            <w:tcW w:w="6633" w:type="dxa"/>
-          </w:tcPr>
-          <w:p>
-            <w:pPr>
-              <w:jc w:val="left"/>
-              <w:rPr>
-                <w:sz w:val="22"/>
-              </w:rPr>
-            </w:pPr>
-            <w:r>
-              <w:rPr>
-                <w:sz w:val="22"/>
-              </w:rPr>
-              <w:t xml:space="preserve">МТЗ </w:t>
-            </w:r>
-            <w:r>
-              <w:rPr>
-                <w:sz w:val="22"/>
-              </w:rPr>
-              <w:t>2</w:t>
-            </w:r>
-            <w:r>
-              <w:rPr>
-                <w:sz w:val="22"/>
-              </w:rPr>
-              <w:t xml:space="preserve"> ст: Срабатывание сигн</w:t>
-            </w:r>
-          </w:p>
-        </w:tc>
-      </w:tr>
-      <w:tr>
-        <w:tc>
-          <w:tcPr>
-            <w:tcW w:w="1413" w:type="dxa"/>
-          </w:tcPr>
-          <w:p>
-            <w:pPr>
-              <w:pStyle w:val="af0"/>
-            </w:pPr>
-            <w:r>
-              <w:t>11</w:t>
-            </w:r>
-          </w:p>
-        </w:tc>
-        <w:tc>
-          <w:tcPr>
-            <w:tcW w:w="1559" w:type="dxa"/>
-          </w:tcPr>
-          <w:p>
-            <w:pPr>
-              <w:rPr>
-                <w:sz w:val="22"/>
-              </w:rPr>
-            </w:pPr>
-            <w:r>
-              <w:rPr>
-                <w:sz w:val="22"/>
-              </w:rPr>
-              <w:t>БФ</w:t>
-            </w:r>
-          </w:p>
-        </w:tc>
-        <w:tc>
-          <w:tcPr>
-            <w:tcW w:w="6633" w:type="dxa"/>
-          </w:tcPr>
-          <w:p>
-            <w:pPr>
-              <w:jc w:val="left"/>
-              <w:rPr>
-                <w:sz w:val="22"/>
-                <w:highlight w:val="red"/>
-              </w:rPr>
-            </w:pPr>
-            <w:r>
-              <w:rPr>
-                <w:sz w:val="22"/>
-              </w:rPr>
-              <w:t xml:space="preserve">МТЗ </w:t>
-            </w:r>
-            <w:r>
-              <w:rPr>
-                <w:sz w:val="22"/>
-              </w:rPr>
-              <w:t>3</w:t>
-            </w:r>
-            <w:r>
-              <w:rPr>
-                <w:sz w:val="22"/>
-              </w:rPr>
-              <w:t xml:space="preserve"> ст: Ввод</w:t>
-            </w:r>
-          </w:p>
-        </w:tc>
-      </w:tr>
-      <w:tr>
-        <w:tc>
-          <w:tcPr>
-            <w:tcW w:w="1413" w:type="dxa"/>
-          </w:tcPr>
-          <w:p>
-            <w:pPr>
-              <w:pStyle w:val="af0"/>
-            </w:pPr>
-            <w:r>
-              <w:t>12</w:t>
-            </w:r>
-          </w:p>
-        </w:tc>
-        <w:tc>
-          <w:tcPr>
-            <w:tcW w:w="1559" w:type="dxa"/>
-          </w:tcPr>
-          <w:p>
-            <w:pPr>
-              <w:rPr>
-                <w:sz w:val="22"/>
-              </w:rPr>
-            </w:pPr>
-            <w:r>
-              <w:rPr>
-                <w:sz w:val="22"/>
-              </w:rPr>
-              <w:t>БФ</w:t>
-            </w:r>
-          </w:p>
-        </w:tc>
-        <w:tc>
-          <w:tcPr>
-            <w:tcW w:w="6633" w:type="dxa"/>
-          </w:tcPr>
-          <w:p>
-            <w:pPr>
-              <w:jc w:val="left"/>
-              <w:rPr>
-                <w:sz w:val="22"/>
-              </w:rPr>
-            </w:pPr>
-            <w:r>
-              <w:rPr>
-                <w:sz w:val="22"/>
-              </w:rPr>
-              <w:t xml:space="preserve">МТЗ </w:t>
-            </w:r>
-            <w:r>
-              <w:rPr>
-                <w:sz w:val="22"/>
-              </w:rPr>
-              <w:t>3</w:t>
-            </w:r>
-            <w:r>
-              <w:rPr>
-                <w:sz w:val="22"/>
-              </w:rPr>
-              <w:t xml:space="preserve"> ст: Оперативный вывод</w:t>
-            </w:r>
-          </w:p>
-        </w:tc>
-      </w:tr>
-      <w:tr>
-        <w:tc>
-          <w:tcPr>
-            <w:tcW w:w="1413" w:type="dxa"/>
-          </w:tcPr>
-          <w:p>
-            <w:pPr>
-              <w:pStyle w:val="af0"/>
-            </w:pPr>
-            <w:r>
-              <w:t>13</w:t>
-            </w:r>
-          </w:p>
-        </w:tc>
-        <w:tc>
-          <w:tcPr>
-            <w:tcW w:w="1559" w:type="dxa"/>
-          </w:tcPr>
-          <w:p>
-            <w:pPr>
-              <w:rPr>
-                <w:sz w:val="22"/>
-              </w:rPr>
-            </w:pPr>
-            <w:r>
-              <w:rPr>
-                <w:sz w:val="22"/>
-              </w:rPr>
-              <w:t>БФ</w:t>
-            </w:r>
-          </w:p>
-        </w:tc>
-        <w:tc>
-          <w:tcPr>
-            <w:tcW w:w="6633" w:type="dxa"/>
-          </w:tcPr>
-          <w:p>
-            <w:pPr>
-              <w:jc w:val="left"/>
-              <w:rPr>
-                <w:sz w:val="22"/>
-              </w:rPr>
-            </w:pPr>
-            <w:r>
-              <w:rPr>
-                <w:sz w:val="22"/>
-              </w:rPr>
-              <w:t>МТЗ 3 ст: Пуск</w:t>
-            </w:r>
-          </w:p>
-        </w:tc>
-      </w:tr>
-      <w:tr>
-        <w:tc>
-          <w:tcPr>
-            <w:tcW w:w="1413" w:type="dxa"/>
-          </w:tcPr>
-          <w:p>
-            <w:pPr>
-              <w:pStyle w:val="af0"/>
-            </w:pPr>
-            <w:r>
-              <w:t>14</w:t>
-            </w:r>
-          </w:p>
-        </w:tc>
-        <w:tc>
-          <w:tcPr>
-            <w:tcW w:w="1559" w:type="dxa"/>
-          </w:tcPr>
-          <w:p>
-            <w:pPr>
-              <w:rPr>
-                <w:sz w:val="22"/>
-              </w:rPr>
-            </w:pPr>
-            <w:r>
-              <w:rPr>
-                <w:sz w:val="22"/>
-              </w:rPr>
-              <w:t>СФ</w:t>
-            </w:r>
-          </w:p>
-        </w:tc>
-        <w:tc>
-          <w:tcPr>
-            <w:tcW w:w="6633" w:type="dxa"/>
-          </w:tcPr>
-          <w:p>
-            <w:pPr>
-              <w:jc w:val="left"/>
-              <w:rPr>
-                <w:sz w:val="22"/>
-              </w:rPr>
-            </w:pPr>
-            <w:r>
-              <w:rPr>
-                <w:sz w:val="22"/>
-              </w:rPr>
-              <w:t xml:space="preserve">МТЗ </w:t>
-            </w:r>
-            <w:r>
-              <w:rPr>
-                <w:sz w:val="22"/>
-              </w:rPr>
-              <w:t>3</w:t>
-            </w:r>
-            <w:r>
-              <w:rPr>
-                <w:sz w:val="22"/>
-              </w:rPr>
-              <w:t xml:space="preserve"> ст: Срабатывание </w:t>
-            </w:r>
-          </w:p>
-        </w:tc>
-      </w:tr>
-      <w:tr>
-        <w:tc>
-          <w:tcPr>
-            <w:tcW w:w="1413" w:type="dxa"/>
-          </w:tcPr>
-          <w:p>
-            <w:pPr>
-              <w:pStyle w:val="af0"/>
-            </w:pPr>
-            <w:r>
-              <w:t>15</w:t>
-            </w:r>
-          </w:p>
-        </w:tc>
-        <w:tc>
-          <w:tcPr>
-            <w:tcW w:w="1559" w:type="dxa"/>
-          </w:tcPr>
-          <w:p>
-            <w:pPr>
-              <w:rPr>
-                <w:sz w:val="22"/>
-              </w:rPr>
-            </w:pPr>
-            <w:r>
-              <w:rPr>
-                <w:sz w:val="22"/>
-              </w:rPr>
-              <w:t>СФ</w:t>
-            </w:r>
-          </w:p>
-        </w:tc>
-        <w:tc>
-          <w:tcPr>
-            <w:tcW w:w="6633" w:type="dxa"/>
-          </w:tcPr>
-          <w:p>
-            <w:pPr>
-              <w:jc w:val="left"/>
-              <w:rPr>
-                <w:sz w:val="22"/>
-              </w:rPr>
-            </w:pPr>
-            <w:r>
-              <w:rPr>
-                <w:sz w:val="22"/>
-              </w:rPr>
-              <w:t xml:space="preserve">МТЗ </w:t>
-            </w:r>
-            <w:r>
-              <w:rPr>
-                <w:sz w:val="22"/>
-              </w:rPr>
-              <w:t>3</w:t>
-            </w:r>
-            <w:r>
-              <w:rPr>
-                <w:sz w:val="22"/>
-              </w:rPr>
-              <w:t xml:space="preserve"> ст: Срабатывание сигн</w:t>
-            </w:r>
-          </w:p>
-        </w:tc>
-      </w:tr>
-      <w:tr>
-        <w:tc>
-          <w:tcPr>
-            <w:tcW w:w="1413" w:type="dxa"/>
-          </w:tcPr>
-          <w:p>
-            <w:pPr>
-              <w:pStyle w:val="af0"/>
-            </w:pPr>
-            <w:r>
-              <w:t>16</w:t>
-            </w:r>
-          </w:p>
-        </w:tc>
-        <w:tc>
-          <w:tcPr>
-            <w:tcW w:w="1559" w:type="dxa"/>
-          </w:tcPr>
-          <w:p>
-            <w:pPr>
-              <w:rPr>
-                <w:sz w:val="22"/>
-              </w:rPr>
-            </w:pPr>
-            <w:r>
-              <w:rPr>
-                <w:sz w:val="22"/>
-              </w:rPr>
-              <w:t>БФ</w:t>
-            </w:r>
-          </w:p>
-        </w:tc>
-        <w:tc>
-          <w:tcPr>
-            <w:tcW w:w="6633" w:type="dxa"/>
-          </w:tcPr>
-          <w:p>
-            <w:pPr>
-              <w:jc w:val="left"/>
-              <w:rPr>
-                <w:sz w:val="22"/>
-              </w:rPr>
-            </w:pPr>
-            <w:r>
-              <w:rPr>
-                <w:sz w:val="22"/>
-              </w:rPr>
-              <w:t>МТЗ: Пуск</w:t>
-            </w:r>
-          </w:p>
-        </w:tc>
-      </w:tr>
-    </w:tbl>
-    <w:p>
-      <w:pPr>
-        <w:pStyle w:val="a"/>
-      </w:pPr>
-      <w:r>
-        <w:t>Назначение светодиодов устройства ЮНИТ-ИЧМ для проверки</w:t>
-      </w:r>
-      <w:r>
-        <w:t xml:space="preserve"> дополнительных функций</w:t>
-      </w:r>
-      <w:r>
-        <w:t xml:space="preserve"> МТЗ и КЦН НН</w:t>
-      </w:r>
-    </w:p>
-    <w:tbl>
-      <w:tblPr>
-        <w:tblStyle w:val="21"/>
-        <w:tblW w:w="0" w:type="auto"/>
-        <w:tblLook w:val="04A0" w:firstRow="1" w:lastRow="0" w:firstColumn="1" w:lastColumn="0" w:noHBand="0" w:noVBand="1"/>
-      </w:tblPr>
-      <w:tblGrid>
-        <w:gridCol w:w="704"/>
-        <w:gridCol w:w="1276"/>
-        <w:gridCol w:w="7625"/>
-      </w:tblGrid>
-      <w:tr>
-        <w:trPr>
-          <w:cnfStyle w:val="100000000000" w:firstRow="1" w:lastRow="0" w:firstColumn="0" w:lastColumn="0" w:oddVBand="0" w:evenVBand="0" w:oddHBand="0" w:evenHBand="0" w:firstRowFirstColumn="0" w:firstRowLastColumn="0" w:lastRowFirstColumn="0" w:lastRowLastColumn="0"/>
-        </w:trPr>
-        <w:tc>
-          <w:tcPr>
-            <w:tcW w:w="704" w:type="dxa"/>
-          </w:tcPr>
-          <w:p>
-            <w:pPr>
-              <w:rPr>
-                <w:b w:val="0"/>
-              </w:rPr>
-            </w:pPr>
-            <w:r>
-              <w:rPr>
-                <w:b w:val="0"/>
-              </w:rPr>
-              <w:t>СД</w:t>
-            </w:r>
-          </w:p>
-        </w:tc>
-        <w:tc>
-          <w:tcPr>
-            <w:tcW w:w="1276" w:type="dxa"/>
-          </w:tcPr>
-          <w:p>
-            <w:pPr>
-              <w:rPr>
-                <w:b w:val="0"/>
-              </w:rPr>
-            </w:pPr>
-            <w:r>
-              <w:rPr>
-                <w:b w:val="0"/>
-              </w:rPr>
-              <w:t>Режим</w:t>
-            </w:r>
-            <w:r>
-              <w:rPr>
-                <w:b w:val="0"/>
-              </w:rPr>
-              <w:t xml:space="preserve"> работы</w:t>
-            </w:r>
-            <w:r>
-              <w:rPr>
-                <w:b w:val="0"/>
-              </w:rPr>
-              <w:t xml:space="preserve"> </w:t>
-            </w:r>
-            <w:r>
-              <w:rPr>
-                <w:b w:val="0"/>
-              </w:rPr>
-              <w:t>СД</w:t>
-            </w:r>
-          </w:p>
-        </w:tc>
-        <w:tc>
-          <w:tcPr>
-            <w:tcW w:w="7625" w:type="dxa"/>
-          </w:tcPr>
-          <w:p>
-            <w:pPr>
-              <w:rPr>
-                <w:b w:val="0"/>
-              </w:rPr>
-            </w:pPr>
-            <w:r>
-              <w:rPr>
-                <w:b w:val="0"/>
-              </w:rPr>
-              <w:t>Наименование сигнала на ФСУ</w:t>
-            </w:r>
-          </w:p>
-        </w:tc>
-      </w:tr>
-      <w:tr>
-        <w:tc>
-          <w:tcPr>
-            <w:tcW w:w="704" w:type="dxa"/>
-          </w:tcPr>
-          <w:p>
-            <w:pPr>
-              <w:pStyle w:val="af0"/>
-            </w:pPr>
-            <w:r>
-              <w:t>1</w:t>
-            </w:r>
-          </w:p>
-        </w:tc>
-        <w:tc>
-          <w:tcPr>
-            <w:tcW w:w="1276" w:type="dxa"/>
-          </w:tcPr>
-          <w:p>
-            <w:pPr>
-              <w:rPr>
-                <w:sz w:val="22"/>
-              </w:rPr>
-            </w:pPr>
-            <w:r>
-              <w:rPr>
-                <w:sz w:val="22"/>
-              </w:rPr>
-              <w:t>БФ</w:t>
-            </w:r>
-          </w:p>
-        </w:tc>
-        <w:tc>
-          <w:tcPr>
-            <w:tcW w:w="7625" w:type="dxa"/>
-            <w:shd w:val="clear" w:color="auto" w:fill="auto"/>
-          </w:tcPr>
-          <w:p>
-            <w:pPr>
-              <w:jc w:val="left"/>
-              <w:rPr>
-                <w:sz w:val="22"/>
-                <w:highlight w:val="red"/>
-              </w:rPr>
-            </w:pPr>
-            <w:r>
-              <w:rPr>
-                <w:sz w:val="22"/>
-              </w:rPr>
-              <w:t>КПОН1: Пуск</w:t>
-            </w:r>
-          </w:p>
-        </w:tc>
-      </w:tr>
-      <w:tr>
-        <w:tc>
-          <w:tcPr>
-            <w:tcW w:w="704" w:type="dxa"/>
-          </w:tcPr>
-          <w:p>
-            <w:pPr>
-              <w:pStyle w:val="af0"/>
-            </w:pPr>
-            <w:r>
-              <w:t>2</w:t>
-            </w:r>
-          </w:p>
-        </w:tc>
-        <w:tc>
-          <w:tcPr>
-            <w:tcW w:w="1276" w:type="dxa"/>
-            <w:vAlign w:val="top"/>
-          </w:tcPr>
-          <w:p>
-            <w:r>
-              <w:rPr>
-                <w:sz w:val="22"/>
-              </w:rPr>
-              <w:t>БФ</w:t>
-            </w:r>
-          </w:p>
-        </w:tc>
-        <w:tc>
-          <w:tcPr>
-            <w:tcW w:w="7625" w:type="dxa"/>
-            <w:shd w:val="clear" w:color="auto" w:fill="auto"/>
-          </w:tcPr>
-          <w:p>
-            <w:pPr>
-              <w:jc w:val="left"/>
-              <w:rPr>
-                <w:sz w:val="22"/>
-              </w:rPr>
-            </w:pPr>
-            <w:r>
-              <w:rPr>
-                <w:sz w:val="22"/>
-              </w:rPr>
-              <w:t>КПОН</w:t>
-            </w:r>
-            <w:r>
-              <w:rPr>
-                <w:sz w:val="22"/>
-              </w:rPr>
-              <w:t>2</w:t>
-            </w:r>
-            <w:r>
-              <w:rPr>
-                <w:sz w:val="22"/>
-              </w:rPr>
-              <w:t>: Пуск</w:t>
-            </w:r>
-          </w:p>
-        </w:tc>
-      </w:tr>
-      <w:tr>
-        <w:tc>
-          <w:tcPr>
-            <w:tcW w:w="704" w:type="dxa"/>
-          </w:tcPr>
-          <w:p>
-            <w:pPr>
-              <w:pStyle w:val="af0"/>
-            </w:pPr>
-            <w:r>
-              <w:t>3</w:t>
-            </w:r>
-          </w:p>
-        </w:tc>
-        <w:tc>
-          <w:tcPr>
-            <w:tcW w:w="1276" w:type="dxa"/>
-            <w:vAlign w:val="top"/>
-          </w:tcPr>
-          <w:p>
-            <w:r>
-              <w:rPr>
-                <w:sz w:val="22"/>
-              </w:rPr>
-              <w:t>БФ</w:t>
-            </w:r>
-          </w:p>
-        </w:tc>
-        <w:tc>
-          <w:tcPr>
-            <w:tcW w:w="7625" w:type="dxa"/>
-            <w:shd w:val="clear" w:color="auto" w:fill="auto"/>
-          </w:tcPr>
-          <w:p>
-            <w:pPr>
-              <w:jc w:val="left"/>
-              <w:rPr>
-                <w:sz w:val="22"/>
-              </w:rPr>
-            </w:pPr>
-            <w:r>
-              <w:rPr>
-                <w:sz w:val="22"/>
-              </w:rPr>
-              <w:t>БНТ: Пуск</w:t>
-            </w:r>
-          </w:p>
-        </w:tc>
-      </w:tr>
-      <w:tr>
-        <w:tc>
-          <w:tcPr>
-            <w:tcW w:w="704" w:type="dxa"/>
-          </w:tcPr>
-          <w:p>
-            <w:pPr>
-              <w:pStyle w:val="af0"/>
-            </w:pPr>
-            <w:r>
-              <w:t>4</w:t>
-            </w:r>
-          </w:p>
-        </w:tc>
-        <w:tc>
-          <w:tcPr>
-            <w:tcW w:w="1276" w:type="dxa"/>
-          </w:tcPr>
-          <w:p>
-            <w:pPr>
-              <w:rPr>
-                <w:sz w:val="22"/>
-              </w:rPr>
-            </w:pPr>
-            <w:r>
-              <w:rPr>
-                <w:sz w:val="22"/>
-              </w:rPr>
-              <w:t>БФ</w:t>
-            </w:r>
-          </w:p>
-        </w:tc>
-        <w:tc>
-          <w:tcPr>
-            <w:tcW w:w="7625" w:type="dxa"/>
-            <w:shd w:val="clear" w:color="auto" w:fill="auto"/>
-          </w:tcPr>
-          <w:p>
-            <w:pPr>
-              <w:jc w:val="left"/>
-              <w:rPr>
-                <w:sz w:val="22"/>
-              </w:rPr>
-            </w:pPr>
-            <w:r>
-              <w:rPr>
-                <w:sz w:val="22"/>
-              </w:rPr>
-              <w:t>БЛЗШ: Блокировка</w:t>
-            </w:r>
-          </w:p>
-        </w:tc>
-      </w:tr>
-      <w:tr>
-        <w:tc>
-          <w:tcPr>
-            <w:tcW w:w="704" w:type="dxa"/>
-          </w:tcPr>
-          <w:p>
-            <w:pPr>
-              <w:pStyle w:val="af0"/>
-            </w:pPr>
-            <w:r>
-              <w:t>5</w:t>
-            </w:r>
-          </w:p>
-        </w:tc>
-        <w:tc>
-          <w:tcPr>
-            <w:tcW w:w="1276" w:type="dxa"/>
-            <w:vAlign w:val="top"/>
-          </w:tcPr>
-          <w:p>
-            <w:r>
-              <w:rPr>
-                <w:sz w:val="22"/>
-              </w:rPr>
-              <w:t>БФ</w:t>
-            </w:r>
-          </w:p>
-        </w:tc>
-        <w:tc>
-          <w:tcPr>
-            <w:tcW w:w="7625" w:type="dxa"/>
-            <w:shd w:val="clear" w:color="auto" w:fill="auto"/>
-          </w:tcPr>
-          <w:p>
-            <w:pPr>
-              <w:jc w:val="left"/>
-              <w:rPr>
-                <w:sz w:val="22"/>
-                <w:highlight w:val="red"/>
-              </w:rPr>
-            </w:pPr>
-            <w:r>
-              <w:rPr>
-                <w:sz w:val="22"/>
-              </w:rPr>
-              <w:t>КЦН1: Ввод</w:t>
-            </w:r>
-          </w:p>
-        </w:tc>
-      </w:tr>
-      <w:tr>
-        <w:tc>
-          <w:tcPr>
-            <w:tcW w:w="704" w:type="dxa"/>
-          </w:tcPr>
-          <w:p>
-            <w:pPr>
-              <w:pStyle w:val="af0"/>
-            </w:pPr>
-            <w:r>
-              <w:t>6</w:t>
-            </w:r>
-          </w:p>
-        </w:tc>
-        <w:tc>
-          <w:tcPr>
-            <w:tcW w:w="1276" w:type="dxa"/>
-            <w:vAlign w:val="top"/>
-          </w:tcPr>
-          <w:p>
-            <w:r>
-              <w:rPr>
-                <w:sz w:val="22"/>
-              </w:rPr>
-              <w:t>БФ</w:t>
-            </w:r>
-          </w:p>
-        </w:tc>
-        <w:tc>
-          <w:tcPr>
-            <w:tcW w:w="7625" w:type="dxa"/>
-          </w:tcPr>
-          <w:p>
-            <w:pPr>
-              <w:jc w:val="left"/>
-              <w:rPr>
-                <w:sz w:val="22"/>
-              </w:rPr>
-            </w:pPr>
-            <w:r>
-              <w:rPr>
-                <w:sz w:val="22"/>
-              </w:rPr>
-              <w:t>КЦН1: Оперативный вывод</w:t>
-            </w:r>
-          </w:p>
-        </w:tc>
-      </w:tr>
-      <w:tr>
-        <w:tc>
-          <w:tcPr>
-            <w:tcW w:w="704" w:type="dxa"/>
-          </w:tcPr>
-          <w:p>
-            <w:pPr>
-              <w:pStyle w:val="af0"/>
-            </w:pPr>
-            <w:r>
-              <w:t>7</w:t>
-            </w:r>
-          </w:p>
-        </w:tc>
-        <w:tc>
-          <w:tcPr>
-            <w:tcW w:w="1276" w:type="dxa"/>
-          </w:tcPr>
-          <w:p>
-            <w:pPr>
-              <w:rPr>
-                <w:sz w:val="22"/>
-              </w:rPr>
-            </w:pPr>
-            <w:r>
-              <w:rPr>
-                <w:sz w:val="22"/>
-              </w:rPr>
-              <w:t>БФ</w:t>
-            </w:r>
-          </w:p>
-        </w:tc>
-        <w:tc>
-          <w:tcPr>
-            <w:tcW w:w="7625" w:type="dxa"/>
-          </w:tcPr>
-          <w:p>
-            <w:pPr>
-              <w:jc w:val="left"/>
-              <w:rPr>
-                <w:sz w:val="22"/>
-              </w:rPr>
-            </w:pPr>
-            <w:r>
-              <w:rPr>
-                <w:sz w:val="22"/>
-              </w:rPr>
-              <w:t>КЦН1: Пуск</w:t>
-            </w:r>
-          </w:p>
-        </w:tc>
-      </w:tr>
-      <w:tr>
-        <w:tc>
-          <w:tcPr>
-            <w:tcW w:w="704" w:type="dxa"/>
-          </w:tcPr>
-          <w:p>
-            <w:pPr>
-              <w:pStyle w:val="af0"/>
-            </w:pPr>
-            <w:r>
-              <w:t>8</w:t>
-            </w:r>
-          </w:p>
-        </w:tc>
-        <w:tc>
-          <w:tcPr>
-            <w:tcW w:w="1276" w:type="dxa"/>
-            <w:vAlign w:val="top"/>
-          </w:tcPr>
-          <w:p>
-            <w:r>
-              <w:rPr>
-                <w:sz w:val="22"/>
-              </w:rPr>
-              <w:t>БФ</w:t>
-            </w:r>
-          </w:p>
-        </w:tc>
-        <w:tc>
-          <w:tcPr>
-            <w:tcW w:w="7625" w:type="dxa"/>
-          </w:tcPr>
-          <w:p>
-            <w:pPr>
-              <w:jc w:val="left"/>
-              <w:rPr>
-                <w:sz w:val="22"/>
-              </w:rPr>
-            </w:pPr>
-            <w:r>
-              <w:rPr>
-                <w:sz w:val="22"/>
-              </w:rPr>
-              <w:t>КЦН1: Неисправность ЦН</w:t>
-            </w:r>
-          </w:p>
-        </w:tc>
-      </w:tr>
-      <w:tr>
-        <w:tc>
-          <w:tcPr>
-            <w:tcW w:w="704" w:type="dxa"/>
-          </w:tcPr>
-          <w:p>
-            <w:pPr>
-              <w:pStyle w:val="af0"/>
-            </w:pPr>
-            <w:r>
-              <w:t>9</w:t>
-            </w:r>
-          </w:p>
-        </w:tc>
-        <w:tc>
-          <w:tcPr>
-            <w:tcW w:w="1276" w:type="dxa"/>
-            <w:vAlign w:val="top"/>
-          </w:tcPr>
-          <w:p>
-            <w:r>
-              <w:rPr>
-                <w:sz w:val="22"/>
-              </w:rPr>
-              <w:t>БФ</w:t>
-            </w:r>
-          </w:p>
-        </w:tc>
-        <w:tc>
-          <w:tcPr>
-            <w:tcW w:w="7625" w:type="dxa"/>
-          </w:tcPr>
-          <w:p>
-            <w:pPr>
-              <w:jc w:val="left"/>
-              <w:rPr>
-                <w:sz w:val="22"/>
-                <w:highlight w:val="red"/>
-              </w:rPr>
-            </w:pPr>
-            <w:r>
-              <w:rPr>
-                <w:sz w:val="22"/>
-              </w:rPr>
-              <w:t>КЦН</w:t>
-            </w:r>
-            <w:r>
-              <w:rPr>
-                <w:sz w:val="22"/>
-              </w:rPr>
-              <w:t>2</w:t>
-            </w:r>
-            <w:r>
-              <w:rPr>
-                <w:sz w:val="22"/>
-              </w:rPr>
-              <w:t>: Ввод</w:t>
-            </w:r>
-          </w:p>
-        </w:tc>
-      </w:tr>
-      <w:tr>
-        <w:tc>
-          <w:tcPr>
-            <w:tcW w:w="704" w:type="dxa"/>
-          </w:tcPr>
-          <w:p>
-            <w:pPr>
-              <w:pStyle w:val="af0"/>
-            </w:pPr>
-            <w:r>
-              <w:t>10</w:t>
-            </w:r>
-          </w:p>
-        </w:tc>
-        <w:tc>
-          <w:tcPr>
-            <w:tcW w:w="1276" w:type="dxa"/>
-          </w:tcPr>
-          <w:p>
-            <w:pPr>
-              <w:rPr>
-                <w:sz w:val="22"/>
-              </w:rPr>
-            </w:pPr>
-            <w:r>
-              <w:rPr>
-                <w:sz w:val="22"/>
-              </w:rPr>
-              <w:t>БФ</w:t>
-            </w:r>
-          </w:p>
-        </w:tc>
-        <w:tc>
-          <w:tcPr>
-            <w:tcW w:w="7625" w:type="dxa"/>
-          </w:tcPr>
-          <w:p>
-            <w:pPr>
-              <w:jc w:val="left"/>
-              <w:rPr>
-                <w:sz w:val="22"/>
-              </w:rPr>
-            </w:pPr>
-            <w:r>
-              <w:rPr>
-                <w:sz w:val="22"/>
-              </w:rPr>
-              <w:t>КЦН</w:t>
-            </w:r>
-            <w:r>
-              <w:rPr>
-                <w:sz w:val="22"/>
-              </w:rPr>
-              <w:t>2</w:t>
-            </w:r>
-            <w:r>
-              <w:rPr>
-                <w:sz w:val="22"/>
-              </w:rPr>
-              <w:t>: Оперативный вывод</w:t>
-            </w:r>
-          </w:p>
-        </w:tc>
-      </w:tr>
-      <w:tr>
-        <w:tc>
-          <w:tcPr>
-            <w:tcW w:w="704" w:type="dxa"/>
-          </w:tcPr>
-          <w:p>
-            <w:pPr>
-              <w:pStyle w:val="af0"/>
-            </w:pPr>
-            <w:r>
-              <w:t>11</w:t>
-            </w:r>
-          </w:p>
-        </w:tc>
-        <w:tc>
-          <w:tcPr>
-            <w:tcW w:w="1276" w:type="dxa"/>
-            <w:vAlign w:val="top"/>
-          </w:tcPr>
-          <w:p>
-            <w:r>
-              <w:rPr>
-                <w:sz w:val="22"/>
-              </w:rPr>
-              <w:t>БФ</w:t>
-            </w:r>
-          </w:p>
-        </w:tc>
-        <w:tc>
-          <w:tcPr>
-            <w:tcW w:w="7625" w:type="dxa"/>
-          </w:tcPr>
-          <w:p>
-            <w:pPr>
-              <w:jc w:val="left"/>
-              <w:rPr>
-                <w:sz w:val="22"/>
-              </w:rPr>
-            </w:pPr>
-            <w:r>
-              <w:rPr>
-                <w:sz w:val="22"/>
-              </w:rPr>
-              <w:t>КЦН</w:t>
-            </w:r>
-            <w:r>
-              <w:rPr>
-                <w:sz w:val="22"/>
-              </w:rPr>
-              <w:t>2</w:t>
-            </w:r>
-            <w:r>
-              <w:rPr>
-                <w:sz w:val="22"/>
-              </w:rPr>
-              <w:t>: Пуск</w:t>
-            </w:r>
-          </w:p>
-        </w:tc>
-      </w:tr>
-      <w:tr>
-        <w:tc>
-          <w:tcPr>
-            <w:tcW w:w="704" w:type="dxa"/>
-          </w:tcPr>
-          <w:p>
-            <w:pPr>
-              <w:pStyle w:val="af0"/>
-            </w:pPr>
-            <w:r>
-              <w:t>12</w:t>
-            </w:r>
-          </w:p>
-        </w:tc>
-        <w:tc>
-          <w:tcPr>
-            <w:tcW w:w="1276" w:type="dxa"/>
-            <w:vAlign w:val="top"/>
-          </w:tcPr>
-          <w:p>
-            <w:r>
-              <w:rPr>
-                <w:sz w:val="22"/>
-              </w:rPr>
-              <w:t>БФ</w:t>
-            </w:r>
-          </w:p>
-        </w:tc>
-        <w:tc>
-          <w:tcPr>
-            <w:tcW w:w="7625" w:type="dxa"/>
-          </w:tcPr>
-          <w:p>
-            <w:pPr>
-              <w:jc w:val="left"/>
-              <w:rPr>
-                <w:sz w:val="22"/>
-              </w:rPr>
-            </w:pPr>
-            <w:r>
-              <w:rPr>
-                <w:sz w:val="22"/>
-              </w:rPr>
-              <w:t>КЦН</w:t>
-            </w:r>
-            <w:r>
-              <w:rPr>
-                <w:sz w:val="22"/>
-              </w:rPr>
-              <w:t>2</w:t>
-            </w:r>
-            <w:r>
-              <w:rPr>
-                <w:sz w:val="22"/>
-              </w:rPr>
-              <w:t>: Неисправность ЦН</w:t>
-            </w:r>
-          </w:p>
-        </w:tc>
-      </w:tr>
-      <w:tr>
-        <w:tc>
-          <w:tcPr>
-            <w:tcW w:w="704" w:type="dxa"/>
-          </w:tcPr>
-          <w:p>
-            <w:pPr>
-              <w:pStyle w:val="af0"/>
-            </w:pPr>
-            <w:r>
-              <w:t>13</w:t>
-            </w:r>
-          </w:p>
-        </w:tc>
-        <w:tc>
-          <w:tcPr>
-            <w:tcW w:w="1276" w:type="dxa"/>
-          </w:tcPr>
-          <w:p>
-            <w:pPr>
-              <w:rPr>
-                <w:sz w:val="22"/>
-              </w:rPr>
-            </w:pPr>
-            <w:r>
-              <w:rPr>
-                <w:sz w:val="22"/>
-              </w:rPr>
-              <w:t>-</w:t>
-            </w:r>
-          </w:p>
-        </w:tc>
-        <w:tc>
-          <w:tcPr>
-            <w:tcW w:w="7625" w:type="dxa"/>
-          </w:tcPr>
-          <w:p>
-            <w:pPr>
-              <w:jc w:val="left"/>
-              <w:rPr>
-                <w:sz w:val="22"/>
-              </w:rPr>
-            </w:pPr>
-            <w:r>
-              <w:rPr>
-                <w:sz w:val="22"/>
-              </w:rPr>
-              <w:t>-</w:t>
-            </w:r>
-          </w:p>
-        </w:tc>
-      </w:tr>
-      <w:tr>
-        <w:tc>
-          <w:tcPr>
-            <w:tcW w:w="704" w:type="dxa"/>
-          </w:tcPr>
-          <w:p>
-            <w:pPr>
-              <w:pStyle w:val="af0"/>
-            </w:pPr>
-            <w:r>
-              <w:t>14</w:t>
-            </w:r>
-          </w:p>
-        </w:tc>
-        <w:tc>
-          <w:tcPr>
-            <w:tcW w:w="1276" w:type="dxa"/>
-          </w:tcPr>
-          <w:p>
-            <w:pPr>
-              <w:rPr>
-                <w:sz w:val="22"/>
-              </w:rPr>
-            </w:pPr>
-            <w:r>
-              <w:rPr>
-                <w:sz w:val="22"/>
-              </w:rPr>
-              <w:t>-</w:t>
-            </w:r>
-          </w:p>
-        </w:tc>
-        <w:tc>
-          <w:tcPr>
-            <w:tcW w:w="7625" w:type="dxa"/>
-          </w:tcPr>
-          <w:p>
-            <w:pPr>
-              <w:jc w:val="left"/>
-              <w:rPr>
-                <w:sz w:val="22"/>
-              </w:rPr>
-            </w:pPr>
-            <w:r>
-              <w:rPr>
-                <w:sz w:val="22"/>
-              </w:rPr>
-              <w:t>-</w:t>
-            </w:r>
-          </w:p>
-        </w:tc>
-      </w:tr>
-      <w:tr>
-        <w:tc>
-          <w:tcPr>
-            <w:tcW w:w="704" w:type="dxa"/>
-          </w:tcPr>
-          <w:p>
-            <w:pPr>
-              <w:pStyle w:val="af0"/>
-            </w:pPr>
-            <w:r>
-              <w:t>15</w:t>
-            </w:r>
-          </w:p>
-        </w:tc>
-        <w:tc>
-          <w:tcPr>
-            <w:tcW w:w="1276" w:type="dxa"/>
-          </w:tcPr>
-          <w:p>
-            <w:pPr>
-              <w:rPr>
-                <w:sz w:val="22"/>
-              </w:rPr>
-            </w:pPr>
-            <w:r>
-              <w:rPr>
-                <w:sz w:val="22"/>
-              </w:rPr>
-              <w:t>-</w:t>
-            </w:r>
-          </w:p>
-        </w:tc>
-        <w:tc>
-          <w:tcPr>
-            <w:tcW w:w="7625" w:type="dxa"/>
-          </w:tcPr>
-          <w:p>
-            <w:pPr>
-              <w:jc w:val="left"/>
-              <w:rPr>
-                <w:sz w:val="22"/>
-              </w:rPr>
-            </w:pPr>
-            <w:r>
-              <w:rPr>
-                <w:sz w:val="22"/>
-              </w:rPr>
-              <w:t>-</w:t>
-            </w:r>
-          </w:p>
-        </w:tc>
-      </w:tr>
-      <w:tr>
-        <w:tc>
-          <w:tcPr>
-            <w:tcW w:w="704" w:type="dxa"/>
-          </w:tcPr>
-          <w:p>
-            <w:pPr>
-              <w:pStyle w:val="af0"/>
-            </w:pPr>
-            <w:r>
-              <w:t>16</w:t>
-            </w:r>
-          </w:p>
-        </w:tc>
-        <w:tc>
-          <w:tcPr>
-            <w:tcW w:w="1276" w:type="dxa"/>
-          </w:tcPr>
-          <w:p>
-            <w:pPr>
-              <w:rPr>
-                <w:sz w:val="22"/>
-              </w:rPr>
-            </w:pPr>
-            <w:r>
-              <w:rPr>
-                <w:sz w:val="22"/>
-              </w:rPr>
-              <w:t>-</w:t>
-            </w:r>
-          </w:p>
-        </w:tc>
-        <w:tc>
-          <w:tcPr>
-            <w:tcW w:w="7625" w:type="dxa"/>
-          </w:tcPr>
-          <w:p>
-            <w:pPr>
-              <w:jc w:val="left"/>
-              <w:rPr>
-                <w:sz w:val="22"/>
-              </w:rPr>
-            </w:pPr>
-            <w:r>
-              <w:rPr>
-                <w:sz w:val="22"/>
-              </w:rPr>
-              <w:t>-</w:t>
-            </w:r>
-          </w:p>
-        </w:tc>
-      </w:tr>
-    </w:tbl>
-    <w:p>
-      <w:pPr>
-        <w:pStyle w:val="3"/>
-      </w:pPr>
-      <w:r>
-        <w:t>Методика проверки</w:t>
-      </w:r>
-      <w:r>
-        <w:t xml:space="preserve"> СД и ФК КЦН НН</w:t>
-      </w:r>
-    </w:p>
-    <w:p>
-      <w:pPr>
-        <w:pStyle w:val="a5"/>
-      </w:pPr>
-      <w:r>
-        <w:t>Для проверки СД и ФК в устройство</w:t>
-      </w:r>
-      <w:r>
-        <w:t xml:space="preserve"> ЮНИТ-М300</w:t>
-      </w:r>
-      <w:r>
-        <w:t xml:space="preserve"> загружаются параметры 1 режима (см. пункт </w:t>
+        <w:t xml:space="preserve"> </w:t>
       </w:r>
       <w:r>
         <w:fldChar w:fldCharType="begin"/>
       </w:r>
       <w:r>
-        <w:instrText xml:space="preserve"> REF _Ref192580234 \r \h </w:instrText>
-      </w:r>
-      <w:r>
-        <w:fldChar w:fldCharType="separate"/>
-      </w:r>
-      <w:r>
-        <w:t>2.5.2</w:t>
-      </w:r>
-      <w:r>
-        <w:fldChar w:fldCharType="end"/>
-      </w:r>
-      <w:r>
-        <w:t>) и подаются аналоговые сигналы режимов 1 (</w:t>
-      </w:r>
-      <w:r>
-        <w:t xml:space="preserve">нормальный режим - </w:t>
-      </w:r>
-      <w:r>
-        <w:t>КЦН НН не сработано) и режима 4 (</w:t>
-      </w:r>
-      <w:r>
-        <w:t>режим срабатывания - о</w:t>
-      </w:r>
-      <w:r>
-        <w:t>ба КЦН сработаны)</w:t>
-      </w:r>
-      <w:r>
-        <w:t xml:space="preserve"> из таблицы </w:t>
-      </w:r>
-      <w:r>
-        <w:fldChar w:fldCharType="begin"/>
-      </w:r>
-      <w:r>
-        <w:instrText xml:space="preserve"> REF _Ref192580393 \r \h  \* MERGEFORMAT </w:instrText>
+        <w:instrText xml:space="preserve"> REF _Ref195516560 \r \h  \* MERGEFORMAT </w:instrText>
       </w:r>
       <w:r>
         <w:fldChar w:fldCharType="separate"/>
@@ -7132,314 +3861,7 @@
         <w:t xml:space="preserve">Таблица </w:t>
       </w:r>
       <w:r>
-        <w:t>2.14</w:t>
-      </w:r>
-      <w:r>
-        <w:rPr>
-          <w:vanish/>
-        </w:rPr>
-        <w:t xml:space="preserve"> -</w:t>
-      </w:r>
-      <w:r>
-        <w:fldChar w:fldCharType="end"/>
-      </w:r>
-      <w:r>
-        <w:t xml:space="preserve">. </w:t>
-      </w:r>
-      <w:r>
-        <w:t>При этом контролируется правильность работы светодиодов и функциональных клавиш в различных комбинациях</w:t>
-      </w:r>
-      <w:r>
-        <w:t>:</w:t>
-      </w:r>
-    </w:p>
-    <w:p>
-      <w:pPr>
-        <w:pStyle w:val="a5"/>
-      </w:pPr>
-      <w:r>
-        <w:t>1. Оперативный ввод/вывод КЦН НН1, КЦН НН2 в нормальном режиме и в режиме срабатывания.</w:t>
-      </w:r>
-    </w:p>
-    <w:p>
-      <w:pPr>
-        <w:pStyle w:val="a5"/>
-      </w:pPr>
-      <w:r>
-        <w:t xml:space="preserve">2. </w:t>
-      </w:r>
-      <w:r>
-        <w:t>Появление сигнализации пуска, неисправности ЦН на светодиодах в режиме срабатывания и отсутствие сигнализации в нормальном режиме.</w:t>
-      </w:r>
-    </w:p>
-    <w:p>
-      <w:pPr>
-        <w:pStyle w:val="3"/>
-        <w:rPr>
-          <w:highlight w:val="yellow"/>
-        </w:rPr>
-      </w:pPr>
-      <w:r>
-        <w:rPr>
-          <w:highlight w:val="yellow"/>
-        </w:rPr>
-        <w:t>Методика проверки СД и ФК МТЗ</w:t>
-      </w:r>
-    </w:p>
-    <w:p>
-      <w:pPr>
-        <w:pStyle w:val="a5"/>
-        <w:rPr>
-          <w:highlight w:val="yellow"/>
-        </w:rPr>
-      </w:pPr>
-      <w:r>
-        <w:rPr>
-          <w:highlight w:val="yellow"/>
-        </w:rPr>
-        <w:t xml:space="preserve">Для проверки СД и ФК в устройство ЮНИТ-М300 загружаются параметры 1 режима (см. пункт </w:t>
-      </w:r>
-      <w:r>
-        <w:rPr>
-          <w:highlight w:val="yellow"/>
-        </w:rPr>
-        <w:fldChar w:fldCharType="begin"/>
-      </w:r>
-      <w:r>
-        <w:rPr>
-          <w:highlight w:val="yellow"/>
-        </w:rPr>
-        <w:instrText xml:space="preserve"> REF _Ref192580234 \r \h </w:instrText>
-      </w:r>
-      <w:r>
-        <w:rPr>
-          <w:highlight w:val="yellow"/>
-        </w:rPr>
-        <w:instrText xml:space="preserve"> \* MERGEFORMAT </w:instrText>
-      </w:r>
-      <w:r>
-        <w:rPr>
-          <w:highlight w:val="yellow"/>
-        </w:rPr>
-      </w:r>
-      <w:r>
-        <w:rPr>
-          <w:highlight w:val="yellow"/>
-        </w:rPr>
-        <w:fldChar w:fldCharType="separate"/>
-      </w:r>
-      <w:r>
-        <w:rPr>
-          <w:highlight w:val="yellow"/>
-        </w:rPr>
-        <w:t>2.5.2</w:t>
-      </w:r>
-      <w:r>
-        <w:rPr>
-          <w:highlight w:val="yellow"/>
-        </w:rPr>
-        <w:fldChar w:fldCharType="end"/>
-      </w:r>
-      <w:r>
-        <w:rPr>
-          <w:highlight w:val="yellow"/>
-        </w:rPr>
-        <w:t xml:space="preserve">) и подаются аналоговые сигналы режимов 1 (нормальный режим </w:t>
-      </w:r>
-      <w:r>
-        <w:rPr>
-          <w:highlight w:val="yellow"/>
-        </w:rPr>
-        <w:t>–</w:t>
-      </w:r>
-      <w:r>
-        <w:rPr>
-          <w:highlight w:val="yellow"/>
-        </w:rPr>
-        <w:t xml:space="preserve"> </w:t>
-      </w:r>
-      <w:r>
-        <w:rPr>
-          <w:highlight w:val="yellow"/>
-        </w:rPr>
-        <w:t>ни одна ступень МТЗ</w:t>
-      </w:r>
-      <w:r>
-        <w:rPr>
-          <w:highlight w:val="yellow"/>
-        </w:rPr>
-        <w:t xml:space="preserve"> не сработан</w:t>
-      </w:r>
-      <w:r>
-        <w:rPr>
-          <w:highlight w:val="yellow"/>
-        </w:rPr>
-        <w:t>а</w:t>
-      </w:r>
-      <w:r>
-        <w:rPr>
-          <w:highlight w:val="yellow"/>
-        </w:rPr>
-        <w:t xml:space="preserve">) и режима 4 (режим срабатывания - оба КЦН сработаны) из таблицы </w:t>
-      </w:r>
-      <w:r>
-        <w:rPr>
-          <w:highlight w:val="yellow"/>
-        </w:rPr>
-        <w:fldChar w:fldCharType="begin"/>
-      </w:r>
-      <w:r>
-        <w:rPr>
-          <w:highlight w:val="yellow"/>
-        </w:rPr>
-        <w:instrText xml:space="preserve"> REF _Ref192580393 \r \h  \* MERGEFORMAT </w:instrText>
-      </w:r>
-      <w:r>
-        <w:rPr>
-          <w:highlight w:val="yellow"/>
-        </w:rPr>
-      </w:r>
-      <w:r>
-        <w:rPr>
-          <w:highlight w:val="yellow"/>
-        </w:rPr>
-        <w:fldChar w:fldCharType="separate"/>
-      </w:r>
-      <w:r>
-        <w:rPr>
-          <w:vanish/>
-          <w:highlight w:val="yellow"/>
-        </w:rPr>
-        <w:t xml:space="preserve">Таблица </w:t>
-      </w:r>
-      <w:r>
-        <w:rPr>
-          <w:highlight w:val="yellow"/>
-        </w:rPr>
-        <w:t>2.14</w:t>
-      </w:r>
-      <w:r>
-        <w:rPr>
-          <w:vanish/>
-          <w:highlight w:val="yellow"/>
-        </w:rPr>
-        <w:t xml:space="preserve"> -</w:t>
-      </w:r>
-      <w:r>
-        <w:rPr>
-          <w:highlight w:val="yellow"/>
-        </w:rPr>
-        <w:fldChar w:fldCharType="end"/>
-      </w:r>
-      <w:r>
-        <w:rPr>
-          <w:highlight w:val="yellow"/>
-        </w:rPr>
-        <w:t>. При этом контролируется правильность работы светодиодов и функциональных клавиш в различных комбинациях:</w:t>
-      </w:r>
-    </w:p>
-    <w:p>
-      <w:pPr>
-        <w:pStyle w:val="a5"/>
-        <w:rPr>
-          <w:highlight w:val="yellow"/>
-        </w:rPr>
-      </w:pPr>
-      <w:r>
-        <w:rPr>
-          <w:highlight w:val="yellow"/>
-        </w:rPr>
-        <w:t>1. Оперативный ввод/вывод КЦН НН1, КЦН НН2 в нормальном режиме и в режиме срабатывания.</w:t>
-      </w:r>
-    </w:p>
-    <w:p>
-      <w:pPr>
-        <w:pStyle w:val="a5"/>
-      </w:pPr>
-      <w:r>
-        <w:rPr>
-          <w:highlight w:val="yellow"/>
-        </w:rPr>
-        <w:lastRenderedPageBreak/>
-        <w:t>2. Появление сигнализации пуска, неисправности ЦН на светодиодах в режиме срабатывания и отсутствие сигнализации в нормальном режиме.</w:t>
-      </w:r>
-    </w:p>
-    <w:p>
-      <w:pPr>
-        <w:pStyle w:val="2"/>
-      </w:pPr>
-      <w:bookmarkStart w:id="13" w:name="_Toc192675558"/>
-      <w:r>
-        <w:t>Проверка взаимодействия функций блоков МТЗ, КЦН НН1, КЦН НН2,</w:t>
-      </w:r>
-      <w:bookmarkEnd w:id="13"/>
-      <w:r>
-        <w:t xml:space="preserve">  </w:t>
-      </w:r>
-    </w:p>
-    <w:p>
-      <w:pPr>
-        <w:pStyle w:val="3"/>
-      </w:pPr>
-      <w:r>
-        <w:t>Цель испытаний</w:t>
-      </w:r>
-    </w:p>
-    <w:p>
-      <w:pPr>
-        <w:pStyle w:val="4"/>
-      </w:pPr>
-      <w:r>
-        <w:t xml:space="preserve">  </w:t>
-      </w:r>
-      <w:r>
-        <w:t xml:space="preserve">Контроль правильности выполнения логических взаимосвязей между функциональными блоками МТЗ, КЦН НН, ЛО Т, ПС. Проверки в составе данного подраздела проводятся с </w:t>
-      </w:r>
-      <w:r>
-        <w:t>использованием ИО типа «РЕТОМ-</w:t>
-      </w:r>
-      <w:r>
-        <w:t>7</w:t>
-      </w:r>
-      <w:r>
-        <w:t>1»</w:t>
-      </w:r>
-      <w:r>
-        <w:t>.</w:t>
-      </w:r>
-    </w:p>
-    <w:p>
-      <w:pPr>
-        <w:pStyle w:val="3"/>
-      </w:pPr>
-      <w:r>
-        <w:t xml:space="preserve">Назначение дискретных входов устройства ЮНИТ-М300 для проверки МТЗ  </w:t>
-      </w:r>
-    </w:p>
-    <w:p>
-      <w:pPr>
-        <w:pStyle w:val="a5"/>
-      </w:pPr>
-      <w:r>
-        <w:t xml:space="preserve">Назначение дискретных входов на внутренние сигналы функциональной логики устройства ЮНИТ-М300 производится при помощи подключенного ПК с установленным ПО «ЮНИТ-СЕРВИС» в инструменте «Матрица входов и выходных реле». Назначение производится в соответствии с таблицей </w:t>
-      </w:r>
-      <w:r>
-        <w:fldChar w:fldCharType="begin"/>
-      </w:r>
-      <w:r>
-        <w:instrText xml:space="preserve"> REF _Ref191625992 \r \h  \* MERGEFORMAT </w:instrText>
-      </w:r>
-      <w:r>
-        <w:fldChar w:fldCharType="separate"/>
-      </w:r>
-      <w:r>
-        <w:rPr>
-          <w:vanish/>
-        </w:rPr>
-        <w:t xml:space="preserve">Таблица </w:t>
-      </w:r>
-      <w:r>
-        <w:t>2.5</w:t>
+        <w:t>2.6</w:t>
       </w:r>
       <w:r>
         <w:rPr>
@@ -7458,6 +3880,7 @@
       <w:pPr>
         <w:pStyle w:val="a"/>
       </w:pPr>
+      <w:bookmarkStart w:id="15" w:name="_Ref195516551"/>
       <w:r>
         <w:t>Назначение дискретных входов</w:t>
       </w:r>
@@ -7467,6 +3890,7 @@
       <w:r>
         <w:t>ЮНИТ-М300 для проверки БНТ</w:t>
       </w:r>
+      <w:bookmarkEnd w:id="15"/>
     </w:p>
     <w:tbl>
       <w:tblPr>
@@ -7917,6 +4341,7 @@
               </w:rPr>
             </w:pPr>
             <w:r>
+              <w:lastRenderedPageBreak/>
               <w:t>М</w:t>
             </w:r>
             <w:r>
@@ -8354,7 +4779,7 @@
         <w:t>ЮНИТ-М300 для проверки КЦН НН</w:t>
       </w:r>
       <w:r>
-        <w:t>1, КЦН НН2</w:t>
+        <w:t>, КПОН НН</w:t>
       </w:r>
     </w:p>
     <w:tbl>
@@ -8539,7 +4964,10 @@
               <w:jc w:val="left"/>
             </w:pPr>
             <w:r>
-              <w:t>ОВ КЦН1</w:t>
+              <w:t>ОВ КЦН</w:t>
+            </w:r>
+            <w:r>
+              <w:t>1</w:t>
             </w:r>
           </w:p>
         </w:tc>
@@ -8659,13 +5087,11 @@
               <w:jc w:val="left"/>
             </w:pPr>
             <w:r>
-              <w:t>ОВ КЦН</w:t>
-            </w:r>
-            <w:r>
-              <w:t>2</w:t>
-            </w:r>
-            <w:bookmarkStart w:id="14" w:name="_GoBack"/>
-            <w:bookmarkEnd w:id="14"/>
+              <w:t>В НН1</w:t>
+            </w:r>
+            <w:r>
+              <w:t xml:space="preserve"> включен</w:t>
+            </w:r>
           </w:p>
         </w:tc>
       </w:tr>
@@ -8724,10 +5150,16 @@
               <w:jc w:val="left"/>
             </w:pPr>
             <w:r>
-              <w:t>Срабатывание внешнего БНН</w:t>
-            </w:r>
-            <w:r>
-              <w:t>2</w:t>
+              <w:t>КПОН</w:t>
+            </w:r>
+            <w:r>
+              <w:t>1</w:t>
+            </w:r>
+            <w:r>
+              <w:t xml:space="preserve"> внеш</w:t>
+            </w:r>
+            <w:r>
+              <w:t>.</w:t>
             </w:r>
           </w:p>
         </w:tc>
@@ -8787,7 +5219,7 @@
               <w:jc w:val="left"/>
             </w:pPr>
             <w:r>
-              <w:t>Резерв</w:t>
+              <w:t>ОВ КЦН2</w:t>
             </w:r>
           </w:p>
         </w:tc>
@@ -8847,7 +5279,7 @@
               <w:jc w:val="left"/>
             </w:pPr>
             <w:r>
-              <w:t>Резерв</w:t>
+              <w:t>Срабатывание внешнего БНН2</w:t>
             </w:r>
           </w:p>
         </w:tc>
@@ -8907,7 +5339,10 @@
               <w:jc w:val="left"/>
             </w:pPr>
             <w:r>
-              <w:t>Резерв</w:t>
+              <w:t>В НН2</w:t>
+            </w:r>
+            <w:r>
+              <w:t xml:space="preserve"> включен</w:t>
             </w:r>
           </w:p>
         </w:tc>
@@ -8967,7 +5402,7 @@
               <w:jc w:val="left"/>
             </w:pPr>
             <w:r>
-              <w:t>Резерв</w:t>
+              <w:t>КПОН2 внеш.</w:t>
             </w:r>
           </w:p>
         </w:tc>
@@ -9232,16 +5667,15 @@
       <w:pPr>
         <w:pStyle w:val="a"/>
       </w:pPr>
-      <w:bookmarkStart w:id="15" w:name="_Ref191625992"/>
+      <w:bookmarkStart w:id="16" w:name="_Ref191625992"/>
       <w:r>
-        <w:lastRenderedPageBreak/>
         <w:t>Назначение дискретных входов</w:t>
       </w:r>
       <w:r>
         <w:t xml:space="preserve"> </w:t>
       </w:r>
       <w:r>
-        <w:t>ЮНИТ-М300 для проверки КПОН1, КПОН2</w:t>
+        <w:t>ЮНИТ-М300 для проверки общих цепей МТЗ</w:t>
       </w:r>
     </w:p>
     <w:tbl>
@@ -9336,10 +5770,7 @@
               <w:rPr>
                 <w:lang w:val="en-US"/>
               </w:rPr>
-              <w:t>XB</w:t>
-            </w:r>
-            <w:r>
-              <w:t>:1</w:t>
+              <w:t>XB:1</w:t>
             </w:r>
           </w:p>
         </w:tc>
@@ -9350,11 +5781,17 @@
           <w:p>
             <w:pPr>
               <w:pStyle w:val="af0"/>
+              <w:rPr>
+                <w:lang w:val="en-US"/>
+              </w:rPr>
             </w:pPr>
             <w:r>
               <w:t>М3.</w:t>
             </w:r>
             <w:r>
+              <w:rPr>
+                <w:lang w:val="en-US"/>
+              </w:rPr>
               <w:t>1</w:t>
             </w:r>
           </w:p>
@@ -9369,7 +5806,7 @@
               <w:jc w:val="left"/>
             </w:pPr>
             <w:r>
-              <w:t>КПОН1 внеш.</w:t>
+              <w:t>Вывод терминала</w:t>
             </w:r>
           </w:p>
         </w:tc>
@@ -9390,10 +5827,7 @@
               <w:rPr>
                 <w:lang w:val="en-US"/>
               </w:rPr>
-              <w:t>XB</w:t>
-            </w:r>
-            <w:r>
-              <w:t>:</w:t>
+              <w:t>XB:</w:t>
             </w:r>
             <w:r>
               <w:t>2</w:t>
@@ -9407,11 +5841,17 @@
           <w:p>
             <w:pPr>
               <w:pStyle w:val="af0"/>
+              <w:rPr>
+                <w:lang w:val="en-US"/>
+              </w:rPr>
             </w:pPr>
             <w:r>
               <w:t>М3.</w:t>
             </w:r>
             <w:r>
+              <w:rPr>
+                <w:lang w:val="en-US"/>
+              </w:rPr>
               <w:t>2</w:t>
             </w:r>
           </w:p>
@@ -9426,13 +5866,7 @@
               <w:jc w:val="left"/>
             </w:pPr>
             <w:r>
-              <w:t>КПОН</w:t>
-            </w:r>
-            <w:r>
-              <w:t>2</w:t>
-            </w:r>
-            <w:r>
-              <w:t xml:space="preserve"> внеш.</w:t>
+              <w:t>ОВ МТЗ</w:t>
             </w:r>
           </w:p>
         </w:tc>
@@ -9492,7 +5926,10 @@
               <w:jc w:val="left"/>
             </w:pPr>
             <w:r>
-              <w:t>Резерв</w:t>
+              <w:t xml:space="preserve">ОВ МТЗ 1 </w:t>
+            </w:r>
+            <w:r>
+              <w:t>ст</w:t>
             </w:r>
           </w:p>
         </w:tc>
@@ -9552,7 +5989,10 @@
               <w:jc w:val="left"/>
             </w:pPr>
             <w:r>
-              <w:t>Резерв</w:t>
+              <w:t xml:space="preserve">ОВ МТЗ 2 </w:t>
+            </w:r>
+            <w:r>
+              <w:t>ст</w:t>
             </w:r>
           </w:p>
         </w:tc>
@@ -9612,7 +6052,10 @@
               <w:jc w:val="left"/>
             </w:pPr>
             <w:r>
-              <w:t>Резерв</w:t>
+              <w:t xml:space="preserve">ОВ МТЗ 3 </w:t>
+            </w:r>
+            <w:r>
+              <w:t>ст</w:t>
             </w:r>
           </w:p>
         </w:tc>
@@ -9672,7 +6115,13 @@
               <w:jc w:val="left"/>
             </w:pPr>
             <w:r>
-              <w:t>Резерв</w:t>
+              <w:t>В НН</w:t>
+            </w:r>
+            <w:r>
+              <w:t>1</w:t>
+            </w:r>
+            <w:r>
+              <w:t xml:space="preserve"> включен</w:t>
             </w:r>
           </w:p>
         </w:tc>
@@ -9732,7 +6181,10 @@
               <w:jc w:val="left"/>
             </w:pPr>
             <w:r>
-              <w:t>Резерв</w:t>
+              <w:t>В НН2</w:t>
+            </w:r>
+            <w:r>
+              <w:t xml:space="preserve"> включен</w:t>
             </w:r>
           </w:p>
         </w:tc>
@@ -10129,12 +6581,9 @@
       <w:r>
         <w:t xml:space="preserve"> ступен</w:t>
       </w:r>
-      <w:bookmarkEnd w:id="15"/>
+      <w:bookmarkEnd w:id="16"/>
       <w:r>
         <w:t>и</w:t>
-      </w:r>
-      <w:r>
-        <w:t xml:space="preserve"> и общих цепей</w:t>
       </w:r>
     </w:p>
     <w:tbl>
@@ -10331,7 +6780,13 @@
               <w:jc w:val="left"/>
             </w:pPr>
             <w:r>
-              <w:t>СВ НН1 включен</w:t>
+              <w:t>СВ НН</w:t>
+            </w:r>
+            <w:r>
+              <w:t>1</w:t>
+            </w:r>
+            <w:r>
+              <w:t xml:space="preserve"> включен</w:t>
             </w:r>
           </w:p>
         </w:tc>
@@ -10391,7 +6846,10 @@
               <w:jc w:val="left"/>
             </w:pPr>
             <w:r>
-              <w:t>СВ НН2 включен</w:t>
+              <w:t>СВ НН2</w:t>
+            </w:r>
+            <w:r>
+              <w:t xml:space="preserve"> включен</w:t>
             </w:r>
           </w:p>
         </w:tc>
@@ -10451,7 +6909,10 @@
               <w:jc w:val="left"/>
             </w:pPr>
             <w:r>
-              <w:t>В НН1 включен</w:t>
+              <w:t>В НН1</w:t>
+            </w:r>
+            <w:r>
+              <w:t xml:space="preserve"> включен</w:t>
             </w:r>
           </w:p>
         </w:tc>
@@ -10511,7 +6972,10 @@
               <w:jc w:val="left"/>
             </w:pPr>
             <w:r>
-              <w:t>В НН2 включен</w:t>
+              <w:t>В НН2</w:t>
+            </w:r>
+            <w:r>
+              <w:t xml:space="preserve"> включен</w:t>
             </w:r>
           </w:p>
         </w:tc>
@@ -10529,6 +6993,7 @@
               </w:rPr>
             </w:pPr>
             <w:r>
+              <w:lastRenderedPageBreak/>
               <w:t>М</w:t>
             </w:r>
             <w:r>
@@ -10629,9 +7094,6 @@
             <w:pPr>
               <w:pStyle w:val="af0"/>
               <w:jc w:val="left"/>
-              <w:rPr>
-                <w:lang w:val="en-US"/>
-              </w:rPr>
             </w:pPr>
             <w:r>
               <w:t>Срабатывание внешнего БНН2</w:t>
@@ -10694,7 +7156,16 @@
               <w:jc w:val="left"/>
             </w:pPr>
             <w:r>
-              <w:t>Резерв</w:t>
+              <w:t>КПОН</w:t>
+            </w:r>
+            <w:r>
+              <w:t>1</w:t>
+            </w:r>
+            <w:r>
+              <w:t xml:space="preserve"> внеш</w:t>
+            </w:r>
+            <w:r>
+              <w:t>.</w:t>
             </w:r>
           </w:p>
         </w:tc>
@@ -10754,7 +7225,16 @@
               <w:jc w:val="left"/>
             </w:pPr>
             <w:r>
-              <w:t>Резерв</w:t>
+              <w:t>КПОН</w:t>
+            </w:r>
+            <w:r>
+              <w:t>2</w:t>
+            </w:r>
+            <w:r>
+              <w:t xml:space="preserve"> внеш</w:t>
+            </w:r>
+            <w:r>
+              <w:t>.</w:t>
             </w:r>
           </w:p>
         </w:tc>
@@ -11156,7 +7636,7 @@
         <w:tc>
           <w:tcPr>
             <w:tcW w:w="5061" w:type="dxa"/>
-            <w:shd w:val="clear" w:color="auto" w:fill="FFC000"/>
+            <w:shd w:val="clear" w:color="auto" w:fill="auto"/>
           </w:tcPr>
           <w:p>
             <w:pPr>
@@ -11230,7 +7710,10 @@
               <w:jc w:val="left"/>
             </w:pPr>
             <w:r>
-              <w:t>СВ НН1 включен</w:t>
+              <w:t>СВ НН1</w:t>
+            </w:r>
+            <w:r>
+              <w:t xml:space="preserve"> включен</w:t>
             </w:r>
           </w:p>
         </w:tc>
@@ -11290,7 +7773,10 @@
               <w:jc w:val="left"/>
             </w:pPr>
             <w:r>
-              <w:t>СВ НН2 включен</w:t>
+              <w:t>СВ НН2</w:t>
+            </w:r>
+            <w:r>
+              <w:t xml:space="preserve"> включен</w:t>
             </w:r>
           </w:p>
         </w:tc>
@@ -11350,7 +7836,10 @@
               <w:jc w:val="left"/>
             </w:pPr>
             <w:r>
-              <w:t>В НН1 включен</w:t>
+              <w:t>В НН1</w:t>
+            </w:r>
+            <w:r>
+              <w:t xml:space="preserve"> включен</w:t>
             </w:r>
           </w:p>
         </w:tc>
@@ -11410,7 +7899,10 @@
               <w:jc w:val="left"/>
             </w:pPr>
             <w:r>
-              <w:t>В НН2 включен</w:t>
+              <w:t>В НН2</w:t>
+            </w:r>
+            <w:r>
+              <w:t xml:space="preserve"> включен</w:t>
             </w:r>
           </w:p>
         </w:tc>
@@ -11528,9 +8020,6 @@
             <w:pPr>
               <w:pStyle w:val="af0"/>
               <w:jc w:val="left"/>
-              <w:rPr>
-                <w:lang w:val="en-US"/>
-              </w:rPr>
             </w:pPr>
             <w:r>
               <w:t>Срабатывание внешнего БНН2</w:t>
@@ -11593,6 +8082,135 @@
               <w:jc w:val="left"/>
             </w:pPr>
             <w:r>
+              <w:t>КПОН</w:t>
+            </w:r>
+            <w:r>
+              <w:t>1</w:t>
+            </w:r>
+            <w:r>
+              <w:t xml:space="preserve"> внеш</w:t>
+            </w:r>
+            <w:r>
+              <w:t>.</w:t>
+            </w:r>
+          </w:p>
+        </w:tc>
+      </w:tr>
+      <w:tr>
+        <w:tc>
+          <w:tcPr>
+            <w:tcW w:w="2482" w:type="dxa"/>
+          </w:tcPr>
+          <w:p>
+            <w:pPr>
+              <w:pStyle w:val="af0"/>
+              <w:rPr>
+                <w:lang w:val="en-US"/>
+              </w:rPr>
+            </w:pPr>
+            <w:r>
+              <w:t>М</w:t>
+            </w:r>
+            <w:r>
+              <w:rPr>
+                <w:lang w:val="en-US"/>
+              </w:rPr>
+              <w:t>3.XB:10</w:t>
+            </w:r>
+          </w:p>
+        </w:tc>
+        <w:tc>
+          <w:tcPr>
+            <w:tcW w:w="2062" w:type="dxa"/>
+          </w:tcPr>
+          <w:p>
+            <w:pPr>
+              <w:pStyle w:val="af0"/>
+              <w:rPr>
+                <w:lang w:val="en-US"/>
+              </w:rPr>
+            </w:pPr>
+            <w:r>
+              <w:t>М</w:t>
+            </w:r>
+            <w:r>
+              <w:rPr>
+                <w:lang w:val="en-US"/>
+              </w:rPr>
+              <w:t>3.9</w:t>
+            </w:r>
+          </w:p>
+        </w:tc>
+        <w:tc>
+          <w:tcPr>
+            <w:tcW w:w="5061" w:type="dxa"/>
+          </w:tcPr>
+          <w:p>
+            <w:pPr>
+              <w:pStyle w:val="af0"/>
+              <w:jc w:val="left"/>
+            </w:pPr>
+            <w:r>
+              <w:t>КПОН</w:t>
+            </w:r>
+            <w:r>
+              <w:t>2</w:t>
+            </w:r>
+            <w:r>
+              <w:t xml:space="preserve"> внеш</w:t>
+            </w:r>
+            <w:r>
+              <w:t>.</w:t>
+            </w:r>
+          </w:p>
+        </w:tc>
+      </w:tr>
+      <w:tr>
+        <w:tc>
+          <w:tcPr>
+            <w:tcW w:w="2482" w:type="dxa"/>
+          </w:tcPr>
+          <w:p>
+            <w:pPr>
+              <w:pStyle w:val="af0"/>
+            </w:pPr>
+            <w:r>
+              <w:t>М</w:t>
+            </w:r>
+            <w:r>
+              <w:rPr>
+                <w:lang w:val="en-US"/>
+              </w:rPr>
+              <w:t>3.XB:</w:t>
+            </w:r>
+            <w:r>
+              <w:t>11</w:t>
+            </w:r>
+          </w:p>
+        </w:tc>
+        <w:tc>
+          <w:tcPr>
+            <w:tcW w:w="2062" w:type="dxa"/>
+          </w:tcPr>
+          <w:p>
+            <w:pPr>
+              <w:pStyle w:val="af0"/>
+            </w:pPr>
+            <w:r>
+              <w:t>М3.10</w:t>
+            </w:r>
+          </w:p>
+        </w:tc>
+        <w:tc>
+          <w:tcPr>
+            <w:tcW w:w="5061" w:type="dxa"/>
+          </w:tcPr>
+          <w:p>
+            <w:pPr>
+              <w:pStyle w:val="af0"/>
+              <w:jc w:val="left"/>
+            </w:pPr>
+            <w:r>
               <w:t>Резерв</w:t>
             </w:r>
           </w:p>
@@ -11606,18 +8224,18 @@
           <w:p>
             <w:pPr>
               <w:pStyle w:val="af0"/>
-              <w:rPr>
-                <w:lang w:val="en-US"/>
-              </w:rPr>
-            </w:pPr>
-            <w:r>
-              <w:t>М</w:t>
-            </w:r>
-            <w:r>
-              <w:rPr>
-                <w:lang w:val="en-US"/>
-              </w:rPr>
-              <w:t>3.XB:10</w:t>
+            </w:pPr>
+            <w:r>
+              <w:t>М3.</w:t>
+            </w:r>
+            <w:r>
+              <w:rPr>
+                <w:lang w:val="en-US"/>
+              </w:rPr>
+              <w:t>XB:</w:t>
+            </w:r>
+            <w:r>
+              <w:t>12</w:t>
             </w:r>
           </w:p>
         </w:tc>
@@ -11628,18 +8246,9 @@
           <w:p>
             <w:pPr>
               <w:pStyle w:val="af0"/>
-              <w:rPr>
-                <w:lang w:val="en-US"/>
-              </w:rPr>
-            </w:pPr>
-            <w:r>
-              <w:t>М</w:t>
-            </w:r>
-            <w:r>
-              <w:rPr>
-                <w:lang w:val="en-US"/>
-              </w:rPr>
-              <w:t>3.9</w:t>
+            </w:pPr>
+            <w:r>
+              <w:t>М3.11</w:t>
             </w:r>
           </w:p>
         </w:tc>
@@ -11668,16 +8277,16 @@
               <w:pStyle w:val="af0"/>
             </w:pPr>
             <w:r>
-              <w:t>М</w:t>
-            </w:r>
-            <w:r>
-              <w:rPr>
-                <w:lang w:val="en-US"/>
-              </w:rPr>
-              <w:t>3.XB:</w:t>
-            </w:r>
-            <w:r>
-              <w:t>11</w:t>
+              <w:t>М3.</w:t>
+            </w:r>
+            <w:r>
+              <w:rPr>
+                <w:lang w:val="en-US"/>
+              </w:rPr>
+              <w:t>XB:</w:t>
+            </w:r>
+            <w:r>
+              <w:t>13</w:t>
             </w:r>
           </w:p>
         </w:tc>
@@ -11690,7 +8299,7 @@
               <w:pStyle w:val="af0"/>
             </w:pPr>
             <w:r>
-              <w:t>М3.10</w:t>
+              <w:t>М3.12</w:t>
             </w:r>
           </w:p>
         </w:tc>
@@ -11725,10 +8334,10 @@
               <w:rPr>
                 <w:lang w:val="en-US"/>
               </w:rPr>
-              <w:t>XB:</w:t>
-            </w:r>
-            <w:r>
-              <w:t>12</w:t>
+              <w:t>XB</w:t>
+            </w:r>
+            <w:r>
+              <w:t>:14</w:t>
             </w:r>
           </w:p>
         </w:tc>
@@ -11741,7 +8350,7 @@
               <w:pStyle w:val="af0"/>
             </w:pPr>
             <w:r>
-              <w:t>М3.11</w:t>
+              <w:t>М3.13</w:t>
             </w:r>
           </w:p>
         </w:tc>
@@ -11770,109 +8379,6 @@
               <w:pStyle w:val="af0"/>
             </w:pPr>
             <w:r>
-              <w:t>М3.</w:t>
-            </w:r>
-            <w:r>
-              <w:rPr>
-                <w:lang w:val="en-US"/>
-              </w:rPr>
-              <w:t>XB:</w:t>
-            </w:r>
-            <w:r>
-              <w:t>13</w:t>
-            </w:r>
-          </w:p>
-        </w:tc>
-        <w:tc>
-          <w:tcPr>
-            <w:tcW w:w="2062" w:type="dxa"/>
-          </w:tcPr>
-          <w:p>
-            <w:pPr>
-              <w:pStyle w:val="af0"/>
-            </w:pPr>
-            <w:r>
-              <w:t>М3.12</w:t>
-            </w:r>
-          </w:p>
-        </w:tc>
-        <w:tc>
-          <w:tcPr>
-            <w:tcW w:w="5061" w:type="dxa"/>
-          </w:tcPr>
-          <w:p>
-            <w:pPr>
-              <w:pStyle w:val="af0"/>
-              <w:jc w:val="left"/>
-            </w:pPr>
-            <w:r>
-              <w:t>Резерв</w:t>
-            </w:r>
-          </w:p>
-        </w:tc>
-      </w:tr>
-      <w:tr>
-        <w:tc>
-          <w:tcPr>
-            <w:tcW w:w="2482" w:type="dxa"/>
-          </w:tcPr>
-          <w:p>
-            <w:pPr>
-              <w:pStyle w:val="af0"/>
-            </w:pPr>
-            <w:r>
-              <w:t>М3.</w:t>
-            </w:r>
-            <w:r>
-              <w:rPr>
-                <w:lang w:val="en-US"/>
-              </w:rPr>
-              <w:t>XB</w:t>
-            </w:r>
-            <w:r>
-              <w:t>:14</w:t>
-            </w:r>
-          </w:p>
-        </w:tc>
-        <w:tc>
-          <w:tcPr>
-            <w:tcW w:w="2062" w:type="dxa"/>
-          </w:tcPr>
-          <w:p>
-            <w:pPr>
-              <w:pStyle w:val="af0"/>
-            </w:pPr>
-            <w:r>
-              <w:t>М3.13</w:t>
-            </w:r>
-          </w:p>
-        </w:tc>
-        <w:tc>
-          <w:tcPr>
-            <w:tcW w:w="5061" w:type="dxa"/>
-          </w:tcPr>
-          <w:p>
-            <w:pPr>
-              <w:pStyle w:val="af0"/>
-              <w:jc w:val="left"/>
-            </w:pPr>
-            <w:r>
-              <w:t>Резерв</w:t>
-            </w:r>
-          </w:p>
-        </w:tc>
-      </w:tr>
-      <w:tr>
-        <w:tc>
-          <w:tcPr>
-            <w:tcW w:w="2482" w:type="dxa"/>
-          </w:tcPr>
-          <w:p>
-            <w:pPr>
-              <w:pStyle w:val="af0"/>
-            </w:pPr>
-            <w:r>
-              <w:lastRenderedPageBreak/>
               <w:t>М3.</w:t>
             </w:r>
             <w:r>
@@ -11919,6 +8425,7 @@
       <w:pPr>
         <w:pStyle w:val="a"/>
       </w:pPr>
+      <w:bookmarkStart w:id="17" w:name="_Ref195516560"/>
       <w:r>
         <w:t>Назначение дискретных входов</w:t>
       </w:r>
@@ -11937,6 +8444,7 @@
       <w:r>
         <w:t>и</w:t>
       </w:r>
+      <w:bookmarkEnd w:id="17"/>
     </w:p>
     <w:tbl>
       <w:tblPr>
@@ -12059,7 +8567,7 @@
         <w:tc>
           <w:tcPr>
             <w:tcW w:w="5061" w:type="dxa"/>
-            <w:shd w:val="clear" w:color="auto" w:fill="FFC000"/>
+            <w:shd w:val="clear" w:color="auto" w:fill="auto"/>
           </w:tcPr>
           <w:p>
             <w:pPr>
@@ -12134,7 +8642,10 @@
               <w:jc w:val="left"/>
             </w:pPr>
             <w:r>
-              <w:t>СВ НН1 включен</w:t>
+              <w:t>СВ НН1</w:t>
+            </w:r>
+            <w:r>
+              <w:t xml:space="preserve"> включен</w:t>
             </w:r>
           </w:p>
         </w:tc>
@@ -12195,7 +8706,10 @@
               <w:jc w:val="left"/>
             </w:pPr>
             <w:r>
-              <w:t>СВ НН2 включен</w:t>
+              <w:t>СВ НН2</w:t>
+            </w:r>
+            <w:r>
+              <w:t xml:space="preserve"> включен</w:t>
             </w:r>
           </w:p>
         </w:tc>
@@ -12256,7 +8770,10 @@
               <w:jc w:val="left"/>
             </w:pPr>
             <w:r>
-              <w:t>В НН1 включен</w:t>
+              <w:t>В НН1</w:t>
+            </w:r>
+            <w:r>
+              <w:t xml:space="preserve"> включен</w:t>
             </w:r>
           </w:p>
         </w:tc>
@@ -12317,7 +8834,10 @@
               <w:jc w:val="left"/>
             </w:pPr>
             <w:r>
-              <w:t>В НН2 включен</w:t>
+              <w:t>В НН2</w:t>
+            </w:r>
+            <w:r>
+              <w:t xml:space="preserve"> включен</w:t>
             </w:r>
           </w:p>
         </w:tc>
@@ -12435,9 +8955,6 @@
             <w:pPr>
               <w:pStyle w:val="af0"/>
               <w:jc w:val="left"/>
-              <w:rPr>
-                <w:lang w:val="en-US"/>
-              </w:rPr>
             </w:pPr>
             <w:r>
               <w:t>Срабатывание внешнего БНН2</w:t>
@@ -12500,7 +9017,16 @@
               <w:jc w:val="left"/>
             </w:pPr>
             <w:r>
-              <w:t>Резерв</w:t>
+              <w:t>КПОН</w:t>
+            </w:r>
+            <w:r>
+              <w:t>1</w:t>
+            </w:r>
+            <w:r>
+              <w:t xml:space="preserve"> внеш</w:t>
+            </w:r>
+            <w:r>
+              <w:t>.</w:t>
             </w:r>
           </w:p>
         </w:tc>
@@ -12560,7 +9086,16 @@
               <w:jc w:val="left"/>
             </w:pPr>
             <w:r>
-              <w:t>Резерв</w:t>
+              <w:t>КПОН</w:t>
+            </w:r>
+            <w:r>
+              <w:t>2</w:t>
+            </w:r>
+            <w:r>
+              <w:t xml:space="preserve"> внеш</w:t>
+            </w:r>
+            <w:r>
+              <w:t>.</w:t>
             </w:r>
           </w:p>
         </w:tc>
@@ -12823,66 +9358,85 @@
     </w:tbl>
     <w:p>
       <w:pPr>
-        <w:pStyle w:val="3"/>
+        <w:pStyle w:val="2"/>
       </w:pPr>
+      <w:bookmarkStart w:id="18" w:name="_Toc202270361"/>
       <w:r>
-        <w:t>Назначение выходных реле устройств ЮНИТ-М300 для проверки</w:t>
+        <w:t>Назначение вы</w:t>
       </w:r>
       <w:r>
-        <w:t xml:space="preserve"> ФСУ в части</w:t>
+        <w:t>ходных реле устройств ЮНИТ-М300</w:t>
       </w:r>
-      <w:r>
-        <w:t xml:space="preserve"> </w:t>
-      </w:r>
-      <w:r>
-        <w:t>МТЗ</w:t>
-      </w:r>
+      <w:bookmarkEnd w:id="18"/>
       <w:r>
         <w:t xml:space="preserve">  </w:t>
       </w:r>
     </w:p>
     <w:p>
       <w:pPr>
-        <w:pStyle w:val="a5"/>
+        <w:pStyle w:val="3"/>
       </w:pPr>
       <w:r>
-        <w:t xml:space="preserve">Назначение внутренних сигналов функциональной логики на выходные реле устройства ЮНИТ-М300 производится при помощи подключенного ПК с установленным ПО «ЮНИТ-СЕРВИС» в инструменте «Матрица входов и выходных реле». Назначение производится в соответствии с таблицей </w:t>
+        <w:t>Назначение внутренних сигналов функциональной логики на выходные реле устройства ЮНИТ-М300 производится при помощи подключенного ПК с установленным ПО «ЮНИТ-СЕРВИС» в инструменте «Матрица входов и выходных реле». Назначение производится в соответствии с та</w:t>
       </w:r>
       <w:r>
-        <w:rPr>
-          <w:highlight w:val="red"/>
-        </w:rPr>
+        <w:t xml:space="preserve">блицами </w:t>
+      </w:r>
+      <w:r>
         <w:fldChar w:fldCharType="begin"/>
       </w:r>
       <w:r>
-        <w:rPr>
-          <w:highlight w:val="red"/>
-        </w:rPr>
-        <w:instrText xml:space="preserve"> REF _Ref191627623 \r \h  \* MERGEFORMAT </w:instrText>
+        <w:instrText xml:space="preserve"> REF _Ref191631805 \r \h  \* MERGEFORMAT </w:instrText>
       </w:r>
       <w:r>
-        <w:rPr>
-          <w:highlight w:val="red"/>
-        </w:rPr>
-      </w:r>
-      <w:r>
-        <w:rPr>
-          <w:highlight w:val="red"/>
-        </w:rPr>
         <w:fldChar w:fldCharType="separate"/>
       </w:r>
       <w:r>
         <w:rPr>
-          <w:b/>
-          <w:bCs/>
-          <w:highlight w:val="red"/>
+          <w:vanish/>
         </w:rPr>
-        <w:t>Ошибка! Источник ссылки не найден.</w:t>
+        <w:t xml:space="preserve">Таблица </w:t>
+      </w:r>
+      <w:r>
+        <w:t>2.7</w:t>
       </w:r>
       <w:r>
         <w:rPr>
-          <w:highlight w:val="red"/>
+          <w:vanish/>
         </w:rPr>
+        <w:t xml:space="preserve"> -</w:t>
+      </w:r>
+      <w:r>
+        <w:fldChar w:fldCharType="end"/>
+      </w:r>
+      <w:r>
+        <w:t xml:space="preserve"> - </w:t>
+      </w:r>
+      <w:r>
+        <w:fldChar w:fldCharType="begin"/>
+      </w:r>
+      <w:r>
+        <w:instrText xml:space="preserve"> REF _Ref195516633 \r \h  \* MERGEFORMAT </w:instrText>
+      </w:r>
+      <w:r>
+        <w:fldChar w:fldCharType="separate"/>
+      </w:r>
+      <w:r>
+        <w:rPr>
+          <w:vanish/>
+        </w:rPr>
+        <w:t xml:space="preserve">Таблица </w:t>
+      </w:r>
+      <w:r>
+        <w:t>2.12</w:t>
+      </w:r>
+      <w:r>
+        <w:rPr>
+          <w:vanish/>
+        </w:rPr>
+        <w:t xml:space="preserve"> -</w:t>
+      </w:r>
+      <w:r>
         <w:fldChar w:fldCharType="end"/>
       </w:r>
       <w:r>
@@ -12893,12 +9447,12 @@
       <w:pPr>
         <w:pStyle w:val="a"/>
       </w:pPr>
+      <w:bookmarkStart w:id="19" w:name="_Ref191631805"/>
       <w:r>
-        <w:t>Выходные реле устройства ЮНИТ-М300 для проверки КЦН НН1, КЦН НН2</w:t>
+        <w:lastRenderedPageBreak/>
+        <w:t>Выходные реле ЮНИТ-М300 для проверки БНТ</w:t>
       </w:r>
-      <w:r>
-        <w:t>, КПОН НН1, КПОН НН2</w:t>
-      </w:r>
+      <w:bookmarkEnd w:id="19"/>
     </w:p>
     <w:tbl>
       <w:tblPr>
@@ -13033,7 +9587,7 @@
               <w:jc w:val="left"/>
             </w:pPr>
             <w:r>
-              <w:t>КПОН1: Пуск</w:t>
+              <w:t>МТЗ 1 ст: Пуск ф.А</w:t>
             </w:r>
           </w:p>
         </w:tc>
@@ -13094,7 +9648,7 @@
               <w:jc w:val="left"/>
             </w:pPr>
             <w:r>
-              <w:t>КПОН2: Пуск</w:t>
+              <w:t>МТЗ 1 ст: Пуск ф.В</w:t>
             </w:r>
           </w:p>
         </w:tc>
@@ -13173,7 +9727,7 @@
               <w:jc w:val="left"/>
             </w:pPr>
             <w:r>
-              <w:t>КЦН1: Оперативный вывод</w:t>
+              <w:t>МТЗ 1 ст: Пуск ф.С</w:t>
             </w:r>
           </w:p>
         </w:tc>
@@ -13255,13 +9809,7 @@
               <w:jc w:val="left"/>
             </w:pPr>
             <w:r>
-              <w:t>КЦН</w:t>
-            </w:r>
-            <w:r>
-              <w:t>2</w:t>
-            </w:r>
-            <w:r>
-              <w:t>: Оперативный вывод</w:t>
+              <w:t>МТЗ 1 ст: ИО IА</w:t>
             </w:r>
           </w:p>
         </w:tc>
@@ -13334,7 +9882,7 @@
               <w:jc w:val="left"/>
             </w:pPr>
             <w:r>
-              <w:t>Резерв</w:t>
+              <w:t>МТЗ 2 ст: Пуск ф.А</w:t>
             </w:r>
           </w:p>
         </w:tc>
@@ -13405,6 +9953,7 @@
         <w:tc>
           <w:tcPr>
             <w:tcW w:w="4914" w:type="dxa"/>
+            <w:shd w:val="clear" w:color="auto" w:fill="auto"/>
           </w:tcPr>
           <w:p>
             <w:pPr>
@@ -13412,7 +9961,7 @@
               <w:jc w:val="left"/>
             </w:pPr>
             <w:r>
-              <w:t>Резерв</w:t>
+              <w:t>МТЗ 2 ст: Пуск ф.В</w:t>
             </w:r>
           </w:p>
         </w:tc>
@@ -13483,6 +10032,7 @@
         <w:tc>
           <w:tcPr>
             <w:tcW w:w="4914" w:type="dxa"/>
+            <w:shd w:val="clear" w:color="auto" w:fill="auto"/>
           </w:tcPr>
           <w:p>
             <w:pPr>
@@ -13490,7 +10040,7 @@
               <w:jc w:val="left"/>
             </w:pPr>
             <w:r>
-              <w:t>Резерв</w:t>
+              <w:t>МТЗ 2 ст: Пуск ф.С</w:t>
             </w:r>
           </w:p>
         </w:tc>
@@ -13555,6 +10105,7 @@
         <w:tc>
           <w:tcPr>
             <w:tcW w:w="4914" w:type="dxa"/>
+            <w:shd w:val="clear" w:color="auto" w:fill="auto"/>
           </w:tcPr>
           <w:p>
             <w:pPr>
@@ -13562,7 +10113,7 @@
               <w:jc w:val="left"/>
             </w:pPr>
             <w:r>
-              <w:t>КЦН1: Пуск по Uлин</w:t>
+              <w:t>МТЗ 2 ст: ИО IВ</w:t>
             </w:r>
           </w:p>
         </w:tc>
@@ -13621,6 +10172,7 @@
         <w:tc>
           <w:tcPr>
             <w:tcW w:w="4914" w:type="dxa"/>
+            <w:shd w:val="clear" w:color="auto" w:fill="auto"/>
           </w:tcPr>
           <w:p>
             <w:pPr>
@@ -13628,7 +10180,7 @@
               <w:jc w:val="left"/>
             </w:pPr>
             <w:r>
-              <w:t>КЦН1: Пуск по U2</w:t>
+              <w:t>МТЗ 3 ст: Пуск ф.А</w:t>
             </w:r>
           </w:p>
         </w:tc>
@@ -13681,6 +10233,7 @@
         <w:tc>
           <w:tcPr>
             <w:tcW w:w="4914" w:type="dxa"/>
+            <w:shd w:val="clear" w:color="auto" w:fill="auto"/>
           </w:tcPr>
           <w:p>
             <w:pPr>
@@ -13688,7 +10241,7 @@
               <w:jc w:val="left"/>
             </w:pPr>
             <w:r>
-              <w:t>КЦН1: Пуск</w:t>
+              <w:t>МТЗ 3 ст: Пуск ф.В</w:t>
             </w:r>
           </w:p>
         </w:tc>
@@ -13763,7 +10316,7 @@
               <w:jc w:val="left"/>
             </w:pPr>
             <w:r>
-              <w:t>КЦН1: Неисправность ЦН</w:t>
+              <w:t>МТЗ 3 ст: Пуск ф.С</w:t>
             </w:r>
           </w:p>
         </w:tc>
@@ -13838,13 +10391,7 @@
               <w:jc w:val="left"/>
             </w:pPr>
             <w:r>
-              <w:t>КЦН</w:t>
-            </w:r>
-            <w:r>
-              <w:t>2</w:t>
-            </w:r>
-            <w:r>
-              <w:t>: Пуск по Uлин</w:t>
+              <w:t>МТЗ 3 ст: ИО IС</w:t>
             </w:r>
           </w:p>
         </w:tc>
@@ -13910,13 +10457,7 @@
               <w:jc w:val="left"/>
             </w:pPr>
             <w:r>
-              <w:t>КЦН</w:t>
-            </w:r>
-            <w:r>
-              <w:t>2</w:t>
-            </w:r>
-            <w:r>
-              <w:t>: Пуск по U2</w:t>
+              <w:t>БНТ: Пуск</w:t>
             </w:r>
           </w:p>
         </w:tc>
@@ -13988,13 +10529,7 @@
               <w:jc w:val="left"/>
             </w:pPr>
             <w:r>
-              <w:t>КЦН</w:t>
-            </w:r>
-            <w:r>
-              <w:t>2</w:t>
-            </w:r>
-            <w:r>
-              <w:t>: Пуск</w:t>
+              <w:t>БНТ: Пуск ф.А</w:t>
             </w:r>
           </w:p>
         </w:tc>
@@ -14066,7 +10601,7 @@
               <w:jc w:val="left"/>
             </w:pPr>
             <w:r>
-              <w:t>КЦН2: Неисправность ЦН</w:t>
+              <w:t>БНТ: Пуск ф.В</w:t>
             </w:r>
           </w:p>
         </w:tc>
@@ -14132,64 +10667,7 @@
               <w:jc w:val="left"/>
             </w:pPr>
             <w:r>
-              <w:t>Резерв</w:t>
-            </w:r>
-          </w:p>
-        </w:tc>
-      </w:tr>
-      <w:tr>
-        <w:tc>
-          <w:tcPr>
-            <w:tcW w:w="2479" w:type="dxa"/>
-          </w:tcPr>
-          <w:p>
-            <w:pPr>
-              <w:pStyle w:val="af0"/>
-            </w:pPr>
-            <w:r>
-              <w:t>М</w:t>
-            </w:r>
-            <w:r>
-              <w:rPr>
-                <w:lang w:val="en-US"/>
-              </w:rPr>
-              <w:t xml:space="preserve">1.XP:2 - </w:t>
-            </w:r>
-            <w:r>
-              <w:t>М</w:t>
-            </w:r>
-            <w:r>
-              <w:rPr>
-                <w:lang w:val="en-US"/>
-              </w:rPr>
-              <w:t>1.XP:1</w:t>
-            </w:r>
-          </w:p>
-        </w:tc>
-        <w:tc>
-          <w:tcPr>
-            <w:tcW w:w="2212" w:type="dxa"/>
-          </w:tcPr>
-          <w:p>
-            <w:pPr>
-              <w:pStyle w:val="af0"/>
-            </w:pPr>
-            <w:r>
-              <w:t>М1.К1</w:t>
-            </w:r>
-          </w:p>
-        </w:tc>
-        <w:tc>
-          <w:tcPr>
-            <w:tcW w:w="4914" w:type="dxa"/>
-          </w:tcPr>
-          <w:p>
-            <w:pPr>
-              <w:pStyle w:val="af0"/>
-              <w:jc w:val="left"/>
-            </w:pPr>
-            <w:r>
-              <w:t>ПС: Пуск</w:t>
+              <w:t>БНТ: Пуск ф.С</w:t>
             </w:r>
           </w:p>
         </w:tc>
@@ -14199,11 +10677,17 @@
       <w:pPr>
         <w:pStyle w:val="a"/>
       </w:pPr>
-      <w:bookmarkStart w:id="16" w:name="_Ref191631805"/>
+      <w:bookmarkStart w:id="20" w:name="_Ref195523046"/>
       <w:r>
-        <w:t>Выходные реле устройства ЮНИТ-М300 для проверки БНТ</w:t>
+        <w:t xml:space="preserve">Выходные реле </w:t>
       </w:r>
-      <w:bookmarkEnd w:id="16"/>
+      <w:r>
+        <w:t>ЮНИТ-М300 для проверки КЦН НН</w:t>
+      </w:r>
+      <w:r>
+        <w:t>, КПОН НН</w:t>
+      </w:r>
+      <w:bookmarkEnd w:id="20"/>
     </w:p>
     <w:tbl>
       <w:tblPr>
@@ -14338,7 +10822,13 @@
               <w:jc w:val="left"/>
             </w:pPr>
             <w:r>
-              <w:t>МТЗ 1 ст: Пуск ф.А</w:t>
+              <w:t>КЦН</w:t>
+            </w:r>
+            <w:r>
+              <w:t>1</w:t>
+            </w:r>
+            <w:r>
+              <w:t>: Ввод</w:t>
             </w:r>
           </w:p>
         </w:tc>
@@ -14353,7 +10843,6 @@
               <w:pStyle w:val="af0"/>
             </w:pPr>
             <w:r>
-              <w:lastRenderedPageBreak/>
               <w:t>М9.</w:t>
             </w:r>
             <w:r>
@@ -14400,7 +10889,13 @@
               <w:jc w:val="left"/>
             </w:pPr>
             <w:r>
-              <w:t>МТЗ 1 ст: Пуск ф.В</w:t>
+              <w:t>КЦН</w:t>
+            </w:r>
+            <w:r>
+              <w:t>1</w:t>
+            </w:r>
+            <w:r>
+              <w:t>: Оперативный вывод</w:t>
             </w:r>
           </w:p>
         </w:tc>
@@ -14479,7 +10974,13 @@
               <w:jc w:val="left"/>
             </w:pPr>
             <w:r>
-              <w:t>МТЗ 1 ст: Пуск ф.С</w:t>
+              <w:t>КЦН</w:t>
+            </w:r>
+            <w:r>
+              <w:t>1</w:t>
+            </w:r>
+            <w:r>
+              <w:t>: Пуск по Uлин</w:t>
             </w:r>
           </w:p>
         </w:tc>
@@ -14561,7 +11062,13 @@
               <w:jc w:val="left"/>
             </w:pPr>
             <w:r>
-              <w:t>МТЗ 1 ст: ИО IА</w:t>
+              <w:t>КЦН</w:t>
+            </w:r>
+            <w:r>
+              <w:t>1</w:t>
+            </w:r>
+            <w:r>
+              <w:t>: Пуск по U2</w:t>
             </w:r>
           </w:p>
         </w:tc>
@@ -14634,7 +11141,13 @@
               <w:jc w:val="left"/>
             </w:pPr>
             <w:r>
-              <w:t>МТЗ 2 ст: Пуск ф.А</w:t>
+              <w:t>КЦН</w:t>
+            </w:r>
+            <w:r>
+              <w:t>1</w:t>
+            </w:r>
+            <w:r>
+              <w:t>: Пуск</w:t>
             </w:r>
           </w:p>
         </w:tc>
@@ -14705,7 +11218,6 @@
         <w:tc>
           <w:tcPr>
             <w:tcW w:w="4914" w:type="dxa"/>
-            <w:shd w:val="clear" w:color="auto" w:fill="auto"/>
           </w:tcPr>
           <w:p>
             <w:pPr>
@@ -14713,7 +11225,13 @@
               <w:jc w:val="left"/>
             </w:pPr>
             <w:r>
-              <w:t>МТЗ 2 ст: Пуск ф.В</w:t>
+              <w:t>КЦН</w:t>
+            </w:r>
+            <w:r>
+              <w:t>1</w:t>
+            </w:r>
+            <w:r>
+              <w:t>: Неисправность ЦН</w:t>
             </w:r>
           </w:p>
         </w:tc>
@@ -14779,12 +11297,13 @@
               </w:rPr>
               <w:t>7</w:t>
             </w:r>
+            <w:bookmarkStart w:id="21" w:name="_GoBack"/>
+            <w:bookmarkEnd w:id="21"/>
           </w:p>
         </w:tc>
         <w:tc>
           <w:tcPr>
             <w:tcW w:w="4914" w:type="dxa"/>
-            <w:shd w:val="clear" w:color="auto" w:fill="auto"/>
           </w:tcPr>
           <w:p>
             <w:pPr>
@@ -14792,7 +11311,13 @@
               <w:jc w:val="left"/>
             </w:pPr>
             <w:r>
-              <w:t>МТЗ 2 ст: Пуск ф.С</w:t>
+              <w:t>КЦН</w:t>
+            </w:r>
+            <w:r>
+              <w:t>2</w:t>
+            </w:r>
+            <w:r>
+              <w:t>: Ввод</w:t>
             </w:r>
           </w:p>
         </w:tc>
@@ -14857,7 +11382,6 @@
         <w:tc>
           <w:tcPr>
             <w:tcW w:w="4914" w:type="dxa"/>
-            <w:shd w:val="clear" w:color="auto" w:fill="auto"/>
           </w:tcPr>
           <w:p>
             <w:pPr>
@@ -14865,7 +11389,13 @@
               <w:jc w:val="left"/>
             </w:pPr>
             <w:r>
-              <w:t>МТЗ 2 ст: ИО IВ</w:t>
+              <w:t>КЦН</w:t>
+            </w:r>
+            <w:r>
+              <w:t>2</w:t>
+            </w:r>
+            <w:r>
+              <w:t>: Оперативный вывод</w:t>
             </w:r>
           </w:p>
         </w:tc>
@@ -14924,7 +11454,6 @@
         <w:tc>
           <w:tcPr>
             <w:tcW w:w="4914" w:type="dxa"/>
-            <w:shd w:val="clear" w:color="auto" w:fill="auto"/>
           </w:tcPr>
           <w:p>
             <w:pPr>
@@ -14932,7 +11461,13 @@
               <w:jc w:val="left"/>
             </w:pPr>
             <w:r>
-              <w:t>МТЗ 3 ст: Пуск ф.А</w:t>
+              <w:t>КЦН</w:t>
+            </w:r>
+            <w:r>
+              <w:t>2</w:t>
+            </w:r>
+            <w:r>
+              <w:t>: Пуск по Uлин</w:t>
             </w:r>
           </w:p>
         </w:tc>
@@ -14985,7 +11520,6 @@
         <w:tc>
           <w:tcPr>
             <w:tcW w:w="4914" w:type="dxa"/>
-            <w:shd w:val="clear" w:color="auto" w:fill="auto"/>
           </w:tcPr>
           <w:p>
             <w:pPr>
@@ -14993,7 +11527,13 @@
               <w:jc w:val="left"/>
             </w:pPr>
             <w:r>
-              <w:t>МТЗ 3 ст: Пуск ф.В</w:t>
+              <w:t>КЦН</w:t>
+            </w:r>
+            <w:r>
+              <w:t>2</w:t>
+            </w:r>
+            <w:r>
+              <w:t>: Пуск по U2</w:t>
             </w:r>
           </w:p>
         </w:tc>
@@ -15068,7 +11608,13 @@
               <w:jc w:val="left"/>
             </w:pPr>
             <w:r>
-              <w:t>МТЗ 3 ст: Пуск ф.С</w:t>
+              <w:t>КЦН</w:t>
+            </w:r>
+            <w:r>
+              <w:t>2</w:t>
+            </w:r>
+            <w:r>
+              <w:t>: Пуск</w:t>
             </w:r>
           </w:p>
         </w:tc>
@@ -15143,7 +11689,13 @@
               <w:jc w:val="left"/>
             </w:pPr>
             <w:r>
-              <w:t>МТЗ 3 ст: ИО IС</w:t>
+              <w:t>КЦН</w:t>
+            </w:r>
+            <w:r>
+              <w:t>2</w:t>
+            </w:r>
+            <w:r>
+              <w:t>: Неисправность ЦН</w:t>
             </w:r>
           </w:p>
         </w:tc>
@@ -15209,7 +11761,13 @@
               <w:jc w:val="left"/>
             </w:pPr>
             <w:r>
-              <w:t>БНТ: Пуск</w:t>
+              <w:t>КПОН</w:t>
+            </w:r>
+            <w:r>
+              <w:t>1</w:t>
+            </w:r>
+            <w:r>
+              <w:t>: Пуск</w:t>
             </w:r>
           </w:p>
         </w:tc>
@@ -15281,7 +11839,13 @@
               <w:jc w:val="left"/>
             </w:pPr>
             <w:r>
-              <w:t>БНТ: Пуск ф.А</w:t>
+              <w:t>КПОН</w:t>
+            </w:r>
+            <w:r>
+              <w:t>2</w:t>
+            </w:r>
+            <w:r>
+              <w:t>: Пуск</w:t>
             </w:r>
           </w:p>
         </w:tc>
@@ -15353,7 +11917,7 @@
               <w:jc w:val="left"/>
             </w:pPr>
             <w:r>
-              <w:t>БНТ: Пуск ф.В</w:t>
+              <w:t>ПС: Пуск</w:t>
             </w:r>
           </w:p>
         </w:tc>
@@ -15419,64 +11983,7 @@
               <w:jc w:val="left"/>
             </w:pPr>
             <w:r>
-              <w:t>БНТ: Пуск ф.С</w:t>
-            </w:r>
-          </w:p>
-        </w:tc>
-      </w:tr>
-      <w:tr>
-        <w:tc>
-          <w:tcPr>
-            <w:tcW w:w="2479" w:type="dxa"/>
-          </w:tcPr>
-          <w:p>
-            <w:pPr>
-              <w:pStyle w:val="af0"/>
-            </w:pPr>
-            <w:r>
-              <w:t>М</w:t>
-            </w:r>
-            <w:r>
-              <w:rPr>
-                <w:lang w:val="en-US"/>
-              </w:rPr>
-              <w:t xml:space="preserve">1.XP:2 - </w:t>
-            </w:r>
-            <w:r>
-              <w:t>М</w:t>
-            </w:r>
-            <w:r>
-              <w:rPr>
-                <w:lang w:val="en-US"/>
-              </w:rPr>
-              <w:t>1.XP:1</w:t>
-            </w:r>
-          </w:p>
-        </w:tc>
-        <w:tc>
-          <w:tcPr>
-            <w:tcW w:w="2212" w:type="dxa"/>
-          </w:tcPr>
-          <w:p>
-            <w:pPr>
-              <w:pStyle w:val="af0"/>
-            </w:pPr>
-            <w:r>
-              <w:t>М1.К1</w:t>
-            </w:r>
-          </w:p>
-        </w:tc>
-        <w:tc>
-          <w:tcPr>
-            <w:tcW w:w="4914" w:type="dxa"/>
-          </w:tcPr>
-          <w:p>
-            <w:pPr>
-              <w:pStyle w:val="af0"/>
-              <w:jc w:val="left"/>
-            </w:pPr>
-            <w:r>
-              <w:t>ПС: Пуск</w:t>
+              <w:t>Резерв</w:t>
             </w:r>
           </w:p>
         </w:tc>
@@ -15486,12 +11993,11 @@
       <w:pPr>
         <w:pStyle w:val="a"/>
       </w:pPr>
+      <w:bookmarkStart w:id="22" w:name="_Ref195523108"/>
       <w:r>
-        <w:t xml:space="preserve">Выходные реле устройства ЮНИТ-М300 для проверки МТЗ </w:t>
+        <w:t>Выходные реле ЮНИТ-М300 для проверки МТЗ в части общих цепей</w:t>
       </w:r>
-      <w:r>
-        <w:t>в части общих цепей</w:t>
-      </w:r>
+      <w:bookmarkEnd w:id="22"/>
     </w:p>
     <w:tbl>
       <w:tblPr>
@@ -15626,7 +12132,7 @@
               <w:jc w:val="left"/>
             </w:pPr>
             <w:r>
-              <w:t>МТЗ 1 ст: Пуск ф.А</w:t>
+              <w:t>МТЗ 1 ст: Ввод</w:t>
             </w:r>
           </w:p>
         </w:tc>
@@ -15687,7 +12193,7 @@
               <w:jc w:val="left"/>
             </w:pPr>
             <w:r>
-              <w:t>МТЗ 1 ст: Пуск ф.В</w:t>
+              <w:t>МТЗ 1 ст: Оперативный вывод</w:t>
             </w:r>
           </w:p>
         </w:tc>
@@ -15766,7 +12272,7 @@
               <w:jc w:val="left"/>
             </w:pPr>
             <w:r>
-              <w:t>МТЗ 1 ст: Пуск ф.С</w:t>
+              <w:t>МТЗ 2 ст: Ввод</w:t>
             </w:r>
           </w:p>
         </w:tc>
@@ -15848,10 +12354,7 @@
               <w:jc w:val="left"/>
             </w:pPr>
             <w:r>
-              <w:t>МТЗ 2</w:t>
-            </w:r>
-            <w:r>
-              <w:t xml:space="preserve"> ст: Пуск ф.А</w:t>
+              <w:t>МТЗ 2 ст: Оперативный вывод</w:t>
             </w:r>
           </w:p>
         </w:tc>
@@ -15924,13 +12427,7 @@
               <w:jc w:val="left"/>
             </w:pPr>
             <w:r>
-              <w:t xml:space="preserve">МТЗ </w:t>
-            </w:r>
-            <w:r>
-              <w:t>2</w:t>
-            </w:r>
-            <w:r>
-              <w:t xml:space="preserve"> ст: Пуск ф.В</w:t>
+              <w:t>МТЗ 3 ст: Ввод</w:t>
             </w:r>
           </w:p>
         </w:tc>
@@ -16008,13 +12505,7 @@
               <w:jc w:val="left"/>
             </w:pPr>
             <w:r>
-              <w:t xml:space="preserve">МТЗ </w:t>
-            </w:r>
-            <w:r>
-              <w:t>2</w:t>
-            </w:r>
-            <w:r>
-              <w:t xml:space="preserve"> ст: Пуск ф.С</w:t>
+              <w:t>МТЗ 3 ст: Оперативный вывод</w:t>
             </w:r>
           </w:p>
         </w:tc>
@@ -16092,13 +12583,7 @@
               <w:jc w:val="left"/>
             </w:pPr>
             <w:r>
-              <w:t xml:space="preserve">МТЗ </w:t>
-            </w:r>
-            <w:r>
-              <w:t>3</w:t>
-            </w:r>
-            <w:r>
-              <w:t xml:space="preserve"> ст: Пуск ф.А</w:t>
+              <w:t>МТЗ 1 ст: Срабатывание</w:t>
             </w:r>
           </w:p>
         </w:tc>
@@ -16170,13 +12655,7 @@
               <w:jc w:val="left"/>
             </w:pPr>
             <w:r>
-              <w:t xml:space="preserve">МТЗ </w:t>
-            </w:r>
-            <w:r>
-              <w:t>3</w:t>
-            </w:r>
-            <w:r>
-              <w:t xml:space="preserve"> ст: Пуск ф.В</w:t>
+              <w:t>МТЗ 2 ст: Срабатывание</w:t>
             </w:r>
           </w:p>
         </w:tc>
@@ -16242,13 +12721,7 @@
               <w:jc w:val="left"/>
             </w:pPr>
             <w:r>
-              <w:t xml:space="preserve">МТЗ </w:t>
-            </w:r>
-            <w:r>
-              <w:t>3</w:t>
-            </w:r>
-            <w:r>
-              <w:t xml:space="preserve"> ст: Пуск ф.С</w:t>
+              <w:t>МТЗ 3 ст: Срабатывание</w:t>
             </w:r>
           </w:p>
         </w:tc>
@@ -16308,6 +12781,223 @@
               <w:jc w:val="left"/>
             </w:pPr>
             <w:r>
+              <w:t>ТК ЗДЗ: Пуск</w:t>
+            </w:r>
+          </w:p>
+        </w:tc>
+      </w:tr>
+      <w:tr>
+        <w:tc>
+          <w:tcPr>
+            <w:tcW w:w="2479" w:type="dxa"/>
+          </w:tcPr>
+          <w:p>
+            <w:pPr>
+              <w:pStyle w:val="af0"/>
+            </w:pPr>
+            <w:r>
+              <w:lastRenderedPageBreak/>
+              <w:t>М10.</w:t>
+            </w:r>
+            <w:r>
+              <w:rPr>
+                <w:lang w:val="en-US"/>
+              </w:rPr>
+              <w:t>X</w:t>
+            </w:r>
+            <w:r>
+              <w:t>В:</w:t>
+            </w:r>
+            <w:r>
+              <w:rPr>
+                <w:lang w:val="en-US"/>
+              </w:rPr>
+              <w:t>7</w:t>
+            </w:r>
+            <w:r>
+              <w:t xml:space="preserve"> – М10.</w:t>
+            </w:r>
+            <w:r>
+              <w:rPr>
+                <w:lang w:val="en-US"/>
+              </w:rPr>
+              <w:t>XB</w:t>
+            </w:r>
+            <w:r>
+              <w:t>:</w:t>
+            </w:r>
+            <w:r>
+              <w:rPr>
+                <w:lang w:val="en-US"/>
+              </w:rPr>
+              <w:t>5</w:t>
+            </w:r>
+          </w:p>
+        </w:tc>
+        <w:tc>
+          <w:tcPr>
+            <w:tcW w:w="2212" w:type="dxa"/>
+          </w:tcPr>
+          <w:p>
+            <w:pPr>
+              <w:pStyle w:val="af0"/>
+            </w:pPr>
+            <w:r>
+              <w:t>М10.К3</w:t>
+            </w:r>
+          </w:p>
+        </w:tc>
+        <w:tc>
+          <w:tcPr>
+            <w:tcW w:w="4914" w:type="dxa"/>
+          </w:tcPr>
+          <w:p>
+            <w:pPr>
+              <w:pStyle w:val="af0"/>
+              <w:jc w:val="left"/>
+            </w:pPr>
+            <w:r>
+              <w:t>ЛЗТ: Пуск</w:t>
+            </w:r>
+          </w:p>
+        </w:tc>
+      </w:tr>
+      <w:tr>
+        <w:tc>
+          <w:tcPr>
+            <w:tcW w:w="2479" w:type="dxa"/>
+          </w:tcPr>
+          <w:p>
+            <w:pPr>
+              <w:pStyle w:val="af0"/>
+            </w:pPr>
+            <w:r>
+              <w:t>М10.</w:t>
+            </w:r>
+            <w:r>
+              <w:rPr>
+                <w:lang w:val="en-US"/>
+              </w:rPr>
+              <w:t>X</w:t>
+            </w:r>
+            <w:r>
+              <w:t>В:</w:t>
+            </w:r>
+            <w:r>
+              <w:rPr>
+                <w:lang w:val="en-US"/>
+              </w:rPr>
+              <w:t>7</w:t>
+            </w:r>
+            <w:r>
+              <w:t xml:space="preserve"> – М10.</w:t>
+            </w:r>
+            <w:r>
+              <w:rPr>
+                <w:lang w:val="en-US"/>
+              </w:rPr>
+              <w:t>XB</w:t>
+            </w:r>
+            <w:r>
+              <w:t>:</w:t>
+            </w:r>
+            <w:r>
+              <w:rPr>
+                <w:lang w:val="en-US"/>
+              </w:rPr>
+              <w:t>6</w:t>
+            </w:r>
+          </w:p>
+        </w:tc>
+        <w:tc>
+          <w:tcPr>
+            <w:tcW w:w="2212" w:type="dxa"/>
+          </w:tcPr>
+          <w:p>
+            <w:pPr>
+              <w:pStyle w:val="af0"/>
+            </w:pPr>
+            <w:r>
+              <w:t>М10.К4</w:t>
+            </w:r>
+          </w:p>
+        </w:tc>
+        <w:tc>
+          <w:tcPr>
+            <w:tcW w:w="4914" w:type="dxa"/>
+          </w:tcPr>
+          <w:p>
+            <w:pPr>
+              <w:pStyle w:val="af0"/>
+              <w:jc w:val="left"/>
+            </w:pPr>
+            <w:r>
+              <w:t>ПС: Пуск</w:t>
+            </w:r>
+          </w:p>
+        </w:tc>
+      </w:tr>
+      <w:tr>
+        <w:tc>
+          <w:tcPr>
+            <w:tcW w:w="2479" w:type="dxa"/>
+          </w:tcPr>
+          <w:p>
+            <w:pPr>
+              <w:pStyle w:val="af0"/>
+            </w:pPr>
+            <w:r>
+              <w:t>М10.</w:t>
+            </w:r>
+            <w:r>
+              <w:rPr>
+                <w:lang w:val="en-US"/>
+              </w:rPr>
+              <w:t>X</w:t>
+            </w:r>
+            <w:r>
+              <w:t>В</w:t>
+            </w:r>
+            <w:r>
+              <w:rPr>
+                <w:lang w:val="en-US"/>
+              </w:rPr>
+              <w:t>:10</w:t>
+            </w:r>
+            <w:r>
+              <w:t xml:space="preserve"> – М10.</w:t>
+            </w:r>
+            <w:r>
+              <w:rPr>
+                <w:lang w:val="en-US"/>
+              </w:rPr>
+              <w:t>XB:8</w:t>
+            </w:r>
+          </w:p>
+        </w:tc>
+        <w:tc>
+          <w:tcPr>
+            <w:tcW w:w="2212" w:type="dxa"/>
+          </w:tcPr>
+          <w:p>
+            <w:pPr>
+              <w:pStyle w:val="af0"/>
+            </w:pPr>
+            <w:r>
+              <w:t>М10.К5</w:t>
+            </w:r>
+          </w:p>
+        </w:tc>
+        <w:tc>
+          <w:tcPr>
+            <w:tcW w:w="4914" w:type="dxa"/>
+          </w:tcPr>
+          <w:p>
+            <w:pPr>
+              <w:pStyle w:val="af0"/>
+              <w:jc w:val="left"/>
+            </w:pPr>
+            <w:r>
               <w:t>Резерв</w:t>
             </w:r>
           </w:p>
@@ -16323,16 +13013,116 @@
               <w:pStyle w:val="af0"/>
             </w:pPr>
             <w:r>
-              <w:t>М10.</w:t>
-            </w:r>
-            <w:r>
-              <w:rPr>
-                <w:lang w:val="en-US"/>
-              </w:rPr>
-              <w:t>X</w:t>
-            </w:r>
-            <w:r>
-              <w:t>В:</w:t>
+              <w:t>М10</w:t>
+            </w:r>
+            <w:r>
+              <w:rPr>
+                <w:lang w:val="en-US"/>
+              </w:rPr>
+              <w:t>.X</w:t>
+            </w:r>
+            <w:r>
+              <w:t>В</w:t>
+            </w:r>
+            <w:r>
+              <w:rPr>
+                <w:lang w:val="en-US"/>
+              </w:rPr>
+              <w:t xml:space="preserve">:10 – </w:t>
+            </w:r>
+            <w:r>
+              <w:t>М10</w:t>
+            </w:r>
+            <w:r>
+              <w:rPr>
+                <w:lang w:val="en-US"/>
+              </w:rPr>
+              <w:t>.XB:9</w:t>
+            </w:r>
+          </w:p>
+        </w:tc>
+        <w:tc>
+          <w:tcPr>
+            <w:tcW w:w="2212" w:type="dxa"/>
+          </w:tcPr>
+          <w:p>
+            <w:pPr>
+              <w:pStyle w:val="af0"/>
+            </w:pPr>
+            <w:r>
+              <w:t>М10.К</w:t>
+            </w:r>
+            <w:r>
+              <w:rPr>
+                <w:lang w:val="en-US"/>
+              </w:rPr>
+              <w:t>6</w:t>
+            </w:r>
+          </w:p>
+        </w:tc>
+        <w:tc>
+          <w:tcPr>
+            <w:tcW w:w="4914" w:type="dxa"/>
+          </w:tcPr>
+          <w:p>
+            <w:pPr>
+              <w:pStyle w:val="af0"/>
+              <w:jc w:val="left"/>
+            </w:pPr>
+            <w:r>
+              <w:t>Резерв</w:t>
+            </w:r>
+          </w:p>
+        </w:tc>
+      </w:tr>
+      <w:tr>
+        <w:tc>
+          <w:tcPr>
+            <w:tcW w:w="2479" w:type="dxa"/>
+          </w:tcPr>
+          <w:p>
+            <w:pPr>
+              <w:pStyle w:val="af0"/>
+            </w:pPr>
+            <w:r>
+              <w:t>М10</w:t>
+            </w:r>
+            <w:r>
+              <w:rPr>
+                <w:lang w:val="en-US"/>
+              </w:rPr>
+              <w:t>.X</w:t>
+            </w:r>
+            <w:r>
+              <w:t>В</w:t>
+            </w:r>
+            <w:r>
+              <w:rPr>
+                <w:lang w:val="en-US"/>
+              </w:rPr>
+              <w:t xml:space="preserve">:13 – </w:t>
+            </w:r>
+            <w:r>
+              <w:t>М10</w:t>
+            </w:r>
+            <w:r>
+              <w:rPr>
+                <w:lang w:val="en-US"/>
+              </w:rPr>
+              <w:t>.XB:12</w:t>
+            </w:r>
+          </w:p>
+        </w:tc>
+        <w:tc>
+          <w:tcPr>
+            <w:tcW w:w="2212" w:type="dxa"/>
+          </w:tcPr>
+          <w:p>
+            <w:pPr>
+              <w:pStyle w:val="af0"/>
+            </w:pPr>
+            <w:r>
+              <w:t>М10.К</w:t>
             </w:r>
             <w:r>
               <w:rPr>
@@ -16340,23 +13130,58 @@
               </w:rPr>
               <w:t>7</w:t>
             </w:r>
-            <w:r>
-              <w:t xml:space="preserve"> – М10.</w:t>
-            </w:r>
-            <w:r>
-              <w:rPr>
-                <w:lang w:val="en-US"/>
-              </w:rPr>
-              <w:t>XB</w:t>
-            </w:r>
-            <w:r>
-              <w:t>:</w:t>
-            </w:r>
-            <w:r>
-              <w:rPr>
-                <w:lang w:val="en-US"/>
-              </w:rPr>
-              <w:t>5</w:t>
+          </w:p>
+        </w:tc>
+        <w:tc>
+          <w:tcPr>
+            <w:tcW w:w="4914" w:type="dxa"/>
+          </w:tcPr>
+          <w:p>
+            <w:pPr>
+              <w:pStyle w:val="af0"/>
+              <w:jc w:val="left"/>
+            </w:pPr>
+            <w:r>
+              <w:t>Резерв</w:t>
+            </w:r>
+          </w:p>
+        </w:tc>
+      </w:tr>
+      <w:tr>
+        <w:tc>
+          <w:tcPr>
+            <w:tcW w:w="2479" w:type="dxa"/>
+          </w:tcPr>
+          <w:p>
+            <w:pPr>
+              <w:pStyle w:val="af0"/>
+            </w:pPr>
+            <w:r>
+              <w:t>М10</w:t>
+            </w:r>
+            <w:r>
+              <w:rPr>
+                <w:lang w:val="en-US"/>
+              </w:rPr>
+              <w:t>.X</w:t>
+            </w:r>
+            <w:r>
+              <w:t>В</w:t>
+            </w:r>
+            <w:r>
+              <w:rPr>
+                <w:lang w:val="en-US"/>
+              </w:rPr>
+              <w:t xml:space="preserve">:16 – </w:t>
+            </w:r>
+            <w:r>
+              <w:t>М10</w:t>
+            </w:r>
+            <w:r>
+              <w:rPr>
+                <w:lang w:val="en-US"/>
+              </w:rPr>
+              <w:t>.XB:15</w:t>
             </w:r>
           </w:p>
         </w:tc>
@@ -16369,7 +13194,7 @@
               <w:pStyle w:val="af0"/>
             </w:pPr>
             <w:r>
-              <w:t>М10.К3</w:t>
+              <w:t>М10.К8</w:t>
             </w:r>
           </w:p>
         </w:tc>
@@ -16384,414 +13209,6 @@
             </w:pPr>
             <w:r>
               <w:t>Резерв</w:t>
-            </w:r>
-          </w:p>
-        </w:tc>
-      </w:tr>
-      <w:tr>
-        <w:tc>
-          <w:tcPr>
-            <w:tcW w:w="2479" w:type="dxa"/>
-          </w:tcPr>
-          <w:p>
-            <w:pPr>
-              <w:pStyle w:val="af0"/>
-            </w:pPr>
-            <w:r>
-              <w:t>М10.</w:t>
-            </w:r>
-            <w:r>
-              <w:rPr>
-                <w:lang w:val="en-US"/>
-              </w:rPr>
-              <w:t>X</w:t>
-            </w:r>
-            <w:r>
-              <w:t>В:</w:t>
-            </w:r>
-            <w:r>
-              <w:rPr>
-                <w:lang w:val="en-US"/>
-              </w:rPr>
-              <w:t>7</w:t>
-            </w:r>
-            <w:r>
-              <w:t xml:space="preserve"> – М10.</w:t>
-            </w:r>
-            <w:r>
-              <w:rPr>
-                <w:lang w:val="en-US"/>
-              </w:rPr>
-              <w:t>XB</w:t>
-            </w:r>
-            <w:r>
-              <w:t>:</w:t>
-            </w:r>
-            <w:r>
-              <w:rPr>
-                <w:lang w:val="en-US"/>
-              </w:rPr>
-              <w:t>6</w:t>
-            </w:r>
-          </w:p>
-        </w:tc>
-        <w:tc>
-          <w:tcPr>
-            <w:tcW w:w="2212" w:type="dxa"/>
-          </w:tcPr>
-          <w:p>
-            <w:pPr>
-              <w:pStyle w:val="af0"/>
-            </w:pPr>
-            <w:r>
-              <w:t>М10.К4</w:t>
-            </w:r>
-          </w:p>
-        </w:tc>
-        <w:tc>
-          <w:tcPr>
-            <w:tcW w:w="4914" w:type="dxa"/>
-          </w:tcPr>
-          <w:p>
-            <w:pPr>
-              <w:pStyle w:val="af0"/>
-              <w:jc w:val="left"/>
-            </w:pPr>
-            <w:r>
-              <w:t>Резерв</w:t>
-            </w:r>
-          </w:p>
-        </w:tc>
-      </w:tr>
-      <w:tr>
-        <w:tc>
-          <w:tcPr>
-            <w:tcW w:w="2479" w:type="dxa"/>
-          </w:tcPr>
-          <w:p>
-            <w:pPr>
-              <w:pStyle w:val="af0"/>
-            </w:pPr>
-            <w:r>
-              <w:t>М10.</w:t>
-            </w:r>
-            <w:r>
-              <w:rPr>
-                <w:lang w:val="en-US"/>
-              </w:rPr>
-              <w:t>X</w:t>
-            </w:r>
-            <w:r>
-              <w:t>В</w:t>
-            </w:r>
-            <w:r>
-              <w:rPr>
-                <w:lang w:val="en-US"/>
-              </w:rPr>
-              <w:t>:10</w:t>
-            </w:r>
-            <w:r>
-              <w:t xml:space="preserve"> – М10.</w:t>
-            </w:r>
-            <w:r>
-              <w:rPr>
-                <w:lang w:val="en-US"/>
-              </w:rPr>
-              <w:t>XB:8</w:t>
-            </w:r>
-          </w:p>
-        </w:tc>
-        <w:tc>
-          <w:tcPr>
-            <w:tcW w:w="2212" w:type="dxa"/>
-          </w:tcPr>
-          <w:p>
-            <w:pPr>
-              <w:pStyle w:val="af0"/>
-            </w:pPr>
-            <w:r>
-              <w:t>М10.К5</w:t>
-            </w:r>
-          </w:p>
-        </w:tc>
-        <w:tc>
-          <w:tcPr>
-            <w:tcW w:w="4914" w:type="dxa"/>
-          </w:tcPr>
-          <w:p>
-            <w:pPr>
-              <w:pStyle w:val="af0"/>
-              <w:jc w:val="left"/>
-            </w:pPr>
-            <w:r>
-              <w:t>Резерв</w:t>
-            </w:r>
-          </w:p>
-        </w:tc>
-      </w:tr>
-      <w:tr>
-        <w:tc>
-          <w:tcPr>
-            <w:tcW w:w="2479" w:type="dxa"/>
-          </w:tcPr>
-          <w:p>
-            <w:pPr>
-              <w:pStyle w:val="af0"/>
-            </w:pPr>
-            <w:r>
-              <w:t>М10</w:t>
-            </w:r>
-            <w:r>
-              <w:rPr>
-                <w:lang w:val="en-US"/>
-              </w:rPr>
-              <w:t>.X</w:t>
-            </w:r>
-            <w:r>
-              <w:t>В</w:t>
-            </w:r>
-            <w:r>
-              <w:rPr>
-                <w:lang w:val="en-US"/>
-              </w:rPr>
-              <w:t xml:space="preserve">:10 – </w:t>
-            </w:r>
-            <w:r>
-              <w:t>М10</w:t>
-            </w:r>
-            <w:r>
-              <w:rPr>
-                <w:lang w:val="en-US"/>
-              </w:rPr>
-              <w:t>.XB:9</w:t>
-            </w:r>
-          </w:p>
-        </w:tc>
-        <w:tc>
-          <w:tcPr>
-            <w:tcW w:w="2212" w:type="dxa"/>
-          </w:tcPr>
-          <w:p>
-            <w:pPr>
-              <w:pStyle w:val="af0"/>
-            </w:pPr>
-            <w:r>
-              <w:t>М10.К</w:t>
-            </w:r>
-            <w:r>
-              <w:rPr>
-                <w:lang w:val="en-US"/>
-              </w:rPr>
-              <w:t>6</w:t>
-            </w:r>
-          </w:p>
-        </w:tc>
-        <w:tc>
-          <w:tcPr>
-            <w:tcW w:w="4914" w:type="dxa"/>
-          </w:tcPr>
-          <w:p>
-            <w:pPr>
-              <w:pStyle w:val="af0"/>
-              <w:jc w:val="left"/>
-            </w:pPr>
-            <w:r>
-              <w:t>Резерв</w:t>
-            </w:r>
-          </w:p>
-        </w:tc>
-      </w:tr>
-      <w:tr>
-        <w:tc>
-          <w:tcPr>
-            <w:tcW w:w="2479" w:type="dxa"/>
-          </w:tcPr>
-          <w:p>
-            <w:pPr>
-              <w:pStyle w:val="af0"/>
-            </w:pPr>
-            <w:r>
-              <w:t>М10</w:t>
-            </w:r>
-            <w:r>
-              <w:rPr>
-                <w:lang w:val="en-US"/>
-              </w:rPr>
-              <w:t>.X</w:t>
-            </w:r>
-            <w:r>
-              <w:t>В</w:t>
-            </w:r>
-            <w:r>
-              <w:rPr>
-                <w:lang w:val="en-US"/>
-              </w:rPr>
-              <w:t xml:space="preserve">:13 – </w:t>
-            </w:r>
-            <w:r>
-              <w:t>М10</w:t>
-            </w:r>
-            <w:r>
-              <w:rPr>
-                <w:lang w:val="en-US"/>
-              </w:rPr>
-              <w:t>.XB:12</w:t>
-            </w:r>
-          </w:p>
-        </w:tc>
-        <w:tc>
-          <w:tcPr>
-            <w:tcW w:w="2212" w:type="dxa"/>
-          </w:tcPr>
-          <w:p>
-            <w:pPr>
-              <w:pStyle w:val="af0"/>
-            </w:pPr>
-            <w:r>
-              <w:t>М10.К</w:t>
-            </w:r>
-            <w:r>
-              <w:rPr>
-                <w:lang w:val="en-US"/>
-              </w:rPr>
-              <w:t>7</w:t>
-            </w:r>
-          </w:p>
-        </w:tc>
-        <w:tc>
-          <w:tcPr>
-            <w:tcW w:w="4914" w:type="dxa"/>
-          </w:tcPr>
-          <w:p>
-            <w:pPr>
-              <w:pStyle w:val="af0"/>
-              <w:jc w:val="left"/>
-            </w:pPr>
-            <w:r>
-              <w:t>Резерв</w:t>
-            </w:r>
-          </w:p>
-        </w:tc>
-      </w:tr>
-      <w:tr>
-        <w:tc>
-          <w:tcPr>
-            <w:tcW w:w="2479" w:type="dxa"/>
-          </w:tcPr>
-          <w:p>
-            <w:pPr>
-              <w:pStyle w:val="af0"/>
-            </w:pPr>
-            <w:r>
-              <w:t>М10</w:t>
-            </w:r>
-            <w:r>
-              <w:rPr>
-                <w:lang w:val="en-US"/>
-              </w:rPr>
-              <w:t>.X</w:t>
-            </w:r>
-            <w:r>
-              <w:t>В</w:t>
-            </w:r>
-            <w:r>
-              <w:rPr>
-                <w:lang w:val="en-US"/>
-              </w:rPr>
-              <w:t xml:space="preserve">:16 – </w:t>
-            </w:r>
-            <w:r>
-              <w:t>М10</w:t>
-            </w:r>
-            <w:r>
-              <w:rPr>
-                <w:lang w:val="en-US"/>
-              </w:rPr>
-              <w:t>.XB:15</w:t>
-            </w:r>
-          </w:p>
-        </w:tc>
-        <w:tc>
-          <w:tcPr>
-            <w:tcW w:w="2212" w:type="dxa"/>
-          </w:tcPr>
-          <w:p>
-            <w:pPr>
-              <w:pStyle w:val="af0"/>
-            </w:pPr>
-            <w:r>
-              <w:t>М10.К8</w:t>
-            </w:r>
-          </w:p>
-        </w:tc>
-        <w:tc>
-          <w:tcPr>
-            <w:tcW w:w="4914" w:type="dxa"/>
-          </w:tcPr>
-          <w:p>
-            <w:pPr>
-              <w:pStyle w:val="af0"/>
-              <w:jc w:val="left"/>
-            </w:pPr>
-            <w:r>
-              <w:t>Резерв</w:t>
-            </w:r>
-          </w:p>
-        </w:tc>
-      </w:tr>
-      <w:tr>
-        <w:tc>
-          <w:tcPr>
-            <w:tcW w:w="2479" w:type="dxa"/>
-          </w:tcPr>
-          <w:p>
-            <w:pPr>
-              <w:pStyle w:val="af0"/>
-            </w:pPr>
-            <w:r>
-              <w:t>М</w:t>
-            </w:r>
-            <w:r>
-              <w:rPr>
-                <w:lang w:val="en-US"/>
-              </w:rPr>
-              <w:t xml:space="preserve">1.XP:2 - </w:t>
-            </w:r>
-            <w:r>
-              <w:t>М</w:t>
-            </w:r>
-            <w:r>
-              <w:rPr>
-                <w:lang w:val="en-US"/>
-              </w:rPr>
-              <w:t>1.XP:1</w:t>
-            </w:r>
-          </w:p>
-        </w:tc>
-        <w:tc>
-          <w:tcPr>
-            <w:tcW w:w="2212" w:type="dxa"/>
-          </w:tcPr>
-          <w:p>
-            <w:pPr>
-              <w:pStyle w:val="af0"/>
-            </w:pPr>
-            <w:r>
-              <w:t>М1.К1</w:t>
-            </w:r>
-          </w:p>
-        </w:tc>
-        <w:tc>
-          <w:tcPr>
-            <w:tcW w:w="4914" w:type="dxa"/>
-          </w:tcPr>
-          <w:p>
-            <w:pPr>
-              <w:pStyle w:val="af0"/>
-              <w:jc w:val="left"/>
-            </w:pPr>
-            <w:r>
-              <w:t>ПС: Пуск</w:t>
             </w:r>
           </w:p>
         </w:tc>
@@ -16801,9 +13218,11 @@
       <w:pPr>
         <w:pStyle w:val="a"/>
       </w:pPr>
+      <w:bookmarkStart w:id="23" w:name="_Ref195523131"/>
       <w:r>
-        <w:t>Выходные реле устройства ЮНИТ-М300 для проверки МТЗ 1 ступени</w:t>
+        <w:t>Выходные реле ЮНИТ-М300 для проверки МТЗ 1 ступени</w:t>
       </w:r>
+      <w:bookmarkEnd w:id="23"/>
     </w:p>
     <w:tbl>
       <w:tblPr>
@@ -16938,7 +13357,7 @@
               <w:jc w:val="left"/>
             </w:pPr>
             <w:r>
-              <w:t>МТЗ 1 ст: Ввод</w:t>
+              <w:t>МТЗ 1 ст: Пуск ф.А</w:t>
             </w:r>
           </w:p>
         </w:tc>
@@ -16999,7 +13418,7 @@
               <w:jc w:val="left"/>
             </w:pPr>
             <w:r>
-              <w:t>МТЗ 1 ст: Оперативный вывод</w:t>
+              <w:t>МТЗ 1 ст: Пуск ф.В</w:t>
             </w:r>
           </w:p>
         </w:tc>
@@ -17078,7 +13497,7 @@
               <w:jc w:val="left"/>
             </w:pPr>
             <w:r>
-              <w:t>МТЗ 1 ст: Пуск ф.А</w:t>
+              <w:t>МТЗ 1 ст: Пуск ф.С</w:t>
             </w:r>
           </w:p>
         </w:tc>
@@ -17160,7 +13579,7 @@
               <w:jc w:val="left"/>
             </w:pPr>
             <w:r>
-              <w:t>МТЗ 1 ст: Пуск ф.В</w:t>
+              <w:t>МТЗ 1 ст: Пуск</w:t>
             </w:r>
           </w:p>
         </w:tc>
@@ -17233,7 +13652,7 @@
               <w:jc w:val="left"/>
             </w:pPr>
             <w:r>
-              <w:t>МТЗ 1 ст: Пуск ф.С</w:t>
+              <w:t>МТЗ 1 ст: Срабатывание сигн</w:t>
             </w:r>
           </w:p>
         </w:tc>
@@ -17311,7 +13730,10 @@
               <w:jc w:val="left"/>
             </w:pPr>
             <w:r>
-              <w:t>МТЗ 1 ст: Пуск</w:t>
+              <w:t>МТЗ 1 ст: Срабатыван</w:t>
+            </w:r>
+            <w:r>
+              <w:t>ие</w:t>
             </w:r>
           </w:p>
         </w:tc>
@@ -17389,7 +13811,7 @@
               <w:jc w:val="left"/>
             </w:pPr>
             <w:r>
-              <w:t xml:space="preserve">МТЗ 1 ст: Срабатывание </w:t>
+              <w:t>МТЗ 1 ст: ИО IА</w:t>
             </w:r>
           </w:p>
         </w:tc>
@@ -17461,7 +13883,7 @@
               <w:jc w:val="left"/>
             </w:pPr>
             <w:r>
-              <w:t>МТЗ 1 ст: Срабатывание сигн</w:t>
+              <w:t>МТЗ 1 ст: ИО IВ</w:t>
             </w:r>
           </w:p>
         </w:tc>
@@ -17527,7 +13949,7 @@
               <w:jc w:val="left"/>
             </w:pPr>
             <w:r>
-              <w:t>МТЗ 1 ст: ИО IА</w:t>
+              <w:t>МТЗ 1 ст: ИО IС</w:t>
             </w:r>
           </w:p>
         </w:tc>
@@ -17587,7 +14009,7 @@
               <w:jc w:val="left"/>
             </w:pPr>
             <w:r>
-              <w:t>МТЗ 1 ст: ИО IВ</w:t>
+              <w:t>ЛО Т / ЛО: Срабатывание</w:t>
             </w:r>
           </w:p>
         </w:tc>
@@ -17602,7 +14024,6 @@
               <w:pStyle w:val="af0"/>
             </w:pPr>
             <w:r>
-              <w:lastRenderedPageBreak/>
               <w:t>М10.</w:t>
             </w:r>
             <w:r>
@@ -17663,7 +14084,7 @@
               <w:jc w:val="left"/>
             </w:pPr>
             <w:r>
-              <w:t>МТЗ 1 ст: ИО IС</w:t>
+              <w:t>ЛО Т / ЗАПВ: Запрет АПВ</w:t>
             </w:r>
           </w:p>
         </w:tc>
@@ -17738,7 +14159,7 @@
               <w:jc w:val="left"/>
             </w:pPr>
             <w:r>
-              <w:t>ЛО Т / ЛО: Срабатывание</w:t>
+              <w:t>ЛО Т / ЗАВР: Запрет АВР</w:t>
             </w:r>
           </w:p>
         </w:tc>
@@ -17804,7 +14225,16 @@
               <w:jc w:val="left"/>
             </w:pPr>
             <w:r>
-              <w:t>ЛО Т / ЗАПВ: Запрет АПВ</w:t>
+              <w:t>БЛЗШ</w:t>
+            </w:r>
+            <w:r>
+              <w:rPr>
+                <w:lang w:val="en-US"/>
+              </w:rPr>
+              <w:t xml:space="preserve">: </w:t>
+            </w:r>
+            <w:r>
+              <w:t>Блокировка</w:t>
             </w:r>
           </w:p>
         </w:tc>
@@ -17876,7 +14306,7 @@
               <w:jc w:val="left"/>
             </w:pPr>
             <w:r>
-              <w:t>ЛО Т / ЗАВР: Запрет АВР</w:t>
+              <w:t>ПС: Пуск</w:t>
             </w:r>
           </w:p>
         </w:tc>
@@ -17948,16 +14378,7 @@
               <w:jc w:val="left"/>
             </w:pPr>
             <w:r>
-              <w:t>БЛЗШ</w:t>
-            </w:r>
-            <w:r>
-              <w:rPr>
-                <w:lang w:val="en-US"/>
-              </w:rPr>
-              <w:t xml:space="preserve">: </w:t>
-            </w:r>
-            <w:r>
-              <w:t>Блокировка</w:t>
+              <w:t>Резерв</w:t>
             </w:r>
           </w:p>
         </w:tc>
@@ -18023,64 +14444,7 @@
               <w:jc w:val="left"/>
             </w:pPr>
             <w:r>
-              <w:t>-</w:t>
-            </w:r>
-          </w:p>
-        </w:tc>
-      </w:tr>
-      <w:tr>
-        <w:tc>
-          <w:tcPr>
-            <w:tcW w:w="2479" w:type="dxa"/>
-          </w:tcPr>
-          <w:p>
-            <w:pPr>
-              <w:pStyle w:val="af0"/>
-            </w:pPr>
-            <w:r>
-              <w:t>М</w:t>
-            </w:r>
-            <w:r>
-              <w:rPr>
-                <w:lang w:val="en-US"/>
-              </w:rPr>
-              <w:t xml:space="preserve">1.XP:2 - </w:t>
-            </w:r>
-            <w:r>
-              <w:t>М</w:t>
-            </w:r>
-            <w:r>
-              <w:rPr>
-                <w:lang w:val="en-US"/>
-              </w:rPr>
-              <w:t>1.XP:1</w:t>
-            </w:r>
-          </w:p>
-        </w:tc>
-        <w:tc>
-          <w:tcPr>
-            <w:tcW w:w="2212" w:type="dxa"/>
-          </w:tcPr>
-          <w:p>
-            <w:pPr>
-              <w:pStyle w:val="af0"/>
-            </w:pPr>
-            <w:r>
-              <w:t>М1.К1</w:t>
-            </w:r>
-          </w:p>
-        </w:tc>
-        <w:tc>
-          <w:tcPr>
-            <w:tcW w:w="4914" w:type="dxa"/>
-          </w:tcPr>
-          <w:p>
-            <w:pPr>
-              <w:pStyle w:val="af0"/>
-              <w:jc w:val="left"/>
-            </w:pPr>
-            <w:r>
-              <w:t>ПС: Пуск</w:t>
+              <w:t>Резерв</w:t>
             </w:r>
           </w:p>
         </w:tc>
@@ -18090,8 +14454,9 @@
       <w:pPr>
         <w:pStyle w:val="a"/>
       </w:pPr>
+      <w:bookmarkStart w:id="24" w:name="_Ref195523153"/>
       <w:r>
-        <w:t xml:space="preserve">Выходные реле устройства ЮНИТ-М300 для проверки МТЗ </w:t>
+        <w:t xml:space="preserve">Выходные реле ЮНИТ-М300 для проверки МТЗ </w:t>
       </w:r>
       <w:r>
         <w:t>2</w:t>
@@ -18099,6 +14464,7 @@
       <w:r>
         <w:t xml:space="preserve"> ступени</w:t>
       </w:r>
+      <w:bookmarkEnd w:id="24"/>
     </w:p>
     <w:tbl>
       <w:tblPr>
@@ -18233,7 +14599,7 @@
               <w:jc w:val="left"/>
             </w:pPr>
             <w:r>
-              <w:t>ЛО Т / ЛО: Срабатывание</w:t>
+              <w:t>МТЗ 2 ст: Пуск ф.А</w:t>
             </w:r>
           </w:p>
         </w:tc>
@@ -18294,7 +14660,7 @@
               <w:jc w:val="left"/>
             </w:pPr>
             <w:r>
-              <w:t>ЛО Т / ЗАПВ: Запрет АПВ</w:t>
+              <w:t>МТЗ 2 ст: Пуск ф.В</w:t>
             </w:r>
           </w:p>
         </w:tc>
@@ -18373,7 +14739,7 @@
               <w:jc w:val="left"/>
             </w:pPr>
             <w:r>
-              <w:t>ЛО Т / ЗАВР: Запрет АВР</w:t>
+              <w:t>МТЗ 2 ст: Пуск ф.С</w:t>
             </w:r>
           </w:p>
         </w:tc>
@@ -18455,7 +14821,7 @@
               <w:jc w:val="left"/>
             </w:pPr>
             <w:r>
-              <w:t>МТЗ 2 ст: Ввод</w:t>
+              <w:t>МТЗ 2 ст: Пуск</w:t>
             </w:r>
           </w:p>
         </w:tc>
@@ -18528,7 +14894,7 @@
               <w:jc w:val="left"/>
             </w:pPr>
             <w:r>
-              <w:t>МТЗ 2 ст: Оперативный вывод</w:t>
+              <w:t xml:space="preserve">МТЗ 2 ст: Срабатывание сигн </w:t>
             </w:r>
           </w:p>
         </w:tc>
@@ -18606,7 +14972,7 @@
               <w:jc w:val="left"/>
             </w:pPr>
             <w:r>
-              <w:t>МТЗ 2 ст: Пуск ф.А</w:t>
+              <w:t>МТЗ 2 ст: Срабатывание</w:t>
             </w:r>
           </w:p>
         </w:tc>
@@ -18684,7 +15050,7 @@
               <w:jc w:val="left"/>
             </w:pPr>
             <w:r>
-              <w:t>МТЗ 2 ст: Пуск ф.В</w:t>
+              <w:t>МТЗ 2 ст: ИО IА</w:t>
             </w:r>
           </w:p>
         </w:tc>
@@ -18756,7 +15122,7 @@
               <w:jc w:val="left"/>
             </w:pPr>
             <w:r>
-              <w:t>МТЗ 2 ст: Пуск ф.С</w:t>
+              <w:t>МТЗ 2 ст: ИО IВ</w:t>
             </w:r>
           </w:p>
         </w:tc>
@@ -18822,7 +15188,7 @@
               <w:jc w:val="left"/>
             </w:pPr>
             <w:r>
-              <w:t>МТЗ 2 ст: Пуск</w:t>
+              <w:t>МТЗ 2 ст: ИО IС</w:t>
             </w:r>
           </w:p>
         </w:tc>
@@ -18882,7 +15248,7 @@
               <w:jc w:val="left"/>
             </w:pPr>
             <w:r>
-              <w:t xml:space="preserve">МТЗ 2 ст: Срабатывание </w:t>
+              <w:t>ЛО Т / ЛО: Срабатывание</w:t>
             </w:r>
           </w:p>
         </w:tc>
@@ -18957,7 +15323,7 @@
               <w:jc w:val="left"/>
             </w:pPr>
             <w:r>
-              <w:t>МТЗ 2 ст: Срабатывание сигн</w:t>
+              <w:t>ЛО Т / ЗАПВ: Запрет АПВ</w:t>
             </w:r>
           </w:p>
         </w:tc>
@@ -19032,7 +15398,7 @@
               <w:jc w:val="left"/>
             </w:pPr>
             <w:r>
-              <w:t>МТЗ 2 ст: ИО IА</w:t>
+              <w:t>ЛО Т / ЗАВР: Запрет АВР</w:t>
             </w:r>
           </w:p>
         </w:tc>
@@ -19098,7 +15464,16 @@
               <w:jc w:val="left"/>
             </w:pPr>
             <w:r>
-              <w:t>МТЗ 2 ст: ИО IВ</w:t>
+              <w:t>БЛЗШ</w:t>
+            </w:r>
+            <w:r>
+              <w:rPr>
+                <w:lang w:val="en-US"/>
+              </w:rPr>
+              <w:t xml:space="preserve">: </w:t>
+            </w:r>
+            <w:r>
+              <w:t>Блокировка</w:t>
             </w:r>
           </w:p>
         </w:tc>
@@ -19170,7 +15545,7 @@
               <w:jc w:val="left"/>
             </w:pPr>
             <w:r>
-              <w:t>МТЗ 2 ст: ИО IС</w:t>
+              <w:t>ПС: Пуск</w:t>
             </w:r>
           </w:p>
         </w:tc>
@@ -19242,16 +15617,7 @@
               <w:jc w:val="left"/>
             </w:pPr>
             <w:r>
-              <w:t>БЛЗШ</w:t>
-            </w:r>
-            <w:r>
-              <w:rPr>
-                <w:lang w:val="en-US"/>
-              </w:rPr>
-              <w:t xml:space="preserve">: </w:t>
-            </w:r>
-            <w:r>
-              <w:t>Блокировка</w:t>
+              <w:t>Резерв</w:t>
             </w:r>
           </w:p>
         </w:tc>
@@ -19317,64 +15683,7 @@
               <w:jc w:val="left"/>
             </w:pPr>
             <w:r>
-              <w:t>-</w:t>
-            </w:r>
-          </w:p>
-        </w:tc>
-      </w:tr>
-      <w:tr>
-        <w:tc>
-          <w:tcPr>
-            <w:tcW w:w="2479" w:type="dxa"/>
-          </w:tcPr>
-          <w:p>
-            <w:pPr>
-              <w:pStyle w:val="af0"/>
-            </w:pPr>
-            <w:r>
-              <w:t>М</w:t>
-            </w:r>
-            <w:r>
-              <w:rPr>
-                <w:lang w:val="en-US"/>
-              </w:rPr>
-              <w:t xml:space="preserve">1.XP:2 - </w:t>
-            </w:r>
-            <w:r>
-              <w:t>М</w:t>
-            </w:r>
-            <w:r>
-              <w:rPr>
-                <w:lang w:val="en-US"/>
-              </w:rPr>
-              <w:t>1.XP:1</w:t>
-            </w:r>
-          </w:p>
-        </w:tc>
-        <w:tc>
-          <w:tcPr>
-            <w:tcW w:w="2212" w:type="dxa"/>
-          </w:tcPr>
-          <w:p>
-            <w:pPr>
-              <w:pStyle w:val="af0"/>
-            </w:pPr>
-            <w:r>
-              <w:t>М1.К1</w:t>
-            </w:r>
-          </w:p>
-        </w:tc>
-        <w:tc>
-          <w:tcPr>
-            <w:tcW w:w="4914" w:type="dxa"/>
-          </w:tcPr>
-          <w:p>
-            <w:pPr>
-              <w:pStyle w:val="af0"/>
-              <w:jc w:val="left"/>
-            </w:pPr>
-            <w:r>
-              <w:t>ПС: Пуск</w:t>
+              <w:t>Резерв</w:t>
             </w:r>
           </w:p>
         </w:tc>
@@ -19384,8 +15693,9 @@
       <w:pPr>
         <w:pStyle w:val="a"/>
       </w:pPr>
+      <w:bookmarkStart w:id="25" w:name="_Ref195516633"/>
       <w:r>
-        <w:t xml:space="preserve">Выходные реле устройства ЮНИТ-М300 для проверки МТЗ </w:t>
+        <w:t xml:space="preserve">Выходные реле ЮНИТ-М300 для проверки МТЗ </w:t>
       </w:r>
       <w:r>
         <w:t>3</w:t>
@@ -19393,6 +15703,7 @@
       <w:r>
         <w:t xml:space="preserve"> ступени</w:t>
       </w:r>
+      <w:bookmarkEnd w:id="25"/>
     </w:p>
     <w:tbl>
       <w:tblPr>
@@ -19527,7 +15838,7 @@
               <w:jc w:val="left"/>
             </w:pPr>
             <w:r>
-              <w:t>ЛО Т / ЛО: Срабатывание</w:t>
+              <w:t>МТЗ 3 ст: Пуск ф.А</w:t>
             </w:r>
           </w:p>
         </w:tc>
@@ -19542,6 +15853,7 @@
               <w:pStyle w:val="af0"/>
             </w:pPr>
             <w:r>
+              <w:lastRenderedPageBreak/>
               <w:t>М9.</w:t>
             </w:r>
             <w:r>
@@ -19588,7 +15900,7 @@
               <w:jc w:val="left"/>
             </w:pPr>
             <w:r>
-              <w:t>ЛО Т / ЗАПВ: Запрет АПВ</w:t>
+              <w:t>МТЗ 3 ст: Пуск ф.В</w:t>
             </w:r>
           </w:p>
         </w:tc>
@@ -19667,7 +15979,7 @@
               <w:jc w:val="left"/>
             </w:pPr>
             <w:r>
-              <w:t>ЛО Т / ЗАВР: Запрет АВР</w:t>
+              <w:t>МТЗ 3 ст: Пуск ф.С</w:t>
             </w:r>
           </w:p>
         </w:tc>
@@ -19749,7 +16061,7 @@
               <w:jc w:val="left"/>
             </w:pPr>
             <w:r>
-              <w:t>МТЗ 3 ст: Ввод</w:t>
+              <w:t>МТЗ 3 ст: Пуск</w:t>
             </w:r>
           </w:p>
         </w:tc>
@@ -19822,7 +16134,7 @@
               <w:jc w:val="left"/>
             </w:pPr>
             <w:r>
-              <w:t>МТЗ 3 ст: Оперативный вывод</w:t>
+              <w:t xml:space="preserve">МТЗ 3 ст: Срабатывание сигн </w:t>
             </w:r>
           </w:p>
         </w:tc>
@@ -19900,7 +16212,7 @@
               <w:jc w:val="left"/>
             </w:pPr>
             <w:r>
-              <w:t>МТЗ 3 ст: Пуск ф.А</w:t>
+              <w:t>МТЗ 3 ст: Срабатывание</w:t>
             </w:r>
           </w:p>
         </w:tc>
@@ -19978,7 +16290,7 @@
               <w:jc w:val="left"/>
             </w:pPr>
             <w:r>
-              <w:t>МТЗ 3 ст: Пуск ф.В</w:t>
+              <w:t>МТЗ 3 ст: ИО IА</w:t>
             </w:r>
           </w:p>
         </w:tc>
@@ -20050,7 +16362,7 @@
               <w:jc w:val="left"/>
             </w:pPr>
             <w:r>
-              <w:t>МТЗ 3 ст: Пуск ф.С</w:t>
+              <w:t>МТЗ 3 ст: ИО IВ</w:t>
             </w:r>
           </w:p>
         </w:tc>
@@ -20116,7 +16428,7 @@
               <w:jc w:val="left"/>
             </w:pPr>
             <w:r>
-              <w:t>МТЗ 3 ст: Пуск</w:t>
+              <w:t>МТЗ 3 ст: ИО IС</w:t>
             </w:r>
           </w:p>
         </w:tc>
@@ -20176,7 +16488,7 @@
               <w:jc w:val="left"/>
             </w:pPr>
             <w:r>
-              <w:t xml:space="preserve">МТЗ 3 ст: Срабатывание </w:t>
+              <w:t>ЛО Т / ЛО: Срабатывание</w:t>
             </w:r>
           </w:p>
         </w:tc>
@@ -20251,7 +16563,7 @@
               <w:jc w:val="left"/>
             </w:pPr>
             <w:r>
-              <w:t>МТЗ 3 ст: Срабатывание сигн</w:t>
+              <w:t>ЛО Т / ЗАПВ: Запрет АПВ</w:t>
             </w:r>
           </w:p>
         </w:tc>
@@ -20326,7 +16638,7 @@
               <w:jc w:val="left"/>
             </w:pPr>
             <w:r>
-              <w:t>МТЗ 3 ст: ИО IА</w:t>
+              <w:t>ЛО Т / ЗАВР: Запрет АВР</w:t>
             </w:r>
           </w:p>
         </w:tc>
@@ -20392,7 +16704,16 @@
               <w:jc w:val="left"/>
             </w:pPr>
             <w:r>
-              <w:t>МТЗ 3 ст: ИО IВ</w:t>
+              <w:t>БЛЗШ</w:t>
+            </w:r>
+            <w:r>
+              <w:rPr>
+                <w:lang w:val="en-US"/>
+              </w:rPr>
+              <w:t xml:space="preserve">: </w:t>
+            </w:r>
+            <w:r>
+              <w:t>Блокировка</w:t>
             </w:r>
           </w:p>
         </w:tc>
@@ -20464,7 +16785,7 @@
               <w:jc w:val="left"/>
             </w:pPr>
             <w:r>
-              <w:t>МТЗ 3 ст: ИО IС</w:t>
+              <w:t>ПС: Пуск</w:t>
             </w:r>
           </w:p>
         </w:tc>
@@ -20536,16 +16857,7 @@
               <w:jc w:val="left"/>
             </w:pPr>
             <w:r>
-              <w:t>БЛЗШ</w:t>
-            </w:r>
-            <w:r>
-              <w:rPr>
-                <w:lang w:val="en-US"/>
-              </w:rPr>
-              <w:t xml:space="preserve">: </w:t>
-            </w:r>
-            <w:r>
-              <w:t>Блокировка</w:t>
+              <w:t>Резерв</w:t>
             </w:r>
           </w:p>
         </w:tc>
@@ -20611,64 +16923,7 @@
               <w:jc w:val="left"/>
             </w:pPr>
             <w:r>
-              <w:t>-</w:t>
-            </w:r>
-          </w:p>
-        </w:tc>
-      </w:tr>
-      <w:tr>
-        <w:tc>
-          <w:tcPr>
-            <w:tcW w:w="2479" w:type="dxa"/>
-          </w:tcPr>
-          <w:p>
-            <w:pPr>
-              <w:pStyle w:val="af0"/>
-            </w:pPr>
-            <w:r>
-              <w:t>М</w:t>
-            </w:r>
-            <w:r>
-              <w:rPr>
-                <w:lang w:val="en-US"/>
-              </w:rPr>
-              <w:t xml:space="preserve">1.XP:2 - </w:t>
-            </w:r>
-            <w:r>
-              <w:t>М</w:t>
-            </w:r>
-            <w:r>
-              <w:rPr>
-                <w:lang w:val="en-US"/>
-              </w:rPr>
-              <w:t>1.XP:1</w:t>
-            </w:r>
-          </w:p>
-        </w:tc>
-        <w:tc>
-          <w:tcPr>
-            <w:tcW w:w="2212" w:type="dxa"/>
-          </w:tcPr>
-          <w:p>
-            <w:pPr>
-              <w:pStyle w:val="af0"/>
-            </w:pPr>
-            <w:r>
-              <w:t>М1.К1</w:t>
-            </w:r>
-          </w:p>
-        </w:tc>
-        <w:tc>
-          <w:tcPr>
-            <w:tcW w:w="4914" w:type="dxa"/>
-          </w:tcPr>
-          <w:p>
-            <w:pPr>
-              <w:pStyle w:val="af0"/>
-              <w:jc w:val="left"/>
-            </w:pPr>
-            <w:r>
-              <w:t>ПС: Пуск</w:t>
+              <w:t>Резерв</w:t>
             </w:r>
           </w:p>
         </w:tc>
@@ -20684,9 +16939,14 @@
         <w:ind w:left="709"/>
       </w:pPr>
     </w:p>
+    <w:p>
+      <w:pPr>
+        <w:pStyle w:val="a5"/>
+      </w:pPr>
+    </w:p>
     <w:sectPr>
-      <w:headerReference w:type="default" r:id="rId14"/>
-      <w:footerReference w:type="default" r:id="rId15"/>
+      <w:headerReference w:type="default" r:id="rId16"/>
+      <w:footerReference w:type="default" r:id="rId17"/>
       <w:pgSz w:w="11906" w:h="16838"/>
       <w:pgMar w:top="720" w:right="720" w:bottom="720" w:left="720" w:header="709" w:footer="283" w:gutter="851"/>
       <w:cols w:space="708"/>
@@ -21212,7 +17472,7 @@
             <w:rPr>
               <w:noProof/>
             </w:rPr>
-            <w:t>9</w:t>
+            <w:t>12</w:t>
           </w:r>
           <w:r>
             <w:fldChar w:fldCharType="end"/>
@@ -21220,27 +17480,14 @@
           <w:r>
             <w:t xml:space="preserve"> из </w:t>
           </w:r>
-          <w:r>
-            <w:fldChar w:fldCharType="begin"/>
-          </w:r>
-          <w:r>
-            <w:instrText xml:space="preserve"> NUMPAGES </w:instrText>
-          </w:r>
-          <w:r>
-            <w:fldChar w:fldCharType="separate"/>
-          </w:r>
-          <w:r>
-            <w:rPr>
-              <w:noProof/>
-            </w:rPr>
-            <w:t>12</w:t>
-          </w:r>
-          <w:r>
-            <w:rPr>
-              <w:noProof/>
-            </w:rPr>
-            <w:fldChar w:fldCharType="end"/>
-          </w:r>
+          <w:fldSimple w:instr=" NUMPAGES ">
+            <w:r>
+              <w:rPr>
+                <w:noProof/>
+              </w:rPr>
+              <w:t>12</w:t>
+            </w:r>
+          </w:fldSimple>
           <w:r>
             <w:t xml:space="preserve"> </w:t>
           </w:r>
@@ -21901,6 +18148,12 @@
     <w:abstractNumId w:val="10"/>
   </w:num>
   <w:num w:numId="31">
+    <w:abstractNumId w:val="10"/>
+  </w:num>
+  <w:num w:numId="32">
+    <w:abstractNumId w:val="10"/>
+  </w:num>
+  <w:num w:numId="33">
     <w:abstractNumId w:val="10"/>
   </w:num>
 </w:numbering>
@@ -23362,7 +19615,7 @@
 </file>
 
 <file path=customXml/itemProps1.xml><?xml version="1.0" encoding="utf-8"?>
-<ds:datastoreItem xmlns:ds="http://schemas.openxmlformats.org/officeDocument/2006/customXml" ds:itemID="{71910A2F-171A-4618-8A1C-B78140C42247}">
+<ds:datastoreItem xmlns:ds="http://schemas.openxmlformats.org/officeDocument/2006/customXml" ds:itemID="{9EF3B540-DAA6-4195-BC41-1665CD19CDDA}">
   <ds:schemaRefs>
     <ds:schemaRef ds:uri="http://schemas.openxmlformats.org/officeDocument/2006/bibliography"/>
   </ds:schemaRefs>
